--- a/Go-Track-use-case-des.docx
+++ b/Go-Track-use-case-des.docx
@@ -176,6 +176,12 @@
               </w:rPr>
               <w:t>Allow users to authenticate and access the system based on their roles</w:t>
             </w:r>
+            <w:r>
+              <w:rPr>
+                <w:rFonts w:asciiTheme="majorBidi" w:hAnsiTheme="majorBidi" w:cstheme="majorBidi"/>
+              </w:rPr>
+              <w:t>.</w:t>
+            </w:r>
           </w:p>
         </w:tc>
       </w:tr>
@@ -234,6 +240,12 @@
                 <w:rFonts w:asciiTheme="majorBidi" w:hAnsiTheme="majorBidi" w:cstheme="majorBidi"/>
               </w:rPr>
               <w:t>User (Admin, Employee, Customer)</w:t>
+            </w:r>
+            <w:r>
+              <w:rPr>
+                <w:rFonts w:asciiTheme="majorBidi" w:hAnsiTheme="majorBidi" w:cstheme="majorBidi"/>
+              </w:rPr>
+              <w:t>.</w:t>
             </w:r>
           </w:p>
         </w:tc>
@@ -298,6 +310,12 @@
               </w:rPr>
               <w:t>User must have a registered account in the system</w:t>
             </w:r>
+            <w:r>
+              <w:rPr>
+                <w:rFonts w:asciiTheme="majorBidi" w:hAnsiTheme="majorBidi" w:cstheme="majorBidi"/>
+              </w:rPr>
+              <w:t>.</w:t>
+            </w:r>
           </w:p>
           <w:p>
             <w:pPr>
@@ -317,6 +335,12 @@
               </w:rPr>
               <w:t>User must have a registered account in the system</w:t>
             </w:r>
+            <w:r>
+              <w:rPr>
+                <w:rFonts w:asciiTheme="majorBidi" w:hAnsiTheme="majorBidi" w:cstheme="majorBidi"/>
+              </w:rPr>
+              <w:t>.</w:t>
+            </w:r>
           </w:p>
         </w:tc>
       </w:tr>
@@ -380,6 +404,12 @@
               </w:rPr>
               <w:t>User is authenticated and redirected to role-specific dashboard</w:t>
             </w:r>
+            <w:r>
+              <w:rPr>
+                <w:rFonts w:asciiTheme="majorBidi" w:hAnsiTheme="majorBidi" w:cstheme="majorBidi"/>
+              </w:rPr>
+              <w:t>.</w:t>
+            </w:r>
           </w:p>
           <w:p>
             <w:pPr>
@@ -398,6 +428,12 @@
                 <w:rFonts w:asciiTheme="majorBidi" w:hAnsiTheme="majorBidi" w:cstheme="majorBidi"/>
               </w:rPr>
               <w:t>System logs the login activity</w:t>
+            </w:r>
+            <w:r>
+              <w:rPr>
+                <w:rFonts w:asciiTheme="majorBidi" w:hAnsiTheme="majorBidi" w:cstheme="majorBidi"/>
+              </w:rPr>
+              <w:t>.</w:t>
             </w:r>
           </w:p>
         </w:tc>
@@ -467,6 +503,12 @@
               </w:rPr>
               <w:t>User enters email and password</w:t>
             </w:r>
+            <w:r>
+              <w:rPr>
+                <w:rFonts w:asciiTheme="majorBidi" w:hAnsiTheme="majorBidi" w:cstheme="majorBidi"/>
+              </w:rPr>
+              <w:t>.</w:t>
+            </w:r>
           </w:p>
           <w:p>
             <w:pPr>
@@ -491,6 +533,12 @@
               </w:rPr>
               <w:t>System validates credentials</w:t>
             </w:r>
+            <w:r>
+              <w:rPr>
+                <w:rFonts w:asciiTheme="majorBidi" w:hAnsiTheme="majorBidi" w:cstheme="majorBidi"/>
+              </w:rPr>
+              <w:t>.</w:t>
+            </w:r>
           </w:p>
           <w:p>
             <w:pPr>
@@ -515,6 +563,12 @@
               </w:rPr>
               <w:t>System verifies user role and account status</w:t>
             </w:r>
+            <w:r>
+              <w:rPr>
+                <w:rFonts w:asciiTheme="majorBidi" w:hAnsiTheme="majorBidi" w:cstheme="majorBidi"/>
+              </w:rPr>
+              <w:t>.</w:t>
+            </w:r>
           </w:p>
           <w:p>
             <w:pPr>
@@ -539,6 +593,12 @@
               </w:rPr>
               <w:t>System grants access and redirects to appropriate dashboard</w:t>
             </w:r>
+            <w:r>
+              <w:rPr>
+                <w:rFonts w:asciiTheme="majorBidi" w:hAnsiTheme="majorBidi" w:cstheme="majorBidi"/>
+              </w:rPr>
+              <w:t>.</w:t>
+            </w:r>
           </w:p>
         </w:tc>
       </w:tr>
@@ -602,6 +662,12 @@
               </w:rPr>
               <w:t>2a. Invalid credentials: System displays error message and allows retry</w:t>
             </w:r>
+            <w:r>
+              <w:rPr>
+                <w:rFonts w:asciiTheme="majorBidi" w:hAnsiTheme="majorBidi" w:cstheme="majorBidi"/>
+              </w:rPr>
+              <w:t>.</w:t>
+            </w:r>
           </w:p>
           <w:p>
             <w:pPr>
@@ -621,6 +687,12 @@
               </w:rPr>
               <w:t>3a. Inactive account: System displays account deactivation message</w:t>
             </w:r>
+            <w:r>
+              <w:rPr>
+                <w:rFonts w:asciiTheme="majorBidi" w:hAnsiTheme="majorBidi" w:cstheme="majorBidi"/>
+              </w:rPr>
+              <w:t>.</w:t>
+            </w:r>
           </w:p>
           <w:p>
             <w:pPr>
@@ -639,6 +711,12 @@
                 <w:rFonts w:asciiTheme="majorBidi" w:hAnsiTheme="majorBidi" w:cstheme="majorBidi"/>
               </w:rPr>
               <w:t>3b. Multiple failed attempts: System locks account temporarily</w:t>
+            </w:r>
+            <w:r>
+              <w:rPr>
+                <w:rFonts w:asciiTheme="majorBidi" w:hAnsiTheme="majorBidi" w:cstheme="majorBidi"/>
+              </w:rPr>
+              <w:t>.</w:t>
             </w:r>
           </w:p>
           <w:p>
@@ -809,6 +887,12 @@
               </w:rPr>
               <w:t>Allow new customers to create an account in the system</w:t>
             </w:r>
+            <w:r>
+              <w:rPr>
+                <w:rFonts w:asciiTheme="majorBidi" w:hAnsiTheme="majorBidi" w:cstheme="majorBidi"/>
+              </w:rPr>
+              <w:t>.</w:t>
+            </w:r>
           </w:p>
         </w:tc>
       </w:tr>
@@ -911,6 +995,12 @@
               </w:rPr>
               <w:t>User must not have an existing account</w:t>
             </w:r>
+            <w:r>
+              <w:rPr>
+                <w:rFonts w:asciiTheme="majorBidi" w:hAnsiTheme="majorBidi" w:cstheme="majorBidi"/>
+              </w:rPr>
+              <w:t>.</w:t>
+            </w:r>
           </w:p>
         </w:tc>
       </w:tr>
@@ -964,6 +1054,12 @@
               </w:rPr>
               <w:t>New customer account is created</w:t>
             </w:r>
+            <w:r>
+              <w:rPr>
+                <w:rFonts w:asciiTheme="majorBidi" w:hAnsiTheme="majorBidi" w:cstheme="majorBidi"/>
+              </w:rPr>
+              <w:t>.</w:t>
+            </w:r>
           </w:p>
           <w:p>
             <w:pPr>
@@ -982,6 +1078,12 @@
                 <w:rFonts w:asciiTheme="majorBidi" w:hAnsiTheme="majorBidi" w:cstheme="majorBidi"/>
               </w:rPr>
               <w:t>User can log in to the system</w:t>
+            </w:r>
+            <w:r>
+              <w:rPr>
+                <w:rFonts w:asciiTheme="majorBidi" w:hAnsiTheme="majorBidi" w:cstheme="majorBidi"/>
+              </w:rPr>
+              <w:t>.</w:t>
             </w:r>
           </w:p>
           <w:p>
@@ -1076,6 +1178,12 @@
               </w:rPr>
               <w:t>System validates input data</w:t>
             </w:r>
+            <w:r>
+              <w:rPr>
+                <w:rFonts w:asciiTheme="majorBidi" w:hAnsiTheme="majorBidi" w:cstheme="majorBidi"/>
+              </w:rPr>
+              <w:t>.</w:t>
+            </w:r>
           </w:p>
           <w:p>
             <w:pPr>
@@ -1100,6 +1208,12 @@
               </w:rPr>
               <w:t>System checks for duplicate email/phone</w:t>
             </w:r>
+            <w:r>
+              <w:rPr>
+                <w:rFonts w:asciiTheme="majorBidi" w:hAnsiTheme="majorBidi" w:cstheme="majorBidi"/>
+              </w:rPr>
+              <w:t>.</w:t>
+            </w:r>
           </w:p>
           <w:p>
             <w:pPr>
@@ -1124,6 +1238,12 @@
               </w:rPr>
               <w:t>System creates new account with CUSTOMER role</w:t>
             </w:r>
+            <w:r>
+              <w:rPr>
+                <w:rFonts w:asciiTheme="majorBidi" w:hAnsiTheme="majorBidi" w:cstheme="majorBidi"/>
+              </w:rPr>
+              <w:t>.</w:t>
+            </w:r>
           </w:p>
           <w:p>
             <w:pPr>
@@ -1148,6 +1268,12 @@
               </w:rPr>
               <w:t>System sends confirmation</w:t>
             </w:r>
+            <w:r>
+              <w:rPr>
+                <w:rFonts w:asciiTheme="majorBidi" w:hAnsiTheme="majorBidi" w:cstheme="majorBidi"/>
+              </w:rPr>
+              <w:t>.</w:t>
+            </w:r>
           </w:p>
           <w:p>
             <w:pPr>
@@ -1214,6 +1340,12 @@
               </w:rPr>
               <w:t>2a. Invalid data: System displays validation errors</w:t>
             </w:r>
+            <w:r>
+              <w:rPr>
+                <w:rFonts w:asciiTheme="majorBidi" w:hAnsiTheme="majorBidi" w:cstheme="majorBidi"/>
+              </w:rPr>
+              <w:t>.</w:t>
+            </w:r>
           </w:p>
           <w:p>
             <w:pPr>
@@ -1232,6 +1364,12 @@
                 <w:rFonts w:asciiTheme="majorBidi" w:hAnsiTheme="majorBidi" w:cstheme="majorBidi"/>
               </w:rPr>
               <w:t>3a. Duplicate email/phone: System notifies user and requests different information</w:t>
+            </w:r>
+            <w:r>
+              <w:rPr>
+                <w:rFonts w:asciiTheme="majorBidi" w:hAnsiTheme="majorBidi" w:cstheme="majorBidi"/>
+              </w:rPr>
+              <w:t>.</w:t>
             </w:r>
           </w:p>
         </w:tc>
@@ -1311,7 +1449,16 @@
                 <w:iCs/>
                 <w:color w:val="FF0000"/>
               </w:rPr>
-              <w:t>3</w:t>
+              <w:t xml:space="preserve">3 </w:t>
+            </w:r>
+            <w:r>
+              <w:rPr>
+                <w:rFonts w:asciiTheme="majorBidi" w:hAnsiTheme="majorBidi" w:cstheme="majorBidi"/>
+                <w:b/>
+                <w:bCs/>
+                <w:vertAlign w:val="superscript"/>
+              </w:rPr>
+              <w:t>_</w:t>
             </w:r>
             <w:r>
               <w:rPr>
@@ -1320,26 +1467,6 @@
                 <w:bCs/>
                 <w:i/>
                 <w:iCs/>
-                <w:color w:val="FF0000"/>
-              </w:rPr>
-              <w:t xml:space="preserve"> </w:t>
-            </w:r>
-            <w:r>
-              <w:rPr>
-                <w:rFonts w:asciiTheme="majorBidi" w:hAnsiTheme="majorBidi" w:cstheme="majorBidi"/>
-                <w:b/>
-                <w:bCs/>
-                <w:vertAlign w:val="superscript"/>
-              </w:rPr>
-              <w:t>_</w:t>
-            </w:r>
-            <w:r>
-              <w:rPr>
-                <w:rFonts w:asciiTheme="majorBidi" w:hAnsiTheme="majorBidi" w:cstheme="majorBidi"/>
-                <w:b/>
-                <w:bCs/>
-                <w:i/>
-                <w:iCs/>
               </w:rPr>
               <w:t xml:space="preserve"> </w:t>
             </w:r>
@@ -1391,7 +1518,7 @@
               <w:spacing w:line="276" w:lineRule="auto"/>
               <w:jc w:val="lowKashida"/>
               <w:rPr>
-                <w:rFonts w:asciiTheme="majorBidi" w:hAnsiTheme="majorBidi" w:cstheme="majorBidi" w:hint="cs"/>
+                <w:rFonts w:asciiTheme="majorBidi" w:hAnsiTheme="majorBidi" w:cstheme="majorBidi"/>
                 <w:rtl/>
                 <w:lang w:bidi="ar-EG"/>
               </w:rPr>
@@ -1664,7 +1791,13 @@
               <w:rPr>
                 <w:rFonts w:asciiTheme="majorBidi" w:hAnsiTheme="majorBidi" w:cstheme="majorBidi"/>
               </w:rPr>
-              <w:t>System validates the new data (e.g., checks if Phone Number is unique per Enhancement Task 4).</w:t>
+              <w:t xml:space="preserve">System validates the new data </w:t>
+            </w:r>
+            <w:r>
+              <w:rPr>
+                <w:rFonts w:asciiTheme="majorBidi" w:hAnsiTheme="majorBidi" w:cstheme="majorBidi"/>
+              </w:rPr>
+              <w:t>.</w:t>
             </w:r>
           </w:p>
           <w:p>
@@ -1874,7 +2007,16 @@
                 <w:iCs/>
                 <w:color w:val="FF0000"/>
               </w:rPr>
-              <w:t>4</w:t>
+              <w:t xml:space="preserve">4 </w:t>
+            </w:r>
+            <w:r>
+              <w:rPr>
+                <w:rFonts w:asciiTheme="majorBidi" w:hAnsiTheme="majorBidi" w:cstheme="majorBidi"/>
+                <w:b/>
+                <w:bCs/>
+                <w:vertAlign w:val="superscript"/>
+              </w:rPr>
+              <w:t>_</w:t>
             </w:r>
             <w:r>
               <w:rPr>
@@ -1883,26 +2025,6 @@
                 <w:bCs/>
                 <w:i/>
                 <w:iCs/>
-                <w:color w:val="FF0000"/>
-              </w:rPr>
-              <w:t xml:space="preserve"> </w:t>
-            </w:r>
-            <w:r>
-              <w:rPr>
-                <w:rFonts w:asciiTheme="majorBidi" w:hAnsiTheme="majorBidi" w:cstheme="majorBidi"/>
-                <w:b/>
-                <w:bCs/>
-                <w:vertAlign w:val="superscript"/>
-              </w:rPr>
-              <w:t>_</w:t>
-            </w:r>
-            <w:r>
-              <w:rPr>
-                <w:rFonts w:asciiTheme="majorBidi" w:hAnsiTheme="majorBidi" w:cstheme="majorBidi"/>
-                <w:b/>
-                <w:bCs/>
-                <w:i/>
-                <w:iCs/>
               </w:rPr>
               <w:t xml:space="preserve"> </w:t>
             </w:r>
@@ -1954,7 +2076,7 @@
               <w:spacing w:line="276" w:lineRule="auto"/>
               <w:jc w:val="lowKashida"/>
               <w:rPr>
-                <w:rFonts w:asciiTheme="majorBidi" w:hAnsiTheme="majorBidi" w:cstheme="majorBidi" w:hint="cs"/>
+                <w:rFonts w:asciiTheme="majorBidi" w:hAnsiTheme="majorBidi" w:cstheme="majorBidi"/>
                 <w:rtl/>
                 <w:lang w:bidi="ar-EG"/>
               </w:rPr>
@@ -2648,6 +2770,12 @@
               </w:rPr>
               <w:t>Customer is logged in</w:t>
             </w:r>
+            <w:r>
+              <w:rPr>
+                <w:rFonts w:asciiTheme="majorBidi" w:hAnsiTheme="majorBidi" w:cstheme="majorBidi"/>
+              </w:rPr>
+              <w:t>.</w:t>
+            </w:r>
           </w:p>
         </w:tc>
       </w:tr>
@@ -2701,6 +2829,12 @@
               </w:rPr>
               <w:t>A new Pickup Request is created with status PENDING</w:t>
             </w:r>
+            <w:r>
+              <w:rPr>
+                <w:rFonts w:asciiTheme="majorBidi" w:hAnsiTheme="majorBidi" w:cstheme="majorBidi"/>
+              </w:rPr>
+              <w:t>.</w:t>
+            </w:r>
           </w:p>
           <w:p>
             <w:pPr>
@@ -2725,6 +2859,12 @@
                 <w:rFonts w:asciiTheme="majorBidi" w:hAnsiTheme="majorBidi" w:cstheme="majorBidi"/>
               </w:rPr>
               <w:t>oyees</w:t>
+            </w:r>
+            <w:r>
+              <w:rPr>
+                <w:rFonts w:asciiTheme="majorBidi" w:hAnsiTheme="majorBidi" w:cstheme="majorBidi"/>
+              </w:rPr>
+              <w:t>.</w:t>
             </w:r>
           </w:p>
         </w:tc>
@@ -2908,6 +3048,12 @@
                 <w:rFonts w:asciiTheme="majorBidi" w:hAnsiTheme="majorBidi" w:cstheme="majorBidi"/>
               </w:rPr>
               <w:t>2a. Invalid address: System prompts user to correct the address</w:t>
+            </w:r>
+            <w:r>
+              <w:rPr>
+                <w:rFonts w:asciiTheme="majorBidi" w:hAnsiTheme="majorBidi" w:cstheme="majorBidi"/>
+              </w:rPr>
+              <w:t>.</w:t>
             </w:r>
           </w:p>
         </w:tc>
@@ -3075,6 +3221,12 @@
               </w:rPr>
               <w:t>Allow customers to cancel a pending pickup request</w:t>
             </w:r>
+            <w:r>
+              <w:rPr>
+                <w:rFonts w:asciiTheme="majorBidi" w:hAnsiTheme="majorBidi" w:cstheme="majorBidi"/>
+              </w:rPr>
+              <w:t>.</w:t>
+            </w:r>
           </w:p>
         </w:tc>
       </w:tr>
@@ -3189,6 +3341,12 @@
               </w:rPr>
               <w:t>COURIER_ASSIGNED</w:t>
             </w:r>
+            <w:r>
+              <w:rPr>
+                <w:rFonts w:asciiTheme="majorBidi" w:hAnsiTheme="majorBidi" w:cstheme="majorBidi"/>
+              </w:rPr>
+              <w:t>.</w:t>
+            </w:r>
           </w:p>
         </w:tc>
       </w:tr>
@@ -3241,6 +3399,12 @@
                 <w:rFonts w:asciiTheme="majorBidi" w:hAnsiTheme="majorBidi" w:cstheme="majorBidi"/>
               </w:rPr>
               <w:t>Request status updates to CANCELED</w:t>
+            </w:r>
+            <w:r>
+              <w:rPr>
+                <w:rFonts w:asciiTheme="majorBidi" w:hAnsiTheme="majorBidi" w:cstheme="majorBidi"/>
+              </w:rPr>
+              <w:t>.</w:t>
             </w:r>
           </w:p>
         </w:tc>
@@ -3711,6 +3875,12 @@
               </w:rPr>
               <w:t>Employee is logged in</w:t>
             </w:r>
+            <w:r>
+              <w:rPr>
+                <w:rFonts w:asciiTheme="majorBidi" w:hAnsiTheme="majorBidi" w:cstheme="majorBidi"/>
+              </w:rPr>
+              <w:t>.</w:t>
+            </w:r>
           </w:p>
           <w:p>
             <w:pPr>
@@ -3728,7 +3898,13 @@
               <w:rPr>
                 <w:rFonts w:asciiTheme="majorBidi" w:hAnsiTheme="majorBidi" w:cstheme="majorBidi"/>
               </w:rPr>
-              <w:t xml:space="preserve">There are PENDING Requests </w:t>
+              <w:t>There are PENDING Requests</w:t>
+            </w:r>
+            <w:r>
+              <w:rPr>
+                <w:rFonts w:asciiTheme="majorBidi" w:hAnsiTheme="majorBidi" w:cstheme="majorBidi"/>
+              </w:rPr>
+              <w:t>.</w:t>
             </w:r>
           </w:p>
         </w:tc>
@@ -3782,6 +3958,12 @@
                 <w:rFonts w:asciiTheme="majorBidi" w:hAnsiTheme="majorBidi" w:cstheme="majorBidi"/>
               </w:rPr>
               <w:t>Request status becomes ACCEPTED</w:t>
+            </w:r>
+            <w:r>
+              <w:rPr>
+                <w:rFonts w:asciiTheme="majorBidi" w:hAnsiTheme="majorBidi" w:cstheme="majorBidi"/>
+              </w:rPr>
+              <w:t>.</w:t>
             </w:r>
           </w:p>
           <w:p>
@@ -4199,7 +4381,7 @@
               <w:spacing w:line="276" w:lineRule="auto"/>
               <w:jc w:val="lowKashida"/>
               <w:rPr>
-                <w:rFonts w:asciiTheme="majorBidi" w:hAnsiTheme="majorBidi" w:cstheme="majorBidi" w:hint="cs"/>
+                <w:rFonts w:asciiTheme="majorBidi" w:hAnsiTheme="majorBidi" w:cstheme="majorBidi"/>
                 <w:rtl/>
                 <w:lang w:bidi="ar-EG"/>
               </w:rPr>
@@ -5283,7 +5465,19 @@
               <w:rPr>
                 <w:rFonts w:asciiTheme="majorBidi" w:hAnsiTheme="majorBidi" w:cstheme="majorBidi"/>
               </w:rPr>
-              <w:t>Create a new shipment record in the system.</w:t>
+              <w:t xml:space="preserve">View and Filter, all shipments by </w:t>
+            </w:r>
+            <w:r>
+              <w:rPr>
+                <w:rFonts w:asciiTheme="majorBidi" w:hAnsiTheme="majorBidi" w:cstheme="majorBidi"/>
+              </w:rPr>
+              <w:t>status, branch, date</w:t>
+            </w:r>
+            <w:r>
+              <w:rPr>
+                <w:rFonts w:asciiTheme="majorBidi" w:hAnsiTheme="majorBidi" w:cstheme="majorBidi"/>
+              </w:rPr>
+              <w:t>.</w:t>
             </w:r>
           </w:p>
         </w:tc>
@@ -5438,7 +5632,31 @@
               <w:rPr>
                 <w:rFonts w:asciiTheme="majorBidi" w:hAnsiTheme="majorBidi" w:cstheme="majorBidi"/>
               </w:rPr>
-              <w:t>Shipment status is updated or data is exported.</w:t>
+              <w:t xml:space="preserve">Shipment status is </w:t>
+            </w:r>
+            <w:r>
+              <w:rPr>
+                <w:rFonts w:asciiTheme="majorBidi" w:hAnsiTheme="majorBidi" w:cstheme="majorBidi"/>
+              </w:rPr>
+              <w:t>viewed</w:t>
+            </w:r>
+            <w:r>
+              <w:rPr>
+                <w:rFonts w:asciiTheme="majorBidi" w:hAnsiTheme="majorBidi" w:cstheme="majorBidi"/>
+              </w:rPr>
+              <w:t xml:space="preserve"> </w:t>
+            </w:r>
+            <w:r>
+              <w:rPr>
+                <w:rFonts w:asciiTheme="majorBidi" w:hAnsiTheme="majorBidi" w:cstheme="majorBidi"/>
+              </w:rPr>
+              <w:t>and</w:t>
+            </w:r>
+            <w:r>
+              <w:rPr>
+                <w:rFonts w:asciiTheme="majorBidi" w:hAnsiTheme="majorBidi" w:cstheme="majorBidi"/>
+              </w:rPr>
+              <w:t xml:space="preserve"> data is exported.</w:t>
             </w:r>
           </w:p>
         </w:tc>
@@ -5521,98 +5739,6 @@
               <w:t>Employee filters shipments (by status, branch, date).</w:t>
             </w:r>
           </w:p>
-          <w:p>
-            <w:pPr>
-              <w:numPr>
-                <w:ilvl w:val="0"/>
-                <w:numId w:val="20"/>
-              </w:numPr>
-              <w:tabs>
-                <w:tab w:val="clear" w:pos="720"/>
-              </w:tabs>
-              <w:spacing w:line="276" w:lineRule="auto"/>
-              <w:ind w:left="609"/>
-              <w:jc w:val="lowKashida"/>
-              <w:rPr>
-                <w:rFonts w:asciiTheme="majorBidi" w:hAnsiTheme="majorBidi" w:cstheme="majorBidi"/>
-              </w:rPr>
-            </w:pPr>
-            <w:r>
-              <w:rPr>
-                <w:rFonts w:asciiTheme="majorBidi" w:hAnsiTheme="majorBidi" w:cstheme="majorBidi"/>
-              </w:rPr>
-              <w:t>Employee selects a shipment to update its status (e.g., to IN TRANSIT).</w:t>
-            </w:r>
-          </w:p>
-          <w:p>
-            <w:pPr>
-              <w:numPr>
-                <w:ilvl w:val="0"/>
-                <w:numId w:val="20"/>
-              </w:numPr>
-              <w:tabs>
-                <w:tab w:val="clear" w:pos="720"/>
-              </w:tabs>
-              <w:spacing w:line="276" w:lineRule="auto"/>
-              <w:ind w:left="609"/>
-              <w:jc w:val="lowKashida"/>
-              <w:rPr>
-                <w:rFonts w:asciiTheme="majorBidi" w:hAnsiTheme="majorBidi" w:cstheme="majorBidi"/>
-              </w:rPr>
-            </w:pPr>
-            <w:r>
-              <w:rPr>
-                <w:rFonts w:asciiTheme="majorBidi" w:hAnsiTheme="majorBidi" w:cstheme="majorBidi"/>
-              </w:rPr>
-              <w:t>System updates the status and logs the change.</w:t>
-            </w:r>
-          </w:p>
-          <w:p>
-            <w:pPr>
-              <w:numPr>
-                <w:ilvl w:val="0"/>
-                <w:numId w:val="20"/>
-              </w:numPr>
-              <w:tabs>
-                <w:tab w:val="clear" w:pos="720"/>
-              </w:tabs>
-              <w:spacing w:line="276" w:lineRule="auto"/>
-              <w:ind w:left="609"/>
-              <w:jc w:val="lowKashida"/>
-              <w:rPr>
-                <w:rFonts w:asciiTheme="majorBidi" w:hAnsiTheme="majorBidi" w:cstheme="majorBidi"/>
-              </w:rPr>
-            </w:pPr>
-            <w:r>
-              <w:rPr>
-                <w:rFonts w:asciiTheme="majorBidi" w:hAnsiTheme="majorBidi" w:cstheme="majorBidi"/>
-              </w:rPr>
-              <w:t>(Optional Extension) Employee selects "Generate Report".</w:t>
-            </w:r>
-          </w:p>
-          <w:p>
-            <w:pPr>
-              <w:numPr>
-                <w:ilvl w:val="0"/>
-                <w:numId w:val="20"/>
-              </w:numPr>
-              <w:tabs>
-                <w:tab w:val="clear" w:pos="720"/>
-              </w:tabs>
-              <w:spacing w:line="276" w:lineRule="auto"/>
-              <w:ind w:left="609"/>
-              <w:jc w:val="lowKashida"/>
-              <w:rPr>
-                <w:rFonts w:asciiTheme="majorBidi" w:hAnsiTheme="majorBidi" w:cstheme="majorBidi"/>
-              </w:rPr>
-            </w:pPr>
-            <w:r>
-              <w:rPr>
-                <w:rFonts w:asciiTheme="majorBidi" w:hAnsiTheme="majorBidi" w:cstheme="majorBidi"/>
-              </w:rPr>
-              <w:t>System generates a PDF/Excel report of the filtered shipments.</w:t>
-            </w:r>
-          </w:p>
         </w:tc>
       </w:tr>
       <w:tr>
@@ -5668,19 +5794,26 @@
               <w:rPr>
                 <w:rFonts w:asciiTheme="majorBidi" w:hAnsiTheme="majorBidi" w:cstheme="majorBidi"/>
               </w:rPr>
-              <w:t>6a. Empty Report Data: If the filter criteria result in no shipments, the system displays a message: "No data found for the selected criteria" instead of generating an empty file.</w:t>
-            </w:r>
-          </w:p>
-          <w:p>
-            <w:pPr>
-              <w:pStyle w:val="ListParagraph"/>
-              <w:spacing w:line="276" w:lineRule="auto"/>
-              <w:ind w:left="526"/>
-              <w:jc w:val="both"/>
-              <w:rPr>
-                <w:rFonts w:asciiTheme="majorBidi" w:hAnsiTheme="majorBidi" w:cstheme="majorBidi"/>
-              </w:rPr>
-            </w:pPr>
+              <w:t>2</w:t>
+            </w:r>
+            <w:r>
+              <w:rPr>
+                <w:rFonts w:asciiTheme="majorBidi" w:hAnsiTheme="majorBidi" w:cstheme="majorBidi"/>
+              </w:rPr>
+              <w:t>a</w:t>
+            </w:r>
+            <w:r>
+              <w:rPr>
+                <w:rFonts w:asciiTheme="majorBidi" w:hAnsiTheme="majorBidi" w:cstheme="majorBidi"/>
+              </w:rPr>
+              <w:t>. No Results: Filters return zero matches; system displays "No shipments found" and allows filter reset</w:t>
+            </w:r>
+            <w:r>
+              <w:rPr>
+                <w:rFonts w:asciiTheme="majorBidi" w:hAnsiTheme="majorBidi" w:cstheme="majorBidi"/>
+              </w:rPr>
+              <w:t>.</w:t>
+            </w:r>
           </w:p>
         </w:tc>
       </w:tr>
@@ -5758,7 +5891,7 @@
                 <w:iCs/>
                 <w:color w:val="FF0000"/>
               </w:rPr>
-              <w:t>9</w:t>
+              <w:t>1</w:t>
             </w:r>
             <w:r>
               <w:rPr>
@@ -5769,16 +5902,7 @@
                 <w:iCs/>
                 <w:color w:val="FF0000"/>
               </w:rPr>
-              <w:t xml:space="preserve"> </w:t>
-            </w:r>
-            <w:r>
-              <w:rPr>
-                <w:rFonts w:asciiTheme="majorBidi" w:hAnsiTheme="majorBidi" w:cstheme="majorBidi"/>
-                <w:b/>
-                <w:bCs/>
-                <w:vertAlign w:val="superscript"/>
-              </w:rPr>
-              <w:t>_</w:t>
+              <w:t>1</w:t>
             </w:r>
             <w:r>
               <w:rPr>
@@ -5787,16 +5911,44 @@
                 <w:bCs/>
                 <w:i/>
                 <w:iCs/>
+                <w:color w:val="FF0000"/>
               </w:rPr>
               <w:t xml:space="preserve"> </w:t>
             </w:r>
             <w:r>
               <w:rPr>
+                <w:rFonts w:asciiTheme="majorBidi" w:hAnsiTheme="majorBidi" w:cstheme="majorBidi"/>
+                <w:b/>
+                <w:bCs/>
+                <w:vertAlign w:val="superscript"/>
+              </w:rPr>
+              <w:t>_</w:t>
+            </w:r>
+            <w:r>
+              <w:rPr>
+                <w:rFonts w:asciiTheme="majorBidi" w:hAnsiTheme="majorBidi" w:cstheme="majorBidi"/>
+                <w:b/>
+                <w:bCs/>
+                <w:i/>
+                <w:iCs/>
+              </w:rPr>
+              <w:t xml:space="preserve"> </w:t>
+            </w:r>
+            <w:r>
+              <w:rPr>
                 <w:rFonts w:asciiTheme="majorBidi" w:hAnsiTheme="majorBidi"/>
                 <w:b/>
                 <w:bCs/>
               </w:rPr>
-              <w:t>Track Inventory</w:t>
+              <w:t>Export Data</w:t>
+            </w:r>
+            <w:r>
+              <w:rPr>
+                <w:rFonts w:asciiTheme="majorBidi" w:hAnsiTheme="majorBidi"/>
+                <w:b/>
+                <w:bCs/>
+              </w:rPr>
+              <w:t xml:space="preserve"> </w:t>
             </w:r>
           </w:p>
         </w:tc>
@@ -5845,13 +5997,7 @@
               <w:rPr>
                 <w:rFonts w:asciiTheme="majorBidi" w:hAnsiTheme="majorBidi" w:cstheme="majorBidi"/>
               </w:rPr>
-              <w:t>Allow Admin to monitor warehouse stock and product categories</w:t>
-            </w:r>
-            <w:r>
-              <w:rPr>
-                <w:rFonts w:asciiTheme="majorBidi" w:hAnsiTheme="majorBidi" w:cstheme="majorBidi"/>
-              </w:rPr>
-              <w:t>.</w:t>
+              <w:t>Allow authorized users (Admin/Employee) to download system data (shipments, financial records, inventory) into external formats like Excel or CSV for offline analysis and reporting.</w:t>
             </w:r>
           </w:p>
         </w:tc>
@@ -5900,7 +6046,7 @@
               <w:rPr>
                 <w:rFonts w:asciiTheme="majorBidi" w:hAnsiTheme="majorBidi" w:cstheme="majorBidi"/>
               </w:rPr>
-              <w:t>Admin</w:t>
+              <w:t>Admin, Employee</w:t>
             </w:r>
           </w:p>
         </w:tc>
@@ -5953,7 +6099,7 @@
               <w:rPr>
                 <w:rFonts w:asciiTheme="majorBidi" w:hAnsiTheme="majorBidi" w:cstheme="majorBidi"/>
               </w:rPr>
-              <w:t>Admin is logged in</w:t>
+              <w:t>User is logged in and has permission to view the data.</w:t>
             </w:r>
           </w:p>
         </w:tc>
@@ -6006,8 +6152,17 @@
               <w:rPr>
                 <w:rFonts w:asciiTheme="majorBidi" w:hAnsiTheme="majorBidi" w:cstheme="majorBidi"/>
               </w:rPr>
-              <w:t>Inventory levels are viewed or categories are updated.</w:t>
-            </w:r>
+              <w:t>An Excel or CSV file is generated and downloaded to the user's device.</w:t>
+            </w:r>
+          </w:p>
+          <w:p>
+            <w:pPr>
+              <w:pStyle w:val="ListParagraph"/>
+              <w:ind w:left="526"/>
+              <w:rPr>
+                <w:rFonts w:asciiTheme="majorBidi" w:hAnsiTheme="majorBidi" w:cstheme="majorBidi"/>
+              </w:rPr>
+            </w:pPr>
           </w:p>
         </w:tc>
       </w:tr>
@@ -6047,13 +6202,13 @@
             <w:pPr>
               <w:numPr>
                 <w:ilvl w:val="0"/>
-                <w:numId w:val="21"/>
+                <w:numId w:val="41"/>
               </w:numPr>
               <w:tabs>
                 <w:tab w:val="clear" w:pos="720"/>
               </w:tabs>
               <w:spacing w:line="276" w:lineRule="auto"/>
-              <w:ind w:left="609"/>
+              <w:ind w:left="520"/>
               <w:jc w:val="lowKashida"/>
               <w:rPr>
                 <w:rFonts w:asciiTheme="majorBidi" w:hAnsiTheme="majorBidi" w:cstheme="majorBidi"/>
@@ -6063,20 +6218,32 @@
               <w:rPr>
                 <w:rFonts w:asciiTheme="majorBidi" w:hAnsiTheme="majorBidi" w:cstheme="majorBidi"/>
               </w:rPr>
-              <w:t>Admin views the list of inventory items.</w:t>
+              <w:t>User navigates to Manage Shipment</w:t>
+            </w:r>
+            <w:r>
+              <w:rPr>
+                <w:rFonts w:asciiTheme="majorBidi" w:hAnsiTheme="majorBidi" w:cstheme="majorBidi"/>
+              </w:rPr>
+              <w:t xml:space="preserve"> </w:t>
+            </w:r>
+            <w:r>
+              <w:rPr>
+                <w:rFonts w:asciiTheme="majorBidi" w:hAnsiTheme="majorBidi" w:cstheme="majorBidi"/>
+              </w:rPr>
+              <w:t>and views the list of records.</w:t>
             </w:r>
           </w:p>
           <w:p>
             <w:pPr>
               <w:numPr>
                 <w:ilvl w:val="0"/>
-                <w:numId w:val="21"/>
+                <w:numId w:val="41"/>
               </w:numPr>
               <w:tabs>
                 <w:tab w:val="clear" w:pos="720"/>
               </w:tabs>
               <w:spacing w:line="276" w:lineRule="auto"/>
-              <w:ind w:left="609"/>
+              <w:ind w:left="520"/>
               <w:jc w:val="lowKashida"/>
               <w:rPr>
                 <w:rFonts w:asciiTheme="majorBidi" w:hAnsiTheme="majorBidi" w:cstheme="majorBidi"/>
@@ -6086,20 +6253,26 @@
               <w:rPr>
                 <w:rFonts w:asciiTheme="majorBidi" w:hAnsiTheme="majorBidi" w:cstheme="majorBidi"/>
               </w:rPr>
-              <w:t>System invokes Manage Product Category (Include relationship).</w:t>
+              <w:t>User applies filters (by date, status, branch) to narrow down the data</w:t>
+            </w:r>
+            <w:r>
+              <w:rPr>
+                <w:rFonts w:asciiTheme="majorBidi" w:hAnsiTheme="majorBidi" w:cstheme="majorBidi"/>
+              </w:rPr>
+              <w:t>.</w:t>
             </w:r>
           </w:p>
           <w:p>
             <w:pPr>
               <w:numPr>
                 <w:ilvl w:val="0"/>
-                <w:numId w:val="21"/>
+                <w:numId w:val="41"/>
               </w:numPr>
               <w:tabs>
                 <w:tab w:val="clear" w:pos="720"/>
               </w:tabs>
               <w:spacing w:line="276" w:lineRule="auto"/>
-              <w:ind w:left="609"/>
+              <w:ind w:left="520"/>
               <w:jc w:val="lowKashida"/>
               <w:rPr>
                 <w:rFonts w:asciiTheme="majorBidi" w:hAnsiTheme="majorBidi" w:cstheme="majorBidi"/>
@@ -6109,20 +6282,20 @@
               <w:rPr>
                 <w:rFonts w:asciiTheme="majorBidi" w:hAnsiTheme="majorBidi" w:cstheme="majorBidi"/>
               </w:rPr>
-              <w:t>Admin views or creates a new Product Category.</w:t>
+              <w:t>User clicks the "Export Data" button.</w:t>
             </w:r>
           </w:p>
           <w:p>
             <w:pPr>
               <w:numPr>
                 <w:ilvl w:val="0"/>
-                <w:numId w:val="21"/>
+                <w:numId w:val="41"/>
               </w:numPr>
               <w:tabs>
                 <w:tab w:val="clear" w:pos="720"/>
               </w:tabs>
               <w:spacing w:line="276" w:lineRule="auto"/>
-              <w:ind w:left="609"/>
+              <w:ind w:left="520"/>
               <w:jc w:val="lowKashida"/>
               <w:rPr>
                 <w:rFonts w:asciiTheme="majorBidi" w:hAnsiTheme="majorBidi" w:cstheme="majorBidi"/>
@@ -6132,20 +6305,20 @@
               <w:rPr>
                 <w:rFonts w:asciiTheme="majorBidi" w:hAnsiTheme="majorBidi" w:cstheme="majorBidi"/>
               </w:rPr>
-              <w:t>Admin updates the stock level of a specific item.</w:t>
+              <w:t>System retrieves the filtered data from the database.</w:t>
             </w:r>
           </w:p>
           <w:p>
             <w:pPr>
               <w:numPr>
                 <w:ilvl w:val="0"/>
-                <w:numId w:val="21"/>
+                <w:numId w:val="41"/>
               </w:numPr>
               <w:tabs>
                 <w:tab w:val="clear" w:pos="720"/>
               </w:tabs>
               <w:spacing w:line="276" w:lineRule="auto"/>
-              <w:ind w:left="609"/>
+              <w:ind w:left="520"/>
               <w:jc w:val="lowKashida"/>
               <w:rPr>
                 <w:rFonts w:asciiTheme="majorBidi" w:hAnsiTheme="majorBidi" w:cstheme="majorBidi"/>
@@ -6155,8 +6328,30 @@
               <w:rPr>
                 <w:rFonts w:asciiTheme="majorBidi" w:hAnsiTheme="majorBidi" w:cstheme="majorBidi"/>
               </w:rPr>
-              <w:lastRenderedPageBreak/>
-              <w:t>System updates the INVENTORY_ITEMS table.</w:t>
+              <w:t>System formats the data into the requested file type (Excel/CSV).</w:t>
+            </w:r>
+          </w:p>
+          <w:p>
+            <w:pPr>
+              <w:numPr>
+                <w:ilvl w:val="0"/>
+                <w:numId w:val="41"/>
+              </w:numPr>
+              <w:tabs>
+                <w:tab w:val="clear" w:pos="720"/>
+              </w:tabs>
+              <w:spacing w:line="276" w:lineRule="auto"/>
+              <w:ind w:left="520"/>
+              <w:jc w:val="lowKashida"/>
+              <w:rPr>
+                <w:rFonts w:asciiTheme="majorBidi" w:hAnsiTheme="majorBidi" w:cstheme="majorBidi"/>
+              </w:rPr>
+            </w:pPr>
+            <w:r>
+              <w:rPr>
+                <w:rFonts w:asciiTheme="majorBidi" w:hAnsiTheme="majorBidi" w:cstheme="majorBidi"/>
+              </w:rPr>
+              <w:t>System initiates the file download to the user's browser.</w:t>
             </w:r>
           </w:p>
         </w:tc>
@@ -6215,7 +6410,7 @@
               <w:rPr>
                 <w:rFonts w:asciiTheme="majorBidi" w:hAnsiTheme="majorBidi" w:cstheme="majorBidi"/>
               </w:rPr>
-              <w:t>3a. Duplicate Category Name: If the Admin tries to create a product category with a name that already exists, the system displays: "Category name must be unique."</w:t>
+              <w:t>2a. No Data to Export: If the filters result in zero records, the system displays a message: "No data available to export based on current filters."</w:t>
             </w:r>
           </w:p>
           <w:p>
@@ -6236,7 +6431,7 @@
               <w:rPr>
                 <w:rFonts w:asciiTheme="majorBidi" w:hAnsiTheme="majorBidi" w:cstheme="majorBidi"/>
               </w:rPr>
-              <w:t>4a. Negative Stock Level: If the Admin updates the stock level to a negative number, the system rejects the update and displays: "Stock quantity cannot be negative."</w:t>
+              <w:t>5a. Large Data Volume: If the dataset exceeds the system limit (e.g., &gt;10,000 rows), the system displays a warning: "Data volume too large. Please narrow your date range or filters."</w:t>
             </w:r>
           </w:p>
           <w:p>
@@ -6326,7 +6521,7 @@
                 <w:iCs/>
                 <w:color w:val="FF0000"/>
               </w:rPr>
-              <w:t>1</w:t>
+              <w:t>12</w:t>
             </w:r>
             <w:r>
               <w:rPr>
@@ -6337,7 +6532,16 @@
                 <w:iCs/>
                 <w:color w:val="FF0000"/>
               </w:rPr>
-              <w:t>1</w:t>
+              <w:t xml:space="preserve"> </w:t>
+            </w:r>
+            <w:r>
+              <w:rPr>
+                <w:rFonts w:asciiTheme="majorBidi" w:hAnsiTheme="majorBidi" w:cstheme="majorBidi"/>
+                <w:b/>
+                <w:bCs/>
+                <w:vertAlign w:val="superscript"/>
+              </w:rPr>
+              <w:t>_</w:t>
             </w:r>
             <w:r>
               <w:rPr>
@@ -6346,36 +6550,16 @@
                 <w:bCs/>
                 <w:i/>
                 <w:iCs/>
-                <w:color w:val="FF0000"/>
               </w:rPr>
               <w:t xml:space="preserve"> </w:t>
             </w:r>
             <w:r>
               <w:rPr>
-                <w:rFonts w:asciiTheme="majorBidi" w:hAnsiTheme="majorBidi" w:cstheme="majorBidi"/>
-                <w:b/>
-                <w:bCs/>
-                <w:vertAlign w:val="superscript"/>
-              </w:rPr>
-              <w:t>_</w:t>
-            </w:r>
-            <w:r>
-              <w:rPr>
-                <w:rFonts w:asciiTheme="majorBidi" w:hAnsiTheme="majorBidi" w:cstheme="majorBidi"/>
-                <w:b/>
-                <w:bCs/>
-                <w:i/>
-                <w:iCs/>
-              </w:rPr>
-              <w:t xml:space="preserve"> </w:t>
-            </w:r>
-            <w:r>
-              <w:rPr>
                 <w:rFonts w:asciiTheme="majorBidi" w:hAnsiTheme="majorBidi"/>
                 <w:b/>
                 <w:bCs/>
               </w:rPr>
-              <w:t>Manage Users Account</w:t>
+              <w:t>Track Inventory</w:t>
             </w:r>
           </w:p>
         </w:tc>
@@ -6424,7 +6608,13 @@
               <w:rPr>
                 <w:rFonts w:asciiTheme="majorBidi" w:hAnsiTheme="majorBidi" w:cstheme="majorBidi"/>
               </w:rPr>
-              <w:t>Allow Admin to create or update employee/courier accounts.</w:t>
+              <w:t>Allow Admin to monitor warehouse stock and product categories</w:t>
+            </w:r>
+            <w:r>
+              <w:rPr>
+                <w:rFonts w:asciiTheme="majorBidi" w:hAnsiTheme="majorBidi" w:cstheme="majorBidi"/>
+              </w:rPr>
+              <w:t>.</w:t>
             </w:r>
           </w:p>
         </w:tc>
@@ -6579,19 +6769,7 @@
               <w:rPr>
                 <w:rFonts w:asciiTheme="majorBidi" w:hAnsiTheme="majorBidi" w:cstheme="majorBidi"/>
               </w:rPr>
-              <w:t>User account is updated</w:t>
-            </w:r>
-            <w:r>
-              <w:rPr>
-                <w:rFonts w:asciiTheme="majorBidi" w:hAnsiTheme="majorBidi" w:cstheme="majorBidi"/>
-              </w:rPr>
-              <w:t xml:space="preserve"> </w:t>
-            </w:r>
-            <w:r>
-              <w:rPr>
-                <w:rFonts w:asciiTheme="majorBidi" w:hAnsiTheme="majorBidi" w:cstheme="majorBidi"/>
-              </w:rPr>
-              <w:t>and assigned to a branch.</w:t>
+              <w:t>Inventory levels are viewed or categories are updated.</w:t>
             </w:r>
           </w:p>
         </w:tc>
@@ -6632,13 +6810,13 @@
             <w:pPr>
               <w:numPr>
                 <w:ilvl w:val="0"/>
-                <w:numId w:val="23"/>
+                <w:numId w:val="21"/>
               </w:numPr>
               <w:tabs>
                 <w:tab w:val="clear" w:pos="720"/>
               </w:tabs>
               <w:spacing w:line="276" w:lineRule="auto"/>
-              <w:ind w:left="519"/>
+              <w:ind w:left="609"/>
               <w:jc w:val="lowKashida"/>
               <w:rPr>
                 <w:rFonts w:asciiTheme="majorBidi" w:hAnsiTheme="majorBidi" w:cstheme="majorBidi"/>
@@ -6648,20 +6826,20 @@
               <w:rPr>
                 <w:rFonts w:asciiTheme="majorBidi" w:hAnsiTheme="majorBidi" w:cstheme="majorBidi"/>
               </w:rPr>
-              <w:t>Admin enters user details (Name, Phone, Role).</w:t>
+              <w:t>Admin views the list of inventory items.</w:t>
             </w:r>
           </w:p>
           <w:p>
             <w:pPr>
               <w:numPr>
                 <w:ilvl w:val="0"/>
-                <w:numId w:val="23"/>
+                <w:numId w:val="21"/>
               </w:numPr>
               <w:tabs>
                 <w:tab w:val="clear" w:pos="720"/>
               </w:tabs>
               <w:spacing w:line="276" w:lineRule="auto"/>
-              <w:ind w:left="519"/>
+              <w:ind w:left="609"/>
               <w:jc w:val="lowKashida"/>
               <w:rPr>
                 <w:rFonts w:asciiTheme="majorBidi" w:hAnsiTheme="majorBidi" w:cstheme="majorBidi"/>
@@ -6671,20 +6849,20 @@
               <w:rPr>
                 <w:rFonts w:asciiTheme="majorBidi" w:hAnsiTheme="majorBidi" w:cstheme="majorBidi"/>
               </w:rPr>
-              <w:t>System invokes Assign Branch (included relationship)</w:t>
+              <w:t>System invokes Manage Product Category (Include relationship).</w:t>
             </w:r>
           </w:p>
           <w:p>
             <w:pPr>
               <w:numPr>
                 <w:ilvl w:val="0"/>
-                <w:numId w:val="23"/>
+                <w:numId w:val="21"/>
               </w:numPr>
               <w:tabs>
                 <w:tab w:val="clear" w:pos="720"/>
               </w:tabs>
               <w:spacing w:line="276" w:lineRule="auto"/>
-              <w:ind w:left="519"/>
+              <w:ind w:left="609"/>
               <w:jc w:val="lowKashida"/>
               <w:rPr>
                 <w:rFonts w:asciiTheme="majorBidi" w:hAnsiTheme="majorBidi" w:cstheme="majorBidi"/>
@@ -6694,20 +6872,20 @@
               <w:rPr>
                 <w:rFonts w:asciiTheme="majorBidi" w:hAnsiTheme="majorBidi" w:cstheme="majorBidi"/>
               </w:rPr>
-              <w:t>System saves the PROFILE.</w:t>
+              <w:t>Admin views or creates a new Product Category.</w:t>
             </w:r>
           </w:p>
           <w:p>
             <w:pPr>
               <w:numPr>
                 <w:ilvl w:val="0"/>
-                <w:numId w:val="23"/>
+                <w:numId w:val="21"/>
               </w:numPr>
               <w:tabs>
                 <w:tab w:val="clear" w:pos="720"/>
               </w:tabs>
               <w:spacing w:line="276" w:lineRule="auto"/>
-              <w:ind w:left="519"/>
+              <w:ind w:left="609"/>
               <w:jc w:val="lowKashida"/>
               <w:rPr>
                 <w:rFonts w:asciiTheme="majorBidi" w:hAnsiTheme="majorBidi" w:cstheme="majorBidi"/>
@@ -6717,7 +6895,30 @@
               <w:rPr>
                 <w:rFonts w:asciiTheme="majorBidi" w:hAnsiTheme="majorBidi" w:cstheme="majorBidi"/>
               </w:rPr>
-              <w:t>System creates login credentials for the new user.</w:t>
+              <w:t>Admin updates the stock level of a specific item.</w:t>
+            </w:r>
+          </w:p>
+          <w:p>
+            <w:pPr>
+              <w:numPr>
+                <w:ilvl w:val="0"/>
+                <w:numId w:val="21"/>
+              </w:numPr>
+              <w:tabs>
+                <w:tab w:val="clear" w:pos="720"/>
+              </w:tabs>
+              <w:spacing w:line="276" w:lineRule="auto"/>
+              <w:ind w:left="609"/>
+              <w:jc w:val="lowKashida"/>
+              <w:rPr>
+                <w:rFonts w:asciiTheme="majorBidi" w:hAnsiTheme="majorBidi" w:cstheme="majorBidi"/>
+              </w:rPr>
+            </w:pPr>
+            <w:r>
+              <w:rPr>
+                <w:rFonts w:asciiTheme="majorBidi" w:hAnsiTheme="majorBidi" w:cstheme="majorBidi"/>
+              </w:rPr>
+              <w:t>System updates the INVENTORY_ITEMS table.</w:t>
             </w:r>
           </w:p>
         </w:tc>
@@ -6775,8 +6976,40 @@
               <w:rPr>
                 <w:rFonts w:asciiTheme="majorBidi" w:hAnsiTheme="majorBidi" w:cstheme="majorBidi"/>
               </w:rPr>
-              <w:t>1a. Duplicate Contact Information: if the entered phone number or email already exists in the PROFILES table, the system displays: "Phone number or Email is already registered."</w:t>
-            </w:r>
+              <w:t>3a. Duplicate Category Name: If the Admin tries to create a product category with a name that already exists, the system displays: "Category name must be unique."</w:t>
+            </w:r>
+          </w:p>
+          <w:p>
+            <w:pPr>
+              <w:pStyle w:val="ListParagraph"/>
+              <w:numPr>
+                <w:ilvl w:val="0"/>
+                <w:numId w:val="6"/>
+              </w:numPr>
+              <w:spacing w:line="276" w:lineRule="auto"/>
+              <w:ind w:left="526"/>
+              <w:jc w:val="both"/>
+              <w:rPr>
+                <w:rFonts w:asciiTheme="majorBidi" w:hAnsiTheme="majorBidi" w:cstheme="majorBidi"/>
+              </w:rPr>
+            </w:pPr>
+            <w:r>
+              <w:rPr>
+                <w:rFonts w:asciiTheme="majorBidi" w:hAnsiTheme="majorBidi" w:cstheme="majorBidi"/>
+              </w:rPr>
+              <w:t>4a. Negative Stock Level: If the Admin updates the stock level to a negative number, the system rejects the update and displays: "Stock quantity cannot be negative."</w:t>
+            </w:r>
+          </w:p>
+          <w:p>
+            <w:pPr>
+              <w:pStyle w:val="ListParagraph"/>
+              <w:spacing w:line="276" w:lineRule="auto"/>
+              <w:ind w:left="526"/>
+              <w:jc w:val="both"/>
+              <w:rPr>
+                <w:rFonts w:asciiTheme="majorBidi" w:hAnsiTheme="majorBidi" w:cstheme="majorBidi"/>
+              </w:rPr>
+            </w:pPr>
           </w:p>
         </w:tc>
       </w:tr>
@@ -6865,7 +7098,7 @@
                 <w:iCs/>
                 <w:color w:val="FF0000"/>
               </w:rPr>
-              <w:t>2</w:t>
+              <w:t>3</w:t>
             </w:r>
             <w:r>
               <w:rPr>
@@ -6903,7 +7136,7 @@
                 <w:b/>
                 <w:bCs/>
               </w:rPr>
-              <w:t>Create Branch</w:t>
+              <w:t>Manage Users Account</w:t>
             </w:r>
           </w:p>
         </w:tc>
@@ -6952,7 +7185,7 @@
               <w:rPr>
                 <w:rFonts w:asciiTheme="majorBidi" w:hAnsiTheme="majorBidi" w:cstheme="majorBidi"/>
               </w:rPr>
-              <w:t>Allow Admin to add a new logistics branch to the system</w:t>
+              <w:t>Allow Admin to create or update employee/courier accounts.</w:t>
             </w:r>
           </w:p>
         </w:tc>
@@ -7107,13 +7340,19 @@
               <w:rPr>
                 <w:rFonts w:asciiTheme="majorBidi" w:hAnsiTheme="majorBidi" w:cstheme="majorBidi"/>
               </w:rPr>
-              <w:t>New branch is added</w:t>
-            </w:r>
-            <w:r>
-              <w:rPr>
-                <w:rFonts w:asciiTheme="majorBidi" w:hAnsiTheme="majorBidi" w:cstheme="majorBidi"/>
-              </w:rPr>
-              <w:t>.</w:t>
+              <w:t>User account is updated</w:t>
+            </w:r>
+            <w:r>
+              <w:rPr>
+                <w:rFonts w:asciiTheme="majorBidi" w:hAnsiTheme="majorBidi" w:cstheme="majorBidi"/>
+              </w:rPr>
+              <w:t xml:space="preserve"> </w:t>
+            </w:r>
+            <w:r>
+              <w:rPr>
+                <w:rFonts w:asciiTheme="majorBidi" w:hAnsiTheme="majorBidi" w:cstheme="majorBidi"/>
+              </w:rPr>
+              <w:t>and assigned to a branch.</w:t>
             </w:r>
           </w:p>
         </w:tc>
@@ -7154,13 +7393,13 @@
             <w:pPr>
               <w:numPr>
                 <w:ilvl w:val="0"/>
-                <w:numId w:val="24"/>
+                <w:numId w:val="23"/>
               </w:numPr>
               <w:tabs>
                 <w:tab w:val="clear" w:pos="720"/>
               </w:tabs>
               <w:spacing w:line="276" w:lineRule="auto"/>
-              <w:ind w:left="525"/>
+              <w:ind w:left="519"/>
               <w:jc w:val="lowKashida"/>
               <w:rPr>
                 <w:rFonts w:asciiTheme="majorBidi" w:hAnsiTheme="majorBidi" w:cstheme="majorBidi"/>
@@ -7170,20 +7409,20 @@
               <w:rPr>
                 <w:rFonts w:asciiTheme="majorBidi" w:hAnsiTheme="majorBidi" w:cstheme="majorBidi"/>
               </w:rPr>
-              <w:t>Admin enters branch details (Name, Location, Phone).</w:t>
+              <w:t>Admin enters user details (Name, Phone, Role).</w:t>
             </w:r>
           </w:p>
           <w:p>
             <w:pPr>
               <w:numPr>
                 <w:ilvl w:val="0"/>
-                <w:numId w:val="24"/>
+                <w:numId w:val="23"/>
               </w:numPr>
               <w:tabs>
                 <w:tab w:val="clear" w:pos="720"/>
               </w:tabs>
               <w:spacing w:line="276" w:lineRule="auto"/>
-              <w:ind w:left="525"/>
+              <w:ind w:left="519"/>
               <w:jc w:val="lowKashida"/>
               <w:rPr>
                 <w:rFonts w:asciiTheme="majorBidi" w:hAnsiTheme="majorBidi" w:cstheme="majorBidi"/>
@@ -7193,20 +7432,20 @@
               <w:rPr>
                 <w:rFonts w:asciiTheme="majorBidi" w:hAnsiTheme="majorBidi" w:cstheme="majorBidi"/>
               </w:rPr>
-              <w:t>System validates that the branch name is unique.</w:t>
+              <w:t>System invokes Assign Branch (included relationship)</w:t>
             </w:r>
           </w:p>
           <w:p>
             <w:pPr>
               <w:numPr>
                 <w:ilvl w:val="0"/>
-                <w:numId w:val="24"/>
+                <w:numId w:val="23"/>
               </w:numPr>
               <w:tabs>
                 <w:tab w:val="clear" w:pos="720"/>
               </w:tabs>
               <w:spacing w:line="276" w:lineRule="auto"/>
-              <w:ind w:left="525"/>
+              <w:ind w:left="519"/>
               <w:jc w:val="lowKashida"/>
               <w:rPr>
                 <w:rFonts w:asciiTheme="majorBidi" w:hAnsiTheme="majorBidi" w:cstheme="majorBidi"/>
@@ -7216,20 +7455,20 @@
               <w:rPr>
                 <w:rFonts w:asciiTheme="majorBidi" w:hAnsiTheme="majorBidi" w:cstheme="majorBidi"/>
               </w:rPr>
-              <w:t>System saves the new Branch.</w:t>
+              <w:t>System saves the PROFILE.</w:t>
             </w:r>
           </w:p>
           <w:p>
             <w:pPr>
               <w:numPr>
                 <w:ilvl w:val="0"/>
-                <w:numId w:val="24"/>
+                <w:numId w:val="23"/>
               </w:numPr>
               <w:tabs>
                 <w:tab w:val="clear" w:pos="720"/>
               </w:tabs>
               <w:spacing w:line="276" w:lineRule="auto"/>
-              <w:ind w:left="525"/>
+              <w:ind w:left="519"/>
               <w:jc w:val="lowKashida"/>
               <w:rPr>
                 <w:rFonts w:asciiTheme="majorBidi" w:hAnsiTheme="majorBidi" w:cstheme="majorBidi"/>
@@ -7239,7 +7478,7 @@
               <w:rPr>
                 <w:rFonts w:asciiTheme="majorBidi" w:hAnsiTheme="majorBidi" w:cstheme="majorBidi"/>
               </w:rPr>
-              <w:t>System invokes Assign Branch functionality to link initial employees.</w:t>
+              <w:t>System creates login credentials for the new user.</w:t>
             </w:r>
           </w:p>
         </w:tc>
@@ -7297,1168 +7536,14 @@
               <w:rPr>
                 <w:rFonts w:asciiTheme="majorBidi" w:hAnsiTheme="majorBidi" w:cstheme="majorBidi"/>
               </w:rPr>
-              <w:t xml:space="preserve">2a. Duplicate Branch Data: if a branch with the same </w:t>
-            </w:r>
-            <w:r>
-              <w:rPr>
-                <w:rFonts w:asciiTheme="majorBidi" w:hAnsiTheme="majorBidi" w:cstheme="majorBidi"/>
-              </w:rPr>
-              <w:t>phone</w:t>
-            </w:r>
-            <w:r>
-              <w:rPr>
-                <w:rFonts w:asciiTheme="majorBidi" w:hAnsiTheme="majorBidi" w:cstheme="majorBidi"/>
-              </w:rPr>
-              <w:t xml:space="preserve"> (and is not deleted), the system displays: "A branch with this </w:t>
-            </w:r>
-            <w:r>
-              <w:rPr>
-                <w:rFonts w:asciiTheme="majorBidi" w:hAnsiTheme="majorBidi" w:cstheme="majorBidi"/>
-              </w:rPr>
-              <w:t>phone</w:t>
-            </w:r>
-            <w:r>
-              <w:rPr>
-                <w:rFonts w:asciiTheme="majorBidi" w:hAnsiTheme="majorBidi" w:cstheme="majorBidi"/>
-              </w:rPr>
-              <w:t xml:space="preserve"> already exists."</w:t>
-            </w:r>
-          </w:p>
-        </w:tc>
-      </w:tr>
-    </w:tbl>
-    <w:p>
-      <w:pPr>
-        <w:rPr>
-          <w:rtl/>
-        </w:rPr>
-      </w:pPr>
-    </w:p>
-    <w:tbl>
-      <w:tblPr>
-        <w:tblStyle w:val="TableGrid"/>
-        <w:tblW w:w="0" w:type="auto"/>
-        <w:tblLook w:val="04A0" w:firstRow="1" w:lastRow="0" w:firstColumn="1" w:lastColumn="0" w:noHBand="0" w:noVBand="1"/>
-      </w:tblPr>
-      <w:tblGrid>
-        <w:gridCol w:w="2695"/>
-        <w:gridCol w:w="6655"/>
-      </w:tblGrid>
-      <w:tr>
-        <w:tc>
-          <w:tcPr>
-            <w:tcW w:w="2695" w:type="dxa"/>
-          </w:tcPr>
-          <w:p>
-            <w:pPr>
-              <w:spacing w:line="276" w:lineRule="auto"/>
-              <w:rPr>
-                <w:rFonts w:asciiTheme="majorBidi" w:hAnsiTheme="majorBidi" w:cstheme="majorBidi"/>
-                <w:b/>
-                <w:bCs/>
-                <w:sz w:val="26"/>
-                <w:szCs w:val="26"/>
-              </w:rPr>
-            </w:pPr>
-            <w:r>
-              <w:rPr>
-                <w:rFonts w:asciiTheme="majorBidi" w:hAnsiTheme="majorBidi" w:cstheme="majorBidi"/>
-                <w:b/>
-                <w:bCs/>
-                <w:sz w:val="26"/>
-                <w:szCs w:val="26"/>
+              <w:t xml:space="preserve">1a. Duplicate Contact Information: if the entered phone number or email already exists in the PROFILES table, the </w:t>
+            </w:r>
+            <w:r>
+              <w:rPr>
+                <w:rFonts w:asciiTheme="majorBidi" w:hAnsiTheme="majorBidi" w:cstheme="majorBidi"/>
               </w:rPr>
               <w:lastRenderedPageBreak/>
-              <w:t>Use-Case ID – Name:</w:t>
-            </w:r>
-          </w:p>
-        </w:tc>
-        <w:tc>
-          <w:tcPr>
-            <w:tcW w:w="6655" w:type="dxa"/>
-          </w:tcPr>
-          <w:p>
-            <w:pPr>
-              <w:spacing w:line="276" w:lineRule="auto"/>
-              <w:jc w:val="lowKashida"/>
-              <w:rPr>
-                <w:rFonts w:asciiTheme="majorBidi" w:hAnsiTheme="majorBidi"/>
-                <w:b/>
-                <w:bCs/>
-              </w:rPr>
-            </w:pPr>
-            <w:r>
-              <w:rPr>
-                <w:rFonts w:asciiTheme="majorBidi" w:hAnsiTheme="majorBidi" w:cstheme="majorBidi"/>
-                <w:b/>
-                <w:bCs/>
-                <w:i/>
-                <w:iCs/>
-                <w:color w:val="FF0000"/>
-              </w:rPr>
-              <w:t>UC-</w:t>
-            </w:r>
-            <w:r>
-              <w:rPr>
-                <w:rFonts w:asciiTheme="majorBidi" w:hAnsiTheme="majorBidi" w:cstheme="majorBidi"/>
-                <w:b/>
-                <w:bCs/>
-                <w:i/>
-                <w:iCs/>
-                <w:color w:val="FF0000"/>
-              </w:rPr>
-              <w:t>1</w:t>
-            </w:r>
-            <w:r>
-              <w:rPr>
-                <w:rFonts w:asciiTheme="majorBidi" w:hAnsiTheme="majorBidi" w:cstheme="majorBidi"/>
-                <w:b/>
-                <w:bCs/>
-                <w:i/>
-                <w:iCs/>
-                <w:color w:val="FF0000"/>
-              </w:rPr>
-              <w:t>3</w:t>
-            </w:r>
-            <w:r>
-              <w:rPr>
-                <w:rFonts w:asciiTheme="majorBidi" w:hAnsiTheme="majorBidi" w:cstheme="majorBidi"/>
-                <w:b/>
-                <w:bCs/>
-                <w:i/>
-                <w:iCs/>
-                <w:color w:val="FF0000"/>
-              </w:rPr>
-              <w:t xml:space="preserve"> </w:t>
-            </w:r>
-            <w:r>
-              <w:rPr>
-                <w:rFonts w:asciiTheme="majorBidi" w:hAnsiTheme="majorBidi" w:cstheme="majorBidi"/>
-                <w:b/>
-                <w:bCs/>
-                <w:vertAlign w:val="superscript"/>
-              </w:rPr>
-              <w:t>_</w:t>
-            </w:r>
-            <w:r>
-              <w:rPr>
-                <w:rFonts w:asciiTheme="majorBidi" w:hAnsiTheme="majorBidi" w:cstheme="majorBidi"/>
-                <w:b/>
-                <w:bCs/>
-                <w:i/>
-                <w:iCs/>
-              </w:rPr>
-              <w:t xml:space="preserve"> </w:t>
-            </w:r>
-            <w:r>
-              <w:rPr>
-                <w:rFonts w:asciiTheme="majorBidi" w:hAnsiTheme="majorBidi"/>
-                <w:b/>
-                <w:bCs/>
-              </w:rPr>
-              <w:t>Create User</w:t>
-            </w:r>
-          </w:p>
-        </w:tc>
-      </w:tr>
-      <w:tr>
-        <w:tc>
-          <w:tcPr>
-            <w:tcW w:w="2695" w:type="dxa"/>
-          </w:tcPr>
-          <w:p>
-            <w:pPr>
-              <w:spacing w:line="276" w:lineRule="auto"/>
-              <w:rPr>
-                <w:rFonts w:asciiTheme="majorBidi" w:hAnsiTheme="majorBidi" w:cstheme="majorBidi"/>
-                <w:b/>
-                <w:bCs/>
-                <w:sz w:val="26"/>
-                <w:szCs w:val="26"/>
-              </w:rPr>
-            </w:pPr>
-            <w:r>
-              <w:rPr>
-                <w:rFonts w:asciiTheme="majorBidi" w:hAnsiTheme="majorBidi" w:cstheme="majorBidi"/>
-                <w:b/>
-                <w:bCs/>
-                <w:sz w:val="26"/>
-                <w:szCs w:val="26"/>
-              </w:rPr>
-              <w:t>Goal:</w:t>
-            </w:r>
-          </w:p>
-        </w:tc>
-        <w:tc>
-          <w:tcPr>
-            <w:tcW w:w="6655" w:type="dxa"/>
-          </w:tcPr>
-          <w:p>
-            <w:pPr>
-              <w:spacing w:line="276" w:lineRule="auto"/>
-              <w:jc w:val="lowKashida"/>
-              <w:rPr>
-                <w:rFonts w:asciiTheme="majorBidi" w:hAnsiTheme="majorBidi" w:cstheme="majorBidi"/>
-              </w:rPr>
-            </w:pPr>
-            <w:r>
-              <w:rPr>
-                <w:rFonts w:asciiTheme="majorBidi" w:hAnsiTheme="majorBidi" w:cstheme="majorBidi"/>
-              </w:rPr>
-              <w:t>Allow Admin to register a new Employee or Courier into the system.</w:t>
-            </w:r>
-          </w:p>
-        </w:tc>
-      </w:tr>
-      <w:tr>
-        <w:tc>
-          <w:tcPr>
-            <w:tcW w:w="2695" w:type="dxa"/>
-          </w:tcPr>
-          <w:p>
-            <w:pPr>
-              <w:spacing w:line="276" w:lineRule="auto"/>
-              <w:rPr>
-                <w:rFonts w:asciiTheme="majorBidi" w:hAnsiTheme="majorBidi" w:cstheme="majorBidi"/>
-                <w:b/>
-                <w:bCs/>
-                <w:sz w:val="26"/>
-                <w:szCs w:val="26"/>
-              </w:rPr>
-            </w:pPr>
-            <w:r>
-              <w:rPr>
-                <w:rFonts w:asciiTheme="majorBidi" w:hAnsiTheme="majorBidi" w:cstheme="majorBidi"/>
-                <w:b/>
-                <w:bCs/>
-                <w:sz w:val="26"/>
-                <w:szCs w:val="26"/>
-              </w:rPr>
-              <w:t>Initiator:</w:t>
-            </w:r>
-          </w:p>
-        </w:tc>
-        <w:tc>
-          <w:tcPr>
-            <w:tcW w:w="6655" w:type="dxa"/>
-          </w:tcPr>
-          <w:p>
-            <w:pPr>
-              <w:spacing w:line="276" w:lineRule="auto"/>
-              <w:jc w:val="lowKashida"/>
-              <w:rPr>
-                <w:rFonts w:asciiTheme="majorBidi" w:hAnsiTheme="majorBidi" w:cstheme="majorBidi"/>
-              </w:rPr>
-            </w:pPr>
-            <w:r>
-              <w:rPr>
-                <w:rFonts w:asciiTheme="majorBidi" w:hAnsiTheme="majorBidi" w:cstheme="majorBidi"/>
-              </w:rPr>
-              <w:t>Admin</w:t>
-            </w:r>
-          </w:p>
-        </w:tc>
-      </w:tr>
-      <w:tr>
-        <w:tc>
-          <w:tcPr>
-            <w:tcW w:w="2695" w:type="dxa"/>
-          </w:tcPr>
-          <w:p>
-            <w:pPr>
-              <w:spacing w:line="276" w:lineRule="auto"/>
-              <w:rPr>
-                <w:rFonts w:asciiTheme="majorBidi" w:hAnsiTheme="majorBidi" w:cstheme="majorBidi"/>
-                <w:b/>
-                <w:bCs/>
-                <w:sz w:val="26"/>
-                <w:szCs w:val="26"/>
-              </w:rPr>
-            </w:pPr>
-            <w:r>
-              <w:rPr>
-                <w:rFonts w:asciiTheme="majorBidi" w:hAnsiTheme="majorBidi" w:cstheme="majorBidi"/>
-                <w:b/>
-                <w:bCs/>
-                <w:sz w:val="26"/>
-                <w:szCs w:val="26"/>
-              </w:rPr>
-              <w:t>Pre-condition(s):</w:t>
-            </w:r>
-          </w:p>
-        </w:tc>
-        <w:tc>
-          <w:tcPr>
-            <w:tcW w:w="6655" w:type="dxa"/>
-          </w:tcPr>
-          <w:p>
-            <w:pPr>
-              <w:pStyle w:val="ListParagraph"/>
-              <w:numPr>
-                <w:ilvl w:val="0"/>
-                <w:numId w:val="6"/>
-              </w:numPr>
-              <w:ind w:left="526"/>
-              <w:rPr>
-                <w:rFonts w:asciiTheme="majorBidi" w:hAnsiTheme="majorBidi" w:cstheme="majorBidi"/>
-              </w:rPr>
-            </w:pPr>
-            <w:r>
-              <w:rPr>
-                <w:rFonts w:asciiTheme="majorBidi" w:hAnsiTheme="majorBidi" w:cstheme="majorBidi"/>
-              </w:rPr>
-              <w:t>Admin is logged in</w:t>
-            </w:r>
-          </w:p>
-        </w:tc>
-      </w:tr>
-      <w:tr>
-        <w:tc>
-          <w:tcPr>
-            <w:tcW w:w="2695" w:type="dxa"/>
-          </w:tcPr>
-          <w:p>
-            <w:pPr>
-              <w:spacing w:line="276" w:lineRule="auto"/>
-              <w:rPr>
-                <w:rFonts w:asciiTheme="majorBidi" w:hAnsiTheme="majorBidi" w:cstheme="majorBidi"/>
-                <w:b/>
-                <w:bCs/>
-                <w:sz w:val="26"/>
-                <w:szCs w:val="26"/>
-              </w:rPr>
-            </w:pPr>
-            <w:r>
-              <w:rPr>
-                <w:rFonts w:asciiTheme="majorBidi" w:hAnsiTheme="majorBidi" w:cstheme="majorBidi"/>
-                <w:b/>
-                <w:bCs/>
-                <w:sz w:val="26"/>
-                <w:szCs w:val="26"/>
-              </w:rPr>
-              <w:t>Post-condition(s):</w:t>
-            </w:r>
-          </w:p>
-        </w:tc>
-        <w:tc>
-          <w:tcPr>
-            <w:tcW w:w="6655" w:type="dxa"/>
-          </w:tcPr>
-          <w:p>
-            <w:pPr>
-              <w:pStyle w:val="ListParagraph"/>
-              <w:numPr>
-                <w:ilvl w:val="0"/>
-                <w:numId w:val="6"/>
-              </w:numPr>
-              <w:ind w:left="526"/>
-              <w:rPr>
-                <w:rFonts w:asciiTheme="majorBidi" w:hAnsiTheme="majorBidi" w:cstheme="majorBidi"/>
-              </w:rPr>
-            </w:pPr>
-            <w:r>
-              <w:rPr>
-                <w:rFonts w:asciiTheme="majorBidi" w:hAnsiTheme="majorBidi" w:cstheme="majorBidi"/>
-              </w:rPr>
-              <w:t>New ACCOUNT and PROFILE are created</w:t>
-            </w:r>
-            <w:r>
-              <w:rPr>
-                <w:rFonts w:asciiTheme="majorBidi" w:hAnsiTheme="majorBidi" w:cstheme="majorBidi"/>
-              </w:rPr>
-              <w:t>.</w:t>
-            </w:r>
-          </w:p>
-        </w:tc>
-      </w:tr>
-      <w:tr>
-        <w:tc>
-          <w:tcPr>
-            <w:tcW w:w="2695" w:type="dxa"/>
-          </w:tcPr>
-          <w:p>
-            <w:pPr>
-              <w:spacing w:line="276" w:lineRule="auto"/>
-              <w:rPr>
-                <w:rFonts w:asciiTheme="majorBidi" w:hAnsiTheme="majorBidi" w:cstheme="majorBidi"/>
-                <w:b/>
-                <w:bCs/>
-                <w:sz w:val="26"/>
-                <w:szCs w:val="26"/>
-              </w:rPr>
-            </w:pPr>
-            <w:r>
-              <w:rPr>
-                <w:rFonts w:asciiTheme="majorBidi" w:hAnsiTheme="majorBidi" w:cstheme="majorBidi"/>
-                <w:b/>
-                <w:bCs/>
-                <w:sz w:val="26"/>
-                <w:szCs w:val="26"/>
-              </w:rPr>
-              <w:t>Main Success Scenario:</w:t>
-            </w:r>
-          </w:p>
-        </w:tc>
-        <w:tc>
-          <w:tcPr>
-            <w:tcW w:w="6655" w:type="dxa"/>
-          </w:tcPr>
-          <w:p>
-            <w:pPr>
-              <w:numPr>
-                <w:ilvl w:val="0"/>
-                <w:numId w:val="25"/>
-              </w:numPr>
-              <w:tabs>
-                <w:tab w:val="clear" w:pos="720"/>
-              </w:tabs>
-              <w:spacing w:line="276" w:lineRule="auto"/>
-              <w:ind w:left="525"/>
-              <w:jc w:val="lowKashida"/>
-              <w:rPr>
-                <w:rFonts w:asciiTheme="majorBidi" w:hAnsiTheme="majorBidi" w:cstheme="majorBidi"/>
-              </w:rPr>
-            </w:pPr>
-            <w:r>
-              <w:rPr>
-                <w:rFonts w:asciiTheme="majorBidi" w:hAnsiTheme="majorBidi" w:cstheme="majorBidi"/>
-              </w:rPr>
-              <w:t>Admin enters user details (Name, Email, Phone, Role).</w:t>
-            </w:r>
-          </w:p>
-          <w:p>
-            <w:pPr>
-              <w:numPr>
-                <w:ilvl w:val="0"/>
-                <w:numId w:val="25"/>
-              </w:numPr>
-              <w:tabs>
-                <w:tab w:val="clear" w:pos="720"/>
-              </w:tabs>
-              <w:spacing w:line="276" w:lineRule="auto"/>
-              <w:ind w:left="525"/>
-              <w:jc w:val="lowKashida"/>
-              <w:rPr>
-                <w:rFonts w:asciiTheme="majorBidi" w:hAnsiTheme="majorBidi" w:cstheme="majorBidi"/>
-              </w:rPr>
-            </w:pPr>
-            <w:r>
-              <w:rPr>
-                <w:rFonts w:asciiTheme="majorBidi" w:hAnsiTheme="majorBidi" w:cstheme="majorBidi"/>
-              </w:rPr>
-              <w:t>System invokes Assign Branch (Include relationship).</w:t>
-            </w:r>
-          </w:p>
-          <w:p>
-            <w:pPr>
-              <w:numPr>
-                <w:ilvl w:val="0"/>
-                <w:numId w:val="25"/>
-              </w:numPr>
-              <w:tabs>
-                <w:tab w:val="clear" w:pos="720"/>
-              </w:tabs>
-              <w:spacing w:line="276" w:lineRule="auto"/>
-              <w:ind w:left="525"/>
-              <w:jc w:val="lowKashida"/>
-              <w:rPr>
-                <w:rFonts w:asciiTheme="majorBidi" w:hAnsiTheme="majorBidi" w:cstheme="majorBidi"/>
-              </w:rPr>
-            </w:pPr>
-            <w:r>
-              <w:rPr>
-                <w:rFonts w:asciiTheme="majorBidi" w:hAnsiTheme="majorBidi" w:cstheme="majorBidi"/>
-              </w:rPr>
-              <w:t>Admin selects the Branch for the user.</w:t>
-            </w:r>
-          </w:p>
-          <w:p>
-            <w:pPr>
-              <w:numPr>
-                <w:ilvl w:val="0"/>
-                <w:numId w:val="25"/>
-              </w:numPr>
-              <w:tabs>
-                <w:tab w:val="clear" w:pos="720"/>
-              </w:tabs>
-              <w:spacing w:line="276" w:lineRule="auto"/>
-              <w:ind w:left="525"/>
-              <w:jc w:val="lowKashida"/>
-              <w:rPr>
-                <w:rFonts w:asciiTheme="majorBidi" w:hAnsiTheme="majorBidi" w:cstheme="majorBidi"/>
-              </w:rPr>
-            </w:pPr>
-            <w:r>
-              <w:rPr>
-                <w:rFonts w:asciiTheme="majorBidi" w:hAnsiTheme="majorBidi" w:cstheme="majorBidi"/>
-              </w:rPr>
-              <w:t>System validates that Email/Phone are unique (Enhancement Task 4).</w:t>
-            </w:r>
-          </w:p>
-          <w:p>
-            <w:pPr>
-              <w:numPr>
-                <w:ilvl w:val="0"/>
-                <w:numId w:val="25"/>
-              </w:numPr>
-              <w:tabs>
-                <w:tab w:val="clear" w:pos="720"/>
-              </w:tabs>
-              <w:spacing w:line="276" w:lineRule="auto"/>
-              <w:ind w:left="525"/>
-              <w:jc w:val="lowKashida"/>
-              <w:rPr>
-                <w:rFonts w:asciiTheme="majorBidi" w:hAnsiTheme="majorBidi" w:cstheme="majorBidi"/>
-              </w:rPr>
-            </w:pPr>
-            <w:r>
-              <w:rPr>
-                <w:rFonts w:asciiTheme="majorBidi" w:hAnsiTheme="majorBidi" w:cstheme="majorBidi"/>
-              </w:rPr>
-              <w:t>System creates the ACCOUNT with the selected Role and PROFILE linked to the Branch.</w:t>
-            </w:r>
-          </w:p>
-          <w:p>
-            <w:pPr>
-              <w:numPr>
-                <w:ilvl w:val="0"/>
-                <w:numId w:val="25"/>
-              </w:numPr>
-              <w:tabs>
-                <w:tab w:val="clear" w:pos="720"/>
-              </w:tabs>
-              <w:spacing w:line="276" w:lineRule="auto"/>
-              <w:ind w:left="525"/>
-              <w:jc w:val="lowKashida"/>
-              <w:rPr>
-                <w:rFonts w:asciiTheme="majorBidi" w:hAnsiTheme="majorBidi" w:cstheme="majorBidi"/>
-              </w:rPr>
-            </w:pPr>
-            <w:r>
-              <w:rPr>
-                <w:rFonts w:asciiTheme="majorBidi" w:hAnsiTheme="majorBidi" w:cstheme="majorBidi"/>
-              </w:rPr>
-              <w:t>System generates temporary credentials.</w:t>
-            </w:r>
-          </w:p>
-          <w:p>
-            <w:pPr>
-              <w:spacing w:line="276" w:lineRule="auto"/>
-              <w:ind w:left="525"/>
-              <w:jc w:val="lowKashida"/>
-              <w:rPr>
-                <w:rFonts w:asciiTheme="majorBidi" w:hAnsiTheme="majorBidi" w:cstheme="majorBidi"/>
-              </w:rPr>
-            </w:pPr>
-          </w:p>
-        </w:tc>
-      </w:tr>
-      <w:tr>
-        <w:trPr>
-          <w:trHeight w:val="539"/>
-        </w:trPr>
-        <w:tc>
-          <w:tcPr>
-            <w:tcW w:w="2695" w:type="dxa"/>
-          </w:tcPr>
-          <w:p>
-            <w:pPr>
-              <w:spacing w:line="276" w:lineRule="auto"/>
-              <w:rPr>
-                <w:rFonts w:asciiTheme="majorBidi" w:hAnsiTheme="majorBidi" w:cstheme="majorBidi"/>
-                <w:b/>
-                <w:bCs/>
-                <w:sz w:val="26"/>
-                <w:szCs w:val="26"/>
-              </w:rPr>
-            </w:pPr>
-            <w:r>
-              <w:rPr>
-                <w:rFonts w:asciiTheme="majorBidi" w:hAnsiTheme="majorBidi" w:cstheme="majorBidi"/>
-                <w:b/>
-                <w:bCs/>
-                <w:sz w:val="26"/>
-                <w:szCs w:val="26"/>
-              </w:rPr>
-              <w:t>Alternatives:</w:t>
-            </w:r>
-          </w:p>
-        </w:tc>
-        <w:tc>
-          <w:tcPr>
-            <w:tcW w:w="6655" w:type="dxa"/>
-          </w:tcPr>
-          <w:p>
-            <w:pPr>
-              <w:pStyle w:val="ListParagraph"/>
-              <w:numPr>
-                <w:ilvl w:val="0"/>
-                <w:numId w:val="6"/>
-              </w:numPr>
-              <w:spacing w:line="276" w:lineRule="auto"/>
-              <w:ind w:left="526"/>
-              <w:jc w:val="both"/>
-              <w:rPr>
-                <w:rFonts w:asciiTheme="majorBidi" w:hAnsiTheme="majorBidi" w:cstheme="majorBidi"/>
-              </w:rPr>
-            </w:pPr>
-            <w:r>
-              <w:rPr>
-                <w:rFonts w:asciiTheme="majorBidi" w:hAnsiTheme="majorBidi" w:cstheme="majorBidi"/>
-              </w:rPr>
-              <w:t>4a. Duplicate Data: System displays "Phone number or Email already exists."</w:t>
-            </w:r>
-          </w:p>
-        </w:tc>
-      </w:tr>
-    </w:tbl>
-    <w:p>
-      <w:pPr>
-        <w:rPr>
-          <w:rtl/>
-        </w:rPr>
-      </w:pPr>
-    </w:p>
-    <w:tbl>
-      <w:tblPr>
-        <w:tblStyle w:val="TableGrid"/>
-        <w:tblW w:w="0" w:type="auto"/>
-        <w:tblLook w:val="04A0" w:firstRow="1" w:lastRow="0" w:firstColumn="1" w:lastColumn="0" w:noHBand="0" w:noVBand="1"/>
-      </w:tblPr>
-      <w:tblGrid>
-        <w:gridCol w:w="2695"/>
-        <w:gridCol w:w="6655"/>
-      </w:tblGrid>
-      <w:tr>
-        <w:tc>
-          <w:tcPr>
-            <w:tcW w:w="2695" w:type="dxa"/>
-          </w:tcPr>
-          <w:p>
-            <w:pPr>
-              <w:spacing w:line="276" w:lineRule="auto"/>
-              <w:rPr>
-                <w:rFonts w:asciiTheme="majorBidi" w:hAnsiTheme="majorBidi" w:cstheme="majorBidi"/>
-                <w:b/>
-                <w:bCs/>
-                <w:sz w:val="26"/>
-                <w:szCs w:val="26"/>
-              </w:rPr>
-            </w:pPr>
-            <w:r>
-              <w:rPr>
-                <w:rFonts w:asciiTheme="majorBidi" w:hAnsiTheme="majorBidi" w:cstheme="majorBidi"/>
-                <w:b/>
-                <w:bCs/>
-                <w:sz w:val="26"/>
-                <w:szCs w:val="26"/>
-              </w:rPr>
-              <w:t>Use-Case ID – Name:</w:t>
-            </w:r>
-          </w:p>
-        </w:tc>
-        <w:tc>
-          <w:tcPr>
-            <w:tcW w:w="6655" w:type="dxa"/>
-          </w:tcPr>
-          <w:p>
-            <w:pPr>
-              <w:spacing w:line="276" w:lineRule="auto"/>
-              <w:jc w:val="lowKashida"/>
-              <w:rPr>
-                <w:rFonts w:asciiTheme="majorBidi" w:hAnsiTheme="majorBidi"/>
-                <w:b/>
-                <w:bCs/>
-              </w:rPr>
-            </w:pPr>
-            <w:r>
-              <w:rPr>
-                <w:rFonts w:asciiTheme="majorBidi" w:hAnsiTheme="majorBidi" w:cstheme="majorBidi"/>
-                <w:b/>
-                <w:bCs/>
-                <w:i/>
-                <w:iCs/>
-                <w:color w:val="FF0000"/>
-              </w:rPr>
-              <w:t>UC-</w:t>
-            </w:r>
-            <w:r>
-              <w:rPr>
-                <w:rFonts w:asciiTheme="majorBidi" w:hAnsiTheme="majorBidi" w:cstheme="majorBidi"/>
-                <w:b/>
-                <w:bCs/>
-                <w:i/>
-                <w:iCs/>
-                <w:color w:val="FF0000"/>
-              </w:rPr>
-              <w:t>1</w:t>
-            </w:r>
-            <w:r>
-              <w:rPr>
-                <w:rFonts w:asciiTheme="majorBidi" w:hAnsiTheme="majorBidi" w:cstheme="majorBidi" w:hint="cs"/>
-                <w:b/>
-                <w:bCs/>
-                <w:i/>
-                <w:iCs/>
-                <w:color w:val="FF0000"/>
-                <w:rtl/>
-              </w:rPr>
-              <w:t>4</w:t>
-            </w:r>
-            <w:r>
-              <w:rPr>
-                <w:rFonts w:asciiTheme="majorBidi" w:hAnsiTheme="majorBidi" w:cstheme="majorBidi"/>
-                <w:b/>
-                <w:bCs/>
-                <w:i/>
-                <w:iCs/>
-                <w:color w:val="FF0000"/>
-              </w:rPr>
-              <w:t xml:space="preserve"> </w:t>
-            </w:r>
-            <w:r>
-              <w:rPr>
-                <w:rFonts w:asciiTheme="majorBidi" w:hAnsiTheme="majorBidi" w:cstheme="majorBidi"/>
-                <w:b/>
-                <w:bCs/>
-                <w:vertAlign w:val="superscript"/>
-              </w:rPr>
-              <w:t>_</w:t>
-            </w:r>
-            <w:r>
-              <w:rPr>
-                <w:rFonts w:asciiTheme="majorBidi" w:hAnsiTheme="majorBidi" w:cstheme="majorBidi"/>
-                <w:b/>
-                <w:bCs/>
-                <w:i/>
-                <w:iCs/>
-              </w:rPr>
-              <w:t xml:space="preserve"> </w:t>
-            </w:r>
-            <w:r>
-              <w:rPr>
-                <w:rFonts w:asciiTheme="majorBidi" w:hAnsiTheme="majorBidi"/>
-                <w:b/>
-                <w:bCs/>
-              </w:rPr>
-              <w:t>Manage Product Category</w:t>
-            </w:r>
-          </w:p>
-        </w:tc>
-      </w:tr>
-      <w:tr>
-        <w:tc>
-          <w:tcPr>
-            <w:tcW w:w="2695" w:type="dxa"/>
-          </w:tcPr>
-          <w:p>
-            <w:pPr>
-              <w:spacing w:line="276" w:lineRule="auto"/>
-              <w:rPr>
-                <w:rFonts w:asciiTheme="majorBidi" w:hAnsiTheme="majorBidi" w:cstheme="majorBidi"/>
-                <w:b/>
-                <w:bCs/>
-                <w:sz w:val="26"/>
-                <w:szCs w:val="26"/>
-              </w:rPr>
-            </w:pPr>
-            <w:r>
-              <w:rPr>
-                <w:rFonts w:asciiTheme="majorBidi" w:hAnsiTheme="majorBidi" w:cstheme="majorBidi"/>
-                <w:b/>
-                <w:bCs/>
-                <w:sz w:val="26"/>
-                <w:szCs w:val="26"/>
-              </w:rPr>
-              <w:t>Goal:</w:t>
-            </w:r>
-          </w:p>
-        </w:tc>
-        <w:tc>
-          <w:tcPr>
-            <w:tcW w:w="6655" w:type="dxa"/>
-          </w:tcPr>
-          <w:p>
-            <w:pPr>
-              <w:spacing w:line="276" w:lineRule="auto"/>
-              <w:jc w:val="lowKashida"/>
-              <w:rPr>
-                <w:rFonts w:asciiTheme="majorBidi" w:hAnsiTheme="majorBidi" w:cstheme="majorBidi" w:hint="cs"/>
-                <w:rtl/>
-                <w:lang w:bidi="ar-EG"/>
-              </w:rPr>
-            </w:pPr>
-            <w:r>
-              <w:rPr>
-                <w:rFonts w:asciiTheme="majorBidi" w:hAnsiTheme="majorBidi" w:cstheme="majorBidi"/>
-              </w:rPr>
-              <w:t>Allow Admin/Employee to organize products into categories.</w:t>
-            </w:r>
-          </w:p>
-        </w:tc>
-      </w:tr>
-      <w:tr>
-        <w:tc>
-          <w:tcPr>
-            <w:tcW w:w="2695" w:type="dxa"/>
-          </w:tcPr>
-          <w:p>
-            <w:pPr>
-              <w:spacing w:line="276" w:lineRule="auto"/>
-              <w:rPr>
-                <w:rFonts w:asciiTheme="majorBidi" w:hAnsiTheme="majorBidi" w:cstheme="majorBidi"/>
-                <w:b/>
-                <w:bCs/>
-                <w:sz w:val="26"/>
-                <w:szCs w:val="26"/>
-              </w:rPr>
-            </w:pPr>
-            <w:r>
-              <w:rPr>
-                <w:rFonts w:asciiTheme="majorBidi" w:hAnsiTheme="majorBidi" w:cstheme="majorBidi"/>
-                <w:b/>
-                <w:bCs/>
-                <w:sz w:val="26"/>
-                <w:szCs w:val="26"/>
-              </w:rPr>
-              <w:t>Initiator:</w:t>
-            </w:r>
-          </w:p>
-        </w:tc>
-        <w:tc>
-          <w:tcPr>
-            <w:tcW w:w="6655" w:type="dxa"/>
-          </w:tcPr>
-          <w:p>
-            <w:pPr>
-              <w:spacing w:line="276" w:lineRule="auto"/>
-              <w:jc w:val="lowKashida"/>
-              <w:rPr>
-                <w:rFonts w:asciiTheme="majorBidi" w:hAnsiTheme="majorBidi" w:cstheme="majorBidi"/>
-              </w:rPr>
-            </w:pPr>
-            <w:r>
-              <w:rPr>
-                <w:rFonts w:asciiTheme="majorBidi" w:hAnsiTheme="majorBidi" w:cstheme="majorBidi"/>
-              </w:rPr>
-              <w:t>Admin, Employee</w:t>
-            </w:r>
-          </w:p>
-        </w:tc>
-      </w:tr>
-      <w:tr>
-        <w:tc>
-          <w:tcPr>
-            <w:tcW w:w="2695" w:type="dxa"/>
-          </w:tcPr>
-          <w:p>
-            <w:pPr>
-              <w:spacing w:line="276" w:lineRule="auto"/>
-              <w:rPr>
-                <w:rFonts w:asciiTheme="majorBidi" w:hAnsiTheme="majorBidi" w:cstheme="majorBidi"/>
-                <w:b/>
-                <w:bCs/>
-                <w:sz w:val="26"/>
-                <w:szCs w:val="26"/>
-              </w:rPr>
-            </w:pPr>
-            <w:r>
-              <w:rPr>
-                <w:rFonts w:asciiTheme="majorBidi" w:hAnsiTheme="majorBidi" w:cstheme="majorBidi"/>
-                <w:b/>
-                <w:bCs/>
-                <w:sz w:val="26"/>
-                <w:szCs w:val="26"/>
-              </w:rPr>
-              <w:t>Pre-condition(s):</w:t>
-            </w:r>
-          </w:p>
-        </w:tc>
-        <w:tc>
-          <w:tcPr>
-            <w:tcW w:w="6655" w:type="dxa"/>
-          </w:tcPr>
-          <w:p>
-            <w:pPr>
-              <w:pStyle w:val="ListParagraph"/>
-              <w:numPr>
-                <w:ilvl w:val="0"/>
-                <w:numId w:val="6"/>
-              </w:numPr>
-              <w:ind w:left="526"/>
-              <w:rPr>
-                <w:rFonts w:asciiTheme="majorBidi" w:hAnsiTheme="majorBidi" w:cstheme="majorBidi"/>
-              </w:rPr>
-            </w:pPr>
-            <w:r>
-              <w:rPr>
-                <w:rFonts w:asciiTheme="majorBidi" w:hAnsiTheme="majorBidi" w:cstheme="majorBidi"/>
-              </w:rPr>
-              <w:t>User</w:t>
-            </w:r>
-            <w:r>
-              <w:rPr>
-                <w:rFonts w:asciiTheme="majorBidi" w:hAnsiTheme="majorBidi" w:cstheme="majorBidi"/>
-              </w:rPr>
-              <w:t xml:space="preserve"> is logged in</w:t>
-            </w:r>
-          </w:p>
-        </w:tc>
-      </w:tr>
-      <w:tr>
-        <w:tc>
-          <w:tcPr>
-            <w:tcW w:w="2695" w:type="dxa"/>
-          </w:tcPr>
-          <w:p>
-            <w:pPr>
-              <w:spacing w:line="276" w:lineRule="auto"/>
-              <w:rPr>
-                <w:rFonts w:asciiTheme="majorBidi" w:hAnsiTheme="majorBidi" w:cstheme="majorBidi"/>
-                <w:b/>
-                <w:bCs/>
-                <w:sz w:val="26"/>
-                <w:szCs w:val="26"/>
-              </w:rPr>
-            </w:pPr>
-            <w:r>
-              <w:rPr>
-                <w:rFonts w:asciiTheme="majorBidi" w:hAnsiTheme="majorBidi" w:cstheme="majorBidi"/>
-                <w:b/>
-                <w:bCs/>
-                <w:sz w:val="26"/>
-                <w:szCs w:val="26"/>
-              </w:rPr>
-              <w:t>Post-condition(s):</w:t>
-            </w:r>
-          </w:p>
-        </w:tc>
-        <w:tc>
-          <w:tcPr>
-            <w:tcW w:w="6655" w:type="dxa"/>
-          </w:tcPr>
-          <w:p>
-            <w:pPr>
-              <w:pStyle w:val="ListParagraph"/>
-              <w:numPr>
-                <w:ilvl w:val="0"/>
-                <w:numId w:val="6"/>
-              </w:numPr>
-              <w:ind w:left="526"/>
-              <w:rPr>
-                <w:rFonts w:asciiTheme="majorBidi" w:hAnsiTheme="majorBidi" w:cstheme="majorBidi"/>
-              </w:rPr>
-            </w:pPr>
-            <w:r>
-              <w:rPr>
-                <w:rFonts w:asciiTheme="majorBidi" w:hAnsiTheme="majorBidi" w:cstheme="majorBidi"/>
-              </w:rPr>
-              <w:t>New category is created or existing one is updated.</w:t>
-            </w:r>
-          </w:p>
-        </w:tc>
-      </w:tr>
-      <w:tr>
-        <w:tc>
-          <w:tcPr>
-            <w:tcW w:w="2695" w:type="dxa"/>
-          </w:tcPr>
-          <w:p>
-            <w:pPr>
-              <w:spacing w:line="276" w:lineRule="auto"/>
-              <w:rPr>
-                <w:rFonts w:asciiTheme="majorBidi" w:hAnsiTheme="majorBidi" w:cstheme="majorBidi"/>
-                <w:b/>
-                <w:bCs/>
-                <w:sz w:val="26"/>
-                <w:szCs w:val="26"/>
-              </w:rPr>
-            </w:pPr>
-            <w:r>
-              <w:rPr>
-                <w:rFonts w:asciiTheme="majorBidi" w:hAnsiTheme="majorBidi" w:cstheme="majorBidi"/>
-                <w:b/>
-                <w:bCs/>
-                <w:sz w:val="26"/>
-                <w:szCs w:val="26"/>
-              </w:rPr>
-              <w:t>Main Success Scenario:</w:t>
-            </w:r>
-          </w:p>
-        </w:tc>
-        <w:tc>
-          <w:tcPr>
-            <w:tcW w:w="6655" w:type="dxa"/>
-          </w:tcPr>
-          <w:p>
-            <w:pPr>
-              <w:numPr>
-                <w:ilvl w:val="0"/>
-                <w:numId w:val="27"/>
-              </w:numPr>
-              <w:tabs>
-                <w:tab w:val="clear" w:pos="720"/>
-              </w:tabs>
-              <w:spacing w:line="276" w:lineRule="auto"/>
-              <w:ind w:left="525"/>
-              <w:jc w:val="lowKashida"/>
-              <w:rPr>
-                <w:rFonts w:asciiTheme="majorBidi" w:hAnsiTheme="majorBidi" w:cstheme="majorBidi"/>
-              </w:rPr>
-            </w:pPr>
-            <w:r>
-              <w:rPr>
-                <w:rFonts w:asciiTheme="majorBidi" w:hAnsiTheme="majorBidi" w:cstheme="majorBidi"/>
-              </w:rPr>
-              <w:t>User selects "Add Category".</w:t>
-            </w:r>
-          </w:p>
-          <w:p>
-            <w:pPr>
-              <w:numPr>
-                <w:ilvl w:val="0"/>
-                <w:numId w:val="27"/>
-              </w:numPr>
-              <w:tabs>
-                <w:tab w:val="clear" w:pos="720"/>
-              </w:tabs>
-              <w:spacing w:line="276" w:lineRule="auto"/>
-              <w:ind w:left="525"/>
-              <w:jc w:val="lowKashida"/>
-              <w:rPr>
-                <w:rFonts w:asciiTheme="majorBidi" w:hAnsiTheme="majorBidi" w:cstheme="majorBidi"/>
-              </w:rPr>
-            </w:pPr>
-            <w:r>
-              <w:rPr>
-                <w:rFonts w:asciiTheme="majorBidi" w:hAnsiTheme="majorBidi" w:cstheme="majorBidi"/>
-              </w:rPr>
-              <w:t>User enters Category Name (e.g., "Electronics", "Fragile").</w:t>
-            </w:r>
-          </w:p>
-          <w:p>
-            <w:pPr>
-              <w:numPr>
-                <w:ilvl w:val="0"/>
-                <w:numId w:val="27"/>
-              </w:numPr>
-              <w:tabs>
-                <w:tab w:val="clear" w:pos="720"/>
-              </w:tabs>
-              <w:spacing w:line="276" w:lineRule="auto"/>
-              <w:ind w:left="525"/>
-              <w:jc w:val="lowKashida"/>
-              <w:rPr>
-                <w:rFonts w:asciiTheme="majorBidi" w:hAnsiTheme="majorBidi" w:cstheme="majorBidi"/>
-              </w:rPr>
-            </w:pPr>
-            <w:r>
-              <w:rPr>
-                <w:rFonts w:asciiTheme="majorBidi" w:hAnsiTheme="majorBidi" w:cstheme="majorBidi"/>
-              </w:rPr>
-              <w:t>System checks if Category Name is unique.</w:t>
-            </w:r>
-          </w:p>
-          <w:p>
-            <w:pPr>
-              <w:numPr>
-                <w:ilvl w:val="0"/>
-                <w:numId w:val="27"/>
-              </w:numPr>
-              <w:tabs>
-                <w:tab w:val="clear" w:pos="720"/>
-              </w:tabs>
-              <w:spacing w:line="276" w:lineRule="auto"/>
-              <w:ind w:left="525"/>
-              <w:jc w:val="lowKashida"/>
-              <w:rPr>
-                <w:rFonts w:asciiTheme="majorBidi" w:hAnsiTheme="majorBidi" w:cstheme="majorBidi"/>
-              </w:rPr>
-            </w:pPr>
-            <w:r>
-              <w:rPr>
-                <w:rFonts w:asciiTheme="majorBidi" w:hAnsiTheme="majorBidi" w:cstheme="majorBidi"/>
-              </w:rPr>
-              <w:t>System saves the category.</w:t>
-            </w:r>
-          </w:p>
-          <w:p>
-            <w:pPr>
-              <w:numPr>
-                <w:ilvl w:val="0"/>
-                <w:numId w:val="27"/>
-              </w:numPr>
-              <w:tabs>
-                <w:tab w:val="clear" w:pos="720"/>
-              </w:tabs>
-              <w:spacing w:line="276" w:lineRule="auto"/>
-              <w:ind w:left="525"/>
-              <w:jc w:val="lowKashida"/>
-              <w:rPr>
-                <w:rFonts w:asciiTheme="majorBidi" w:hAnsiTheme="majorBidi" w:cstheme="majorBidi"/>
-              </w:rPr>
-            </w:pPr>
-            <w:r>
-              <w:rPr>
-                <w:rFonts w:asciiTheme="majorBidi" w:hAnsiTheme="majorBidi" w:cstheme="majorBidi"/>
-              </w:rPr>
-              <w:t>User can now assign Products to this category.</w:t>
-            </w:r>
-          </w:p>
-        </w:tc>
-      </w:tr>
-      <w:tr>
-        <w:trPr>
-          <w:trHeight w:val="539"/>
-        </w:trPr>
-        <w:tc>
-          <w:tcPr>
-            <w:tcW w:w="2695" w:type="dxa"/>
-          </w:tcPr>
-          <w:p>
-            <w:pPr>
-              <w:spacing w:line="276" w:lineRule="auto"/>
-              <w:rPr>
-                <w:rFonts w:asciiTheme="majorBidi" w:hAnsiTheme="majorBidi" w:cstheme="majorBidi"/>
-                <w:b/>
-                <w:bCs/>
-                <w:sz w:val="26"/>
-                <w:szCs w:val="26"/>
-              </w:rPr>
-            </w:pPr>
-            <w:r>
-              <w:rPr>
-                <w:rFonts w:asciiTheme="majorBidi" w:hAnsiTheme="majorBidi" w:cstheme="majorBidi"/>
-                <w:b/>
-                <w:bCs/>
-                <w:sz w:val="26"/>
-                <w:szCs w:val="26"/>
-              </w:rPr>
-              <w:t>Alternatives:</w:t>
-            </w:r>
-          </w:p>
-        </w:tc>
-        <w:tc>
-          <w:tcPr>
-            <w:tcW w:w="6655" w:type="dxa"/>
-          </w:tcPr>
-          <w:p>
-            <w:pPr>
-              <w:pStyle w:val="ListParagraph"/>
-              <w:numPr>
-                <w:ilvl w:val="0"/>
-                <w:numId w:val="6"/>
-              </w:numPr>
-              <w:ind w:left="526"/>
-              <w:rPr>
-                <w:rFonts w:asciiTheme="majorBidi" w:hAnsiTheme="majorBidi" w:cstheme="majorBidi"/>
-              </w:rPr>
-            </w:pPr>
-            <w:r>
-              <w:rPr>
-                <w:rFonts w:asciiTheme="majorBidi" w:hAnsiTheme="majorBidi" w:cstheme="majorBidi"/>
-              </w:rPr>
-              <w:t>3a. Duplicate Name: System displays "Category name must be unique."</w:t>
+              <w:t>system displays: "Phone number or Email is already registered."</w:t>
             </w:r>
           </w:p>
         </w:tc>
@@ -8548,7 +7633,7 @@
                 <w:iCs/>
                 <w:color w:val="FF0000"/>
               </w:rPr>
-              <w:t>5</w:t>
+              <w:t>4</w:t>
             </w:r>
             <w:r>
               <w:rPr>
@@ -8586,7 +7671,7 @@
                 <w:b/>
                 <w:bCs/>
               </w:rPr>
-              <w:t>Track Balance</w:t>
+              <w:t>Assign Branch</w:t>
             </w:r>
           </w:p>
         </w:tc>
@@ -8628,16 +7713,14 @@
               <w:spacing w:line="276" w:lineRule="auto"/>
               <w:jc w:val="lowKashida"/>
               <w:rPr>
-                <w:rFonts w:asciiTheme="majorBidi" w:hAnsiTheme="majorBidi" w:cstheme="majorBidi" w:hint="cs"/>
-                <w:rtl/>
-                <w:lang w:bidi="ar-EG"/>
-              </w:rPr>
-            </w:pPr>
-            <w:r>
-              <w:rPr>
-                <w:rFonts w:asciiTheme="majorBidi" w:hAnsiTheme="majorBidi" w:cstheme="majorBidi"/>
-              </w:rPr>
-              <w:t>Allow Customers to view their current wallet balance and transaction history.</w:t>
+                <w:rFonts w:asciiTheme="majorBidi" w:hAnsiTheme="majorBidi" w:cstheme="majorBidi"/>
+              </w:rPr>
+            </w:pPr>
+            <w:r>
+              <w:rPr>
+                <w:rFonts w:asciiTheme="majorBidi" w:hAnsiTheme="majorBidi" w:cstheme="majorBidi"/>
+              </w:rPr>
+              <w:t>Admin to assign or reassign users (Employees, Couriers) to a specific branch, or link a branch to a user profile during creation.</w:t>
             </w:r>
           </w:p>
         </w:tc>
@@ -8686,7 +7769,7 @@
               <w:rPr>
                 <w:rFonts w:asciiTheme="majorBidi" w:hAnsiTheme="majorBidi" w:cstheme="majorBidi"/>
               </w:rPr>
-              <w:t>Customer</w:t>
+              <w:t>Admin</w:t>
             </w:r>
           </w:p>
         </w:tc>
@@ -8739,43 +7822,9 @@
               <w:rPr>
                 <w:rFonts w:asciiTheme="majorBidi" w:hAnsiTheme="majorBidi" w:cstheme="majorBidi"/>
               </w:rPr>
-              <w:t>Customer is logged in</w:t>
-            </w:r>
-          </w:p>
-        </w:tc>
-      </w:tr>
-      <w:tr>
-        <w:tc>
-          <w:tcPr>
-            <w:tcW w:w="2695" w:type="dxa"/>
-          </w:tcPr>
-          <w:p>
-            <w:pPr>
-              <w:spacing w:line="276" w:lineRule="auto"/>
-              <w:rPr>
-                <w:rFonts w:asciiTheme="majorBidi" w:hAnsiTheme="majorBidi" w:cstheme="majorBidi"/>
-                <w:b/>
-                <w:bCs/>
-                <w:sz w:val="26"/>
-                <w:szCs w:val="26"/>
-              </w:rPr>
-            </w:pPr>
-            <w:r>
-              <w:rPr>
-                <w:rFonts w:asciiTheme="majorBidi" w:hAnsiTheme="majorBidi" w:cstheme="majorBidi"/>
-                <w:b/>
-                <w:bCs/>
-                <w:sz w:val="26"/>
-                <w:szCs w:val="26"/>
-              </w:rPr>
-              <w:t>Post-condition(s):</w:t>
-            </w:r>
-          </w:p>
-        </w:tc>
-        <w:tc>
-          <w:tcPr>
-            <w:tcW w:w="6655" w:type="dxa"/>
-          </w:tcPr>
+              <w:t>Admin is logged in</w:t>
+            </w:r>
+          </w:p>
           <w:p>
             <w:pPr>
               <w:pStyle w:val="ListParagraph"/>
@@ -8792,168 +7841,9 @@
               <w:rPr>
                 <w:rFonts w:asciiTheme="majorBidi" w:hAnsiTheme="majorBidi" w:cstheme="majorBidi"/>
               </w:rPr>
-              <w:t>Balance information is displayed</w:t>
-            </w:r>
-          </w:p>
-        </w:tc>
-      </w:tr>
-      <w:tr>
-        <w:tc>
-          <w:tcPr>
-            <w:tcW w:w="2695" w:type="dxa"/>
-          </w:tcPr>
-          <w:p>
-            <w:pPr>
-              <w:spacing w:line="276" w:lineRule="auto"/>
-              <w:rPr>
-                <w:rFonts w:asciiTheme="majorBidi" w:hAnsiTheme="majorBidi" w:cstheme="majorBidi"/>
-                <w:b/>
-                <w:bCs/>
-                <w:sz w:val="26"/>
-                <w:szCs w:val="26"/>
-              </w:rPr>
-            </w:pPr>
-            <w:r>
-              <w:rPr>
-                <w:rFonts w:asciiTheme="majorBidi" w:hAnsiTheme="majorBidi" w:cstheme="majorBidi"/>
-                <w:b/>
-                <w:bCs/>
-                <w:sz w:val="26"/>
-                <w:szCs w:val="26"/>
-              </w:rPr>
-              <w:lastRenderedPageBreak/>
-              <w:t>Main Success Scenario:</w:t>
-            </w:r>
-          </w:p>
-        </w:tc>
-        <w:tc>
-          <w:tcPr>
-            <w:tcW w:w="6655" w:type="dxa"/>
-          </w:tcPr>
-          <w:p>
-            <w:pPr>
-              <w:numPr>
-                <w:ilvl w:val="0"/>
-                <w:numId w:val="28"/>
-              </w:numPr>
-              <w:tabs>
-                <w:tab w:val="clear" w:pos="720"/>
-              </w:tabs>
-              <w:spacing w:line="276" w:lineRule="auto"/>
-              <w:ind w:left="525"/>
-              <w:jc w:val="lowKashida"/>
-              <w:rPr>
-                <w:rFonts w:asciiTheme="majorBidi" w:hAnsiTheme="majorBidi" w:cstheme="majorBidi"/>
-              </w:rPr>
-            </w:pPr>
-            <w:r>
-              <w:rPr>
-                <w:rFonts w:asciiTheme="majorBidi" w:hAnsiTheme="majorBidi" w:cstheme="majorBidi"/>
-              </w:rPr>
-              <w:t>System retrieves the WALLET record linked to the Customer's Profile ID.</w:t>
-            </w:r>
-          </w:p>
-          <w:p>
-            <w:pPr>
-              <w:numPr>
-                <w:ilvl w:val="0"/>
-                <w:numId w:val="28"/>
-              </w:numPr>
-              <w:tabs>
-                <w:tab w:val="clear" w:pos="720"/>
-              </w:tabs>
-              <w:spacing w:line="276" w:lineRule="auto"/>
-              <w:ind w:left="525"/>
-              <w:jc w:val="lowKashida"/>
-              <w:rPr>
-                <w:rFonts w:asciiTheme="majorBidi" w:hAnsiTheme="majorBidi" w:cstheme="majorBidi"/>
-              </w:rPr>
-            </w:pPr>
-            <w:r>
-              <w:rPr>
-                <w:rFonts w:asciiTheme="majorBidi" w:hAnsiTheme="majorBidi" w:cstheme="majorBidi"/>
-              </w:rPr>
-              <w:t>System displays the current balance.</w:t>
-            </w:r>
-          </w:p>
-          <w:p>
-            <w:pPr>
-              <w:numPr>
-                <w:ilvl w:val="0"/>
-                <w:numId w:val="28"/>
-              </w:numPr>
-              <w:tabs>
-                <w:tab w:val="clear" w:pos="720"/>
-              </w:tabs>
-              <w:spacing w:line="276" w:lineRule="auto"/>
-              <w:ind w:left="525"/>
-              <w:jc w:val="lowKashida"/>
-              <w:rPr>
-                <w:rFonts w:asciiTheme="majorBidi" w:hAnsiTheme="majorBidi" w:cstheme="majorBidi"/>
-              </w:rPr>
-            </w:pPr>
-            <w:r>
-              <w:rPr>
-                <w:rFonts w:asciiTheme="majorBidi" w:hAnsiTheme="majorBidi" w:cstheme="majorBidi"/>
-              </w:rPr>
-              <w:t xml:space="preserve">System displays a list of recent </w:t>
-            </w:r>
-            <w:r>
-              <w:rPr>
-                <w:rFonts w:asciiTheme="majorBidi" w:hAnsiTheme="majorBidi" w:cstheme="majorBidi"/>
-              </w:rPr>
-              <w:t>Tran</w:t>
-            </w:r>
-            <w:r>
-              <w:rPr>
-                <w:rFonts w:asciiTheme="majorBidi" w:hAnsiTheme="majorBidi" w:cstheme="majorBidi"/>
-              </w:rPr>
-              <w:t>sactions</w:t>
-            </w:r>
-            <w:r>
-              <w:rPr>
-                <w:rFonts w:asciiTheme="majorBidi" w:hAnsiTheme="majorBidi" w:cstheme="majorBidi"/>
-              </w:rPr>
-              <w:t xml:space="preserve"> (Credit/Debit).</w:t>
-            </w:r>
-          </w:p>
-        </w:tc>
-      </w:tr>
-      <w:tr>
-        <w:trPr>
-          <w:trHeight w:val="539"/>
-        </w:trPr>
-        <w:tc>
-          <w:tcPr>
-            <w:tcW w:w="2695" w:type="dxa"/>
-          </w:tcPr>
-          <w:p>
-            <w:pPr>
-              <w:spacing w:line="276" w:lineRule="auto"/>
-              <w:rPr>
-                <w:rFonts w:asciiTheme="majorBidi" w:hAnsiTheme="majorBidi" w:cstheme="majorBidi"/>
-                <w:b/>
-                <w:bCs/>
-                <w:sz w:val="26"/>
-                <w:szCs w:val="26"/>
-              </w:rPr>
-            </w:pPr>
-            <w:r>
-              <w:rPr>
-                <w:rFonts w:asciiTheme="majorBidi" w:hAnsiTheme="majorBidi" w:cstheme="majorBidi"/>
-                <w:b/>
-                <w:bCs/>
-                <w:sz w:val="26"/>
-                <w:szCs w:val="26"/>
-              </w:rPr>
-              <w:t>Alternatives:</w:t>
-            </w:r>
-          </w:p>
-        </w:tc>
-        <w:tc>
-          <w:tcPr>
-            <w:tcW w:w="6655" w:type="dxa"/>
-          </w:tcPr>
+              <w:t>At least one active branch exists in the system.</w:t>
+            </w:r>
+          </w:p>
           <w:p>
             <w:pPr>
               <w:pStyle w:val="ListParagraph"/>
@@ -8970,7 +7860,1514 @@
               <w:rPr>
                 <w:rFonts w:asciiTheme="majorBidi" w:hAnsiTheme="majorBidi" w:cstheme="majorBidi"/>
               </w:rPr>
-              <w:t>1a. No Wallet Found: System creates a default wallet with 0.00 balance and displays it.</w:t>
+              <w:t>User account/profile exists (for reassignment) or is being created.</w:t>
+            </w:r>
+          </w:p>
+        </w:tc>
+      </w:tr>
+      <w:tr>
+        <w:tc>
+          <w:tcPr>
+            <w:tcW w:w="2695" w:type="dxa"/>
+          </w:tcPr>
+          <w:p>
+            <w:pPr>
+              <w:spacing w:line="276" w:lineRule="auto"/>
+              <w:rPr>
+                <w:rFonts w:asciiTheme="majorBidi" w:hAnsiTheme="majorBidi" w:cstheme="majorBidi"/>
+                <w:b/>
+                <w:bCs/>
+                <w:sz w:val="26"/>
+                <w:szCs w:val="26"/>
+              </w:rPr>
+            </w:pPr>
+            <w:r>
+              <w:rPr>
+                <w:rFonts w:asciiTheme="majorBidi" w:hAnsiTheme="majorBidi" w:cstheme="majorBidi"/>
+                <w:b/>
+                <w:bCs/>
+                <w:sz w:val="26"/>
+                <w:szCs w:val="26"/>
+              </w:rPr>
+              <w:t>Post-condition(s):</w:t>
+            </w:r>
+          </w:p>
+        </w:tc>
+        <w:tc>
+          <w:tcPr>
+            <w:tcW w:w="6655" w:type="dxa"/>
+          </w:tcPr>
+          <w:p>
+            <w:pPr>
+              <w:pStyle w:val="ListParagraph"/>
+              <w:numPr>
+                <w:ilvl w:val="0"/>
+                <w:numId w:val="6"/>
+              </w:numPr>
+              <w:ind w:left="526"/>
+              <w:rPr>
+                <w:rFonts w:asciiTheme="majorBidi" w:hAnsiTheme="majorBidi" w:cstheme="majorBidi"/>
+              </w:rPr>
+            </w:pPr>
+            <w:r>
+              <w:rPr>
+                <w:rFonts w:asciiTheme="majorBidi" w:hAnsiTheme="majorBidi" w:cstheme="majorBidi"/>
+              </w:rPr>
+              <w:t>User's PROFILE record is linked to the selected BRANCH (branch_id is updated).</w:t>
+            </w:r>
+          </w:p>
+          <w:p>
+            <w:pPr>
+              <w:pStyle w:val="ListParagraph"/>
+              <w:numPr>
+                <w:ilvl w:val="0"/>
+                <w:numId w:val="6"/>
+              </w:numPr>
+              <w:ind w:left="526"/>
+              <w:rPr>
+                <w:rFonts w:asciiTheme="majorBidi" w:hAnsiTheme="majorBidi" w:cstheme="majorBidi"/>
+              </w:rPr>
+            </w:pPr>
+            <w:r>
+              <w:rPr>
+                <w:rFonts w:asciiTheme="majorBidi" w:hAnsiTheme="majorBidi" w:cstheme="majorBidi"/>
+              </w:rPr>
+              <w:t>User can now access branch-specific data and operations.</w:t>
+            </w:r>
+          </w:p>
+        </w:tc>
+      </w:tr>
+      <w:tr>
+        <w:tc>
+          <w:tcPr>
+            <w:tcW w:w="2695" w:type="dxa"/>
+          </w:tcPr>
+          <w:p>
+            <w:pPr>
+              <w:spacing w:line="276" w:lineRule="auto"/>
+              <w:rPr>
+                <w:rFonts w:asciiTheme="majorBidi" w:hAnsiTheme="majorBidi" w:cstheme="majorBidi"/>
+                <w:b/>
+                <w:bCs/>
+                <w:sz w:val="26"/>
+                <w:szCs w:val="26"/>
+              </w:rPr>
+            </w:pPr>
+            <w:r>
+              <w:rPr>
+                <w:rFonts w:asciiTheme="majorBidi" w:hAnsiTheme="majorBidi" w:cstheme="majorBidi"/>
+                <w:b/>
+                <w:bCs/>
+                <w:sz w:val="26"/>
+                <w:szCs w:val="26"/>
+              </w:rPr>
+              <w:t>Main Success Scenario:</w:t>
+            </w:r>
+          </w:p>
+        </w:tc>
+        <w:tc>
+          <w:tcPr>
+            <w:tcW w:w="6655" w:type="dxa"/>
+          </w:tcPr>
+          <w:p>
+            <w:pPr>
+              <w:numPr>
+                <w:ilvl w:val="0"/>
+                <w:numId w:val="43"/>
+              </w:numPr>
+              <w:tabs>
+                <w:tab w:val="clear" w:pos="720"/>
+              </w:tabs>
+              <w:spacing w:line="276" w:lineRule="auto"/>
+              <w:ind w:left="520"/>
+              <w:jc w:val="lowKashida"/>
+              <w:rPr>
+                <w:rFonts w:asciiTheme="majorBidi" w:hAnsiTheme="majorBidi" w:cstheme="majorBidi"/>
+              </w:rPr>
+            </w:pPr>
+            <w:r>
+              <w:rPr>
+                <w:rFonts w:asciiTheme="majorBidi" w:hAnsiTheme="majorBidi" w:cstheme="majorBidi"/>
+              </w:rPr>
+              <w:t>Admin navigates to user creation or management screen.</w:t>
+            </w:r>
+          </w:p>
+          <w:p>
+            <w:pPr>
+              <w:numPr>
+                <w:ilvl w:val="0"/>
+                <w:numId w:val="43"/>
+              </w:numPr>
+              <w:tabs>
+                <w:tab w:val="clear" w:pos="720"/>
+              </w:tabs>
+              <w:spacing w:line="276" w:lineRule="auto"/>
+              <w:ind w:left="520"/>
+              <w:jc w:val="lowKashida"/>
+              <w:rPr>
+                <w:rFonts w:asciiTheme="majorBidi" w:hAnsiTheme="majorBidi" w:cstheme="majorBidi"/>
+              </w:rPr>
+            </w:pPr>
+            <w:r>
+              <w:rPr>
+                <w:rFonts w:asciiTheme="majorBidi" w:hAnsiTheme="majorBidi" w:cstheme="majorBidi"/>
+              </w:rPr>
+              <w:t>System invokes Assign Branch (Include relationship).</w:t>
+            </w:r>
+          </w:p>
+          <w:p>
+            <w:pPr>
+              <w:numPr>
+                <w:ilvl w:val="0"/>
+                <w:numId w:val="43"/>
+              </w:numPr>
+              <w:tabs>
+                <w:tab w:val="clear" w:pos="720"/>
+              </w:tabs>
+              <w:spacing w:line="276" w:lineRule="auto"/>
+              <w:ind w:left="520"/>
+              <w:jc w:val="lowKashida"/>
+              <w:rPr>
+                <w:rFonts w:asciiTheme="majorBidi" w:hAnsiTheme="majorBidi" w:cstheme="majorBidi"/>
+              </w:rPr>
+            </w:pPr>
+            <w:r>
+              <w:rPr>
+                <w:rFonts w:asciiTheme="majorBidi" w:hAnsiTheme="majorBidi" w:cstheme="majorBidi"/>
+              </w:rPr>
+              <w:t>System retrieves all active branches from the BRANCHES table (where deleted = false).</w:t>
+            </w:r>
+          </w:p>
+          <w:p>
+            <w:pPr>
+              <w:numPr>
+                <w:ilvl w:val="0"/>
+                <w:numId w:val="43"/>
+              </w:numPr>
+              <w:tabs>
+                <w:tab w:val="clear" w:pos="720"/>
+              </w:tabs>
+              <w:spacing w:line="276" w:lineRule="auto"/>
+              <w:ind w:left="520"/>
+              <w:jc w:val="lowKashida"/>
+              <w:rPr>
+                <w:rFonts w:asciiTheme="majorBidi" w:hAnsiTheme="majorBidi" w:cstheme="majorBidi"/>
+              </w:rPr>
+            </w:pPr>
+            <w:r>
+              <w:rPr>
+                <w:rFonts w:asciiTheme="majorBidi" w:hAnsiTheme="majorBidi" w:cstheme="majorBidi"/>
+              </w:rPr>
+              <w:t>System displays the list of branches in a dropdown menu.</w:t>
+            </w:r>
+          </w:p>
+          <w:p>
+            <w:pPr>
+              <w:numPr>
+                <w:ilvl w:val="0"/>
+                <w:numId w:val="43"/>
+              </w:numPr>
+              <w:tabs>
+                <w:tab w:val="clear" w:pos="720"/>
+              </w:tabs>
+              <w:spacing w:line="276" w:lineRule="auto"/>
+              <w:ind w:left="520"/>
+              <w:jc w:val="lowKashida"/>
+              <w:rPr>
+                <w:rFonts w:asciiTheme="majorBidi" w:hAnsiTheme="majorBidi" w:cstheme="majorBidi"/>
+              </w:rPr>
+            </w:pPr>
+            <w:r>
+              <w:rPr>
+                <w:rFonts w:asciiTheme="majorBidi" w:hAnsiTheme="majorBidi" w:cstheme="majorBidi"/>
+              </w:rPr>
+              <w:t>Admin selects a branch from the dropdown.</w:t>
+            </w:r>
+          </w:p>
+          <w:p>
+            <w:pPr>
+              <w:numPr>
+                <w:ilvl w:val="0"/>
+                <w:numId w:val="43"/>
+              </w:numPr>
+              <w:tabs>
+                <w:tab w:val="clear" w:pos="720"/>
+              </w:tabs>
+              <w:spacing w:line="276" w:lineRule="auto"/>
+              <w:ind w:left="520"/>
+              <w:jc w:val="lowKashida"/>
+              <w:rPr>
+                <w:rFonts w:asciiTheme="majorBidi" w:hAnsiTheme="majorBidi" w:cstheme="majorBidi"/>
+              </w:rPr>
+            </w:pPr>
+            <w:r>
+              <w:rPr>
+                <w:rFonts w:asciiTheme="majorBidi" w:hAnsiTheme="majorBidi" w:cstheme="majorBidi"/>
+              </w:rPr>
+              <w:t>System validates that the selected branch is active and exists.</w:t>
+            </w:r>
+          </w:p>
+          <w:p>
+            <w:pPr>
+              <w:numPr>
+                <w:ilvl w:val="0"/>
+                <w:numId w:val="43"/>
+              </w:numPr>
+              <w:tabs>
+                <w:tab w:val="clear" w:pos="720"/>
+              </w:tabs>
+              <w:spacing w:line="276" w:lineRule="auto"/>
+              <w:ind w:left="520"/>
+              <w:jc w:val="lowKashida"/>
+              <w:rPr>
+                <w:rFonts w:asciiTheme="majorBidi" w:hAnsiTheme="majorBidi" w:cstheme="majorBidi"/>
+              </w:rPr>
+            </w:pPr>
+            <w:r>
+              <w:rPr>
+                <w:rFonts w:asciiTheme="majorBidi" w:hAnsiTheme="majorBidi" w:cstheme="majorBidi"/>
+              </w:rPr>
+              <w:t>System links the PROFILE.branch_id to the selected BRANCH.id.</w:t>
+            </w:r>
+          </w:p>
+          <w:p>
+            <w:pPr>
+              <w:numPr>
+                <w:ilvl w:val="0"/>
+                <w:numId w:val="43"/>
+              </w:numPr>
+              <w:tabs>
+                <w:tab w:val="clear" w:pos="720"/>
+              </w:tabs>
+              <w:spacing w:line="276" w:lineRule="auto"/>
+              <w:ind w:left="520"/>
+              <w:jc w:val="lowKashida"/>
+              <w:rPr>
+                <w:rFonts w:asciiTheme="majorBidi" w:hAnsiTheme="majorBidi" w:cstheme="majorBidi"/>
+              </w:rPr>
+            </w:pPr>
+            <w:r>
+              <w:rPr>
+                <w:rFonts w:asciiTheme="majorBidi" w:hAnsiTheme="majorBidi" w:cstheme="majorBidi"/>
+              </w:rPr>
+              <w:t>System saves the updated profile.</w:t>
+            </w:r>
+          </w:p>
+        </w:tc>
+      </w:tr>
+      <w:tr>
+        <w:trPr>
+          <w:trHeight w:val="539"/>
+        </w:trPr>
+        <w:tc>
+          <w:tcPr>
+            <w:tcW w:w="2695" w:type="dxa"/>
+          </w:tcPr>
+          <w:p>
+            <w:pPr>
+              <w:spacing w:line="276" w:lineRule="auto"/>
+              <w:rPr>
+                <w:rFonts w:asciiTheme="majorBidi" w:hAnsiTheme="majorBidi" w:cstheme="majorBidi"/>
+                <w:b/>
+                <w:bCs/>
+                <w:sz w:val="26"/>
+                <w:szCs w:val="26"/>
+              </w:rPr>
+            </w:pPr>
+            <w:r>
+              <w:rPr>
+                <w:rFonts w:asciiTheme="majorBidi" w:hAnsiTheme="majorBidi" w:cstheme="majorBidi"/>
+                <w:b/>
+                <w:bCs/>
+                <w:sz w:val="26"/>
+                <w:szCs w:val="26"/>
+              </w:rPr>
+              <w:t>Alternatives:</w:t>
+            </w:r>
+          </w:p>
+        </w:tc>
+        <w:tc>
+          <w:tcPr>
+            <w:tcW w:w="6655" w:type="dxa"/>
+          </w:tcPr>
+          <w:p>
+            <w:pPr>
+              <w:pStyle w:val="ListParagraph"/>
+              <w:numPr>
+                <w:ilvl w:val="0"/>
+                <w:numId w:val="6"/>
+              </w:numPr>
+              <w:spacing w:line="276" w:lineRule="auto"/>
+              <w:ind w:left="526"/>
+              <w:jc w:val="both"/>
+              <w:rPr>
+                <w:rFonts w:asciiTheme="majorBidi" w:hAnsiTheme="majorBidi" w:cstheme="majorBidi"/>
+              </w:rPr>
+            </w:pPr>
+            <w:r>
+              <w:rPr>
+                <w:rFonts w:asciiTheme="majorBidi" w:hAnsiTheme="majorBidi" w:cstheme="majorBidi"/>
+              </w:rPr>
+              <w:t>3a. No Active Branches: If no active branches exist in the system, the system displays a message: "No active branches available. Please create a branch first." and redirects Admin to Create Branch.</w:t>
+            </w:r>
+          </w:p>
+          <w:p>
+            <w:pPr>
+              <w:pStyle w:val="ListParagraph"/>
+              <w:numPr>
+                <w:ilvl w:val="0"/>
+                <w:numId w:val="6"/>
+              </w:numPr>
+              <w:spacing w:line="276" w:lineRule="auto"/>
+              <w:ind w:left="526"/>
+              <w:jc w:val="both"/>
+              <w:rPr>
+                <w:rFonts w:asciiTheme="majorBidi" w:hAnsiTheme="majorBidi" w:cstheme="majorBidi"/>
+              </w:rPr>
+            </w:pPr>
+            <w:r>
+              <w:rPr>
+                <w:rFonts w:asciiTheme="majorBidi" w:hAnsiTheme="majorBidi" w:cstheme="majorBidi"/>
+              </w:rPr>
+              <w:t>6a. Branch Already Deleted: If the selected branch has been soft-deleted (deleted = true), the system displays an error: "Selected branch is no longer active. Please choose another branch</w:t>
+            </w:r>
+            <w:r>
+              <w:rPr>
+                <w:rFonts w:asciiTheme="majorBidi" w:hAnsiTheme="majorBidi" w:cstheme="majorBidi"/>
+              </w:rPr>
+              <w:t>”</w:t>
+            </w:r>
+          </w:p>
+        </w:tc>
+      </w:tr>
+    </w:tbl>
+    <w:p/>
+    <w:p/>
+    <w:tbl>
+      <w:tblPr>
+        <w:tblStyle w:val="TableGrid"/>
+        <w:tblW w:w="0" w:type="auto"/>
+        <w:tblLook w:val="04A0" w:firstRow="1" w:lastRow="0" w:firstColumn="1" w:lastColumn="0" w:noHBand="0" w:noVBand="1"/>
+      </w:tblPr>
+      <w:tblGrid>
+        <w:gridCol w:w="2695"/>
+        <w:gridCol w:w="6655"/>
+      </w:tblGrid>
+      <w:tr>
+        <w:tc>
+          <w:tcPr>
+            <w:tcW w:w="2695" w:type="dxa"/>
+          </w:tcPr>
+          <w:p>
+            <w:pPr>
+              <w:spacing w:line="276" w:lineRule="auto"/>
+              <w:rPr>
+                <w:rFonts w:asciiTheme="majorBidi" w:hAnsiTheme="majorBidi" w:cstheme="majorBidi"/>
+                <w:b/>
+                <w:bCs/>
+                <w:sz w:val="26"/>
+                <w:szCs w:val="26"/>
+              </w:rPr>
+            </w:pPr>
+            <w:r>
+              <w:rPr>
+                <w:rFonts w:asciiTheme="majorBidi" w:hAnsiTheme="majorBidi" w:cstheme="majorBidi"/>
+                <w:b/>
+                <w:bCs/>
+                <w:sz w:val="26"/>
+                <w:szCs w:val="26"/>
+              </w:rPr>
+              <w:t>Use-Case ID – Name:</w:t>
+            </w:r>
+          </w:p>
+        </w:tc>
+        <w:tc>
+          <w:tcPr>
+            <w:tcW w:w="6655" w:type="dxa"/>
+          </w:tcPr>
+          <w:p>
+            <w:pPr>
+              <w:spacing w:line="276" w:lineRule="auto"/>
+              <w:jc w:val="lowKashida"/>
+              <w:rPr>
+                <w:rFonts w:asciiTheme="majorBidi" w:hAnsiTheme="majorBidi"/>
+                <w:b/>
+                <w:bCs/>
+              </w:rPr>
+            </w:pPr>
+            <w:r>
+              <w:rPr>
+                <w:rFonts w:asciiTheme="majorBidi" w:hAnsiTheme="majorBidi" w:cstheme="majorBidi"/>
+                <w:b/>
+                <w:bCs/>
+                <w:i/>
+                <w:iCs/>
+                <w:color w:val="FF0000"/>
+              </w:rPr>
+              <w:t>UC-</w:t>
+            </w:r>
+            <w:r>
+              <w:rPr>
+                <w:rFonts w:asciiTheme="majorBidi" w:hAnsiTheme="majorBidi" w:cstheme="majorBidi"/>
+                <w:b/>
+                <w:bCs/>
+                <w:i/>
+                <w:iCs/>
+                <w:color w:val="FF0000"/>
+              </w:rPr>
+              <w:t>1</w:t>
+            </w:r>
+            <w:r>
+              <w:rPr>
+                <w:rFonts w:asciiTheme="majorBidi" w:hAnsiTheme="majorBidi" w:cstheme="majorBidi"/>
+                <w:b/>
+                <w:bCs/>
+                <w:i/>
+                <w:iCs/>
+                <w:color w:val="FF0000"/>
+              </w:rPr>
+              <w:t>5</w:t>
+            </w:r>
+            <w:r>
+              <w:rPr>
+                <w:rFonts w:asciiTheme="majorBidi" w:hAnsiTheme="majorBidi" w:cstheme="majorBidi"/>
+                <w:b/>
+                <w:bCs/>
+                <w:i/>
+                <w:iCs/>
+                <w:color w:val="FF0000"/>
+              </w:rPr>
+              <w:t xml:space="preserve"> </w:t>
+            </w:r>
+            <w:r>
+              <w:rPr>
+                <w:rFonts w:asciiTheme="majorBidi" w:hAnsiTheme="majorBidi" w:cstheme="majorBidi"/>
+                <w:b/>
+                <w:bCs/>
+                <w:vertAlign w:val="superscript"/>
+              </w:rPr>
+              <w:t>_</w:t>
+            </w:r>
+            <w:r>
+              <w:rPr>
+                <w:rFonts w:asciiTheme="majorBidi" w:hAnsiTheme="majorBidi" w:cstheme="majorBidi"/>
+                <w:b/>
+                <w:bCs/>
+                <w:i/>
+                <w:iCs/>
+              </w:rPr>
+              <w:t xml:space="preserve"> </w:t>
+            </w:r>
+            <w:r>
+              <w:rPr>
+                <w:rFonts w:asciiTheme="majorBidi" w:hAnsiTheme="majorBidi"/>
+                <w:b/>
+                <w:bCs/>
+              </w:rPr>
+              <w:t>Create Branch</w:t>
+            </w:r>
+          </w:p>
+        </w:tc>
+      </w:tr>
+      <w:tr>
+        <w:tc>
+          <w:tcPr>
+            <w:tcW w:w="2695" w:type="dxa"/>
+          </w:tcPr>
+          <w:p>
+            <w:pPr>
+              <w:spacing w:line="276" w:lineRule="auto"/>
+              <w:rPr>
+                <w:rFonts w:asciiTheme="majorBidi" w:hAnsiTheme="majorBidi" w:cstheme="majorBidi"/>
+                <w:b/>
+                <w:bCs/>
+                <w:sz w:val="26"/>
+                <w:szCs w:val="26"/>
+              </w:rPr>
+            </w:pPr>
+            <w:r>
+              <w:rPr>
+                <w:rFonts w:asciiTheme="majorBidi" w:hAnsiTheme="majorBidi" w:cstheme="majorBidi"/>
+                <w:b/>
+                <w:bCs/>
+                <w:sz w:val="26"/>
+                <w:szCs w:val="26"/>
+              </w:rPr>
+              <w:t>Goal:</w:t>
+            </w:r>
+          </w:p>
+        </w:tc>
+        <w:tc>
+          <w:tcPr>
+            <w:tcW w:w="6655" w:type="dxa"/>
+          </w:tcPr>
+          <w:p>
+            <w:pPr>
+              <w:spacing w:line="276" w:lineRule="auto"/>
+              <w:jc w:val="lowKashida"/>
+              <w:rPr>
+                <w:rFonts w:asciiTheme="majorBidi" w:hAnsiTheme="majorBidi" w:cstheme="majorBidi"/>
+              </w:rPr>
+            </w:pPr>
+            <w:r>
+              <w:rPr>
+                <w:rFonts w:asciiTheme="majorBidi" w:hAnsiTheme="majorBidi" w:cstheme="majorBidi"/>
+              </w:rPr>
+              <w:t>Allow Admin to add a new logistics branch to the system</w:t>
+            </w:r>
+          </w:p>
+        </w:tc>
+      </w:tr>
+      <w:tr>
+        <w:tc>
+          <w:tcPr>
+            <w:tcW w:w="2695" w:type="dxa"/>
+          </w:tcPr>
+          <w:p>
+            <w:pPr>
+              <w:spacing w:line="276" w:lineRule="auto"/>
+              <w:rPr>
+                <w:rFonts w:asciiTheme="majorBidi" w:hAnsiTheme="majorBidi" w:cstheme="majorBidi"/>
+                <w:b/>
+                <w:bCs/>
+                <w:sz w:val="26"/>
+                <w:szCs w:val="26"/>
+              </w:rPr>
+            </w:pPr>
+            <w:r>
+              <w:rPr>
+                <w:rFonts w:asciiTheme="majorBidi" w:hAnsiTheme="majorBidi" w:cstheme="majorBidi"/>
+                <w:b/>
+                <w:bCs/>
+                <w:sz w:val="26"/>
+                <w:szCs w:val="26"/>
+              </w:rPr>
+              <w:t>Initiator:</w:t>
+            </w:r>
+          </w:p>
+        </w:tc>
+        <w:tc>
+          <w:tcPr>
+            <w:tcW w:w="6655" w:type="dxa"/>
+          </w:tcPr>
+          <w:p>
+            <w:pPr>
+              <w:spacing w:line="276" w:lineRule="auto"/>
+              <w:jc w:val="lowKashida"/>
+              <w:rPr>
+                <w:rFonts w:asciiTheme="majorBidi" w:hAnsiTheme="majorBidi" w:cstheme="majorBidi"/>
+              </w:rPr>
+            </w:pPr>
+            <w:r>
+              <w:rPr>
+                <w:rFonts w:asciiTheme="majorBidi" w:hAnsiTheme="majorBidi" w:cstheme="majorBidi"/>
+              </w:rPr>
+              <w:t>Admin</w:t>
+            </w:r>
+          </w:p>
+        </w:tc>
+      </w:tr>
+      <w:tr>
+        <w:tc>
+          <w:tcPr>
+            <w:tcW w:w="2695" w:type="dxa"/>
+          </w:tcPr>
+          <w:p>
+            <w:pPr>
+              <w:spacing w:line="276" w:lineRule="auto"/>
+              <w:rPr>
+                <w:rFonts w:asciiTheme="majorBidi" w:hAnsiTheme="majorBidi" w:cstheme="majorBidi"/>
+                <w:b/>
+                <w:bCs/>
+                <w:sz w:val="26"/>
+                <w:szCs w:val="26"/>
+              </w:rPr>
+            </w:pPr>
+            <w:r>
+              <w:rPr>
+                <w:rFonts w:asciiTheme="majorBidi" w:hAnsiTheme="majorBidi" w:cstheme="majorBidi"/>
+                <w:b/>
+                <w:bCs/>
+                <w:sz w:val="26"/>
+                <w:szCs w:val="26"/>
+              </w:rPr>
+              <w:t>Pre-condition(s):</w:t>
+            </w:r>
+          </w:p>
+        </w:tc>
+        <w:tc>
+          <w:tcPr>
+            <w:tcW w:w="6655" w:type="dxa"/>
+          </w:tcPr>
+          <w:p>
+            <w:pPr>
+              <w:pStyle w:val="ListParagraph"/>
+              <w:numPr>
+                <w:ilvl w:val="0"/>
+                <w:numId w:val="6"/>
+              </w:numPr>
+              <w:ind w:left="526"/>
+              <w:rPr>
+                <w:rFonts w:asciiTheme="majorBidi" w:hAnsiTheme="majorBidi" w:cstheme="majorBidi"/>
+              </w:rPr>
+            </w:pPr>
+            <w:r>
+              <w:rPr>
+                <w:rFonts w:asciiTheme="majorBidi" w:hAnsiTheme="majorBidi" w:cstheme="majorBidi"/>
+              </w:rPr>
+              <w:t>Admin is logged in</w:t>
+            </w:r>
+          </w:p>
+        </w:tc>
+      </w:tr>
+      <w:tr>
+        <w:tc>
+          <w:tcPr>
+            <w:tcW w:w="2695" w:type="dxa"/>
+          </w:tcPr>
+          <w:p>
+            <w:pPr>
+              <w:spacing w:line="276" w:lineRule="auto"/>
+              <w:rPr>
+                <w:rFonts w:asciiTheme="majorBidi" w:hAnsiTheme="majorBidi" w:cstheme="majorBidi"/>
+                <w:b/>
+                <w:bCs/>
+                <w:sz w:val="26"/>
+                <w:szCs w:val="26"/>
+              </w:rPr>
+            </w:pPr>
+            <w:r>
+              <w:rPr>
+                <w:rFonts w:asciiTheme="majorBidi" w:hAnsiTheme="majorBidi" w:cstheme="majorBidi"/>
+                <w:b/>
+                <w:bCs/>
+                <w:sz w:val="26"/>
+                <w:szCs w:val="26"/>
+              </w:rPr>
+              <w:lastRenderedPageBreak/>
+              <w:t>Post-condition(s):</w:t>
+            </w:r>
+          </w:p>
+        </w:tc>
+        <w:tc>
+          <w:tcPr>
+            <w:tcW w:w="6655" w:type="dxa"/>
+          </w:tcPr>
+          <w:p>
+            <w:pPr>
+              <w:pStyle w:val="ListParagraph"/>
+              <w:numPr>
+                <w:ilvl w:val="0"/>
+                <w:numId w:val="6"/>
+              </w:numPr>
+              <w:ind w:left="526"/>
+              <w:rPr>
+                <w:rFonts w:asciiTheme="majorBidi" w:hAnsiTheme="majorBidi" w:cstheme="majorBidi"/>
+              </w:rPr>
+            </w:pPr>
+            <w:r>
+              <w:rPr>
+                <w:rFonts w:asciiTheme="majorBidi" w:hAnsiTheme="majorBidi" w:cstheme="majorBidi"/>
+              </w:rPr>
+              <w:t>New branch is added</w:t>
+            </w:r>
+            <w:r>
+              <w:rPr>
+                <w:rFonts w:asciiTheme="majorBidi" w:hAnsiTheme="majorBidi" w:cstheme="majorBidi"/>
+              </w:rPr>
+              <w:t>.</w:t>
+            </w:r>
+          </w:p>
+        </w:tc>
+      </w:tr>
+      <w:tr>
+        <w:tc>
+          <w:tcPr>
+            <w:tcW w:w="2695" w:type="dxa"/>
+          </w:tcPr>
+          <w:p>
+            <w:pPr>
+              <w:spacing w:line="276" w:lineRule="auto"/>
+              <w:rPr>
+                <w:rFonts w:asciiTheme="majorBidi" w:hAnsiTheme="majorBidi" w:cstheme="majorBidi"/>
+                <w:b/>
+                <w:bCs/>
+                <w:sz w:val="26"/>
+                <w:szCs w:val="26"/>
+              </w:rPr>
+            </w:pPr>
+            <w:r>
+              <w:rPr>
+                <w:rFonts w:asciiTheme="majorBidi" w:hAnsiTheme="majorBidi" w:cstheme="majorBidi"/>
+                <w:b/>
+                <w:bCs/>
+                <w:sz w:val="26"/>
+                <w:szCs w:val="26"/>
+              </w:rPr>
+              <w:t>Main Success Scenario:</w:t>
+            </w:r>
+          </w:p>
+        </w:tc>
+        <w:tc>
+          <w:tcPr>
+            <w:tcW w:w="6655" w:type="dxa"/>
+          </w:tcPr>
+          <w:p>
+            <w:pPr>
+              <w:numPr>
+                <w:ilvl w:val="0"/>
+                <w:numId w:val="24"/>
+              </w:numPr>
+              <w:tabs>
+                <w:tab w:val="clear" w:pos="720"/>
+              </w:tabs>
+              <w:spacing w:line="276" w:lineRule="auto"/>
+              <w:ind w:left="525"/>
+              <w:jc w:val="lowKashida"/>
+              <w:rPr>
+                <w:rFonts w:asciiTheme="majorBidi" w:hAnsiTheme="majorBidi" w:cstheme="majorBidi"/>
+              </w:rPr>
+            </w:pPr>
+            <w:r>
+              <w:rPr>
+                <w:rFonts w:asciiTheme="majorBidi" w:hAnsiTheme="majorBidi" w:cstheme="majorBidi"/>
+              </w:rPr>
+              <w:t>Admin enters branch details (Name, Location, Phone).</w:t>
+            </w:r>
+          </w:p>
+          <w:p>
+            <w:pPr>
+              <w:numPr>
+                <w:ilvl w:val="0"/>
+                <w:numId w:val="24"/>
+              </w:numPr>
+              <w:tabs>
+                <w:tab w:val="clear" w:pos="720"/>
+              </w:tabs>
+              <w:spacing w:line="276" w:lineRule="auto"/>
+              <w:ind w:left="525"/>
+              <w:jc w:val="lowKashida"/>
+              <w:rPr>
+                <w:rFonts w:asciiTheme="majorBidi" w:hAnsiTheme="majorBidi" w:cstheme="majorBidi"/>
+              </w:rPr>
+            </w:pPr>
+            <w:r>
+              <w:rPr>
+                <w:rFonts w:asciiTheme="majorBidi" w:hAnsiTheme="majorBidi" w:cstheme="majorBidi"/>
+              </w:rPr>
+              <w:t>System validates that the branch name is unique.</w:t>
+            </w:r>
+          </w:p>
+          <w:p>
+            <w:pPr>
+              <w:numPr>
+                <w:ilvl w:val="0"/>
+                <w:numId w:val="24"/>
+              </w:numPr>
+              <w:tabs>
+                <w:tab w:val="clear" w:pos="720"/>
+              </w:tabs>
+              <w:spacing w:line="276" w:lineRule="auto"/>
+              <w:ind w:left="525"/>
+              <w:jc w:val="lowKashida"/>
+              <w:rPr>
+                <w:rFonts w:asciiTheme="majorBidi" w:hAnsiTheme="majorBidi" w:cstheme="majorBidi"/>
+              </w:rPr>
+            </w:pPr>
+            <w:r>
+              <w:rPr>
+                <w:rFonts w:asciiTheme="majorBidi" w:hAnsiTheme="majorBidi" w:cstheme="majorBidi"/>
+              </w:rPr>
+              <w:t>System saves the new Branch.</w:t>
+            </w:r>
+          </w:p>
+          <w:p>
+            <w:pPr>
+              <w:numPr>
+                <w:ilvl w:val="0"/>
+                <w:numId w:val="24"/>
+              </w:numPr>
+              <w:tabs>
+                <w:tab w:val="clear" w:pos="720"/>
+              </w:tabs>
+              <w:spacing w:line="276" w:lineRule="auto"/>
+              <w:ind w:left="525"/>
+              <w:jc w:val="lowKashida"/>
+              <w:rPr>
+                <w:rFonts w:asciiTheme="majorBidi" w:hAnsiTheme="majorBidi" w:cstheme="majorBidi"/>
+              </w:rPr>
+            </w:pPr>
+            <w:r>
+              <w:rPr>
+                <w:rFonts w:asciiTheme="majorBidi" w:hAnsiTheme="majorBidi" w:cstheme="majorBidi"/>
+              </w:rPr>
+              <w:t>System invokes Assign Branch functionality to link initial employees.</w:t>
+            </w:r>
+          </w:p>
+        </w:tc>
+      </w:tr>
+      <w:tr>
+        <w:trPr>
+          <w:trHeight w:val="539"/>
+        </w:trPr>
+        <w:tc>
+          <w:tcPr>
+            <w:tcW w:w="2695" w:type="dxa"/>
+          </w:tcPr>
+          <w:p>
+            <w:pPr>
+              <w:spacing w:line="276" w:lineRule="auto"/>
+              <w:rPr>
+                <w:rFonts w:asciiTheme="majorBidi" w:hAnsiTheme="majorBidi" w:cstheme="majorBidi"/>
+                <w:b/>
+                <w:bCs/>
+                <w:sz w:val="26"/>
+                <w:szCs w:val="26"/>
+              </w:rPr>
+            </w:pPr>
+            <w:r>
+              <w:rPr>
+                <w:rFonts w:asciiTheme="majorBidi" w:hAnsiTheme="majorBidi" w:cstheme="majorBidi"/>
+                <w:b/>
+                <w:bCs/>
+                <w:sz w:val="26"/>
+                <w:szCs w:val="26"/>
+              </w:rPr>
+              <w:t>Alternatives:</w:t>
+            </w:r>
+          </w:p>
+        </w:tc>
+        <w:tc>
+          <w:tcPr>
+            <w:tcW w:w="6655" w:type="dxa"/>
+          </w:tcPr>
+          <w:p>
+            <w:pPr>
+              <w:pStyle w:val="ListParagraph"/>
+              <w:numPr>
+                <w:ilvl w:val="0"/>
+                <w:numId w:val="6"/>
+              </w:numPr>
+              <w:spacing w:line="276" w:lineRule="auto"/>
+              <w:ind w:left="526"/>
+              <w:jc w:val="both"/>
+              <w:rPr>
+                <w:rFonts w:asciiTheme="majorBidi" w:hAnsiTheme="majorBidi" w:cstheme="majorBidi"/>
+              </w:rPr>
+            </w:pPr>
+            <w:r>
+              <w:rPr>
+                <w:rFonts w:asciiTheme="majorBidi" w:hAnsiTheme="majorBidi" w:cstheme="majorBidi"/>
+              </w:rPr>
+              <w:t xml:space="preserve">2a. Duplicate Branch Data: if a branch with the same </w:t>
+            </w:r>
+            <w:r>
+              <w:rPr>
+                <w:rFonts w:asciiTheme="majorBidi" w:hAnsiTheme="majorBidi" w:cstheme="majorBidi"/>
+              </w:rPr>
+              <w:t>phone</w:t>
+            </w:r>
+            <w:r>
+              <w:rPr>
+                <w:rFonts w:asciiTheme="majorBidi" w:hAnsiTheme="majorBidi" w:cstheme="majorBidi"/>
+              </w:rPr>
+              <w:t xml:space="preserve"> (and is not deleted), the system displays: "A branch with this </w:t>
+            </w:r>
+            <w:r>
+              <w:rPr>
+                <w:rFonts w:asciiTheme="majorBidi" w:hAnsiTheme="majorBidi" w:cstheme="majorBidi"/>
+              </w:rPr>
+              <w:t>phone</w:t>
+            </w:r>
+            <w:r>
+              <w:rPr>
+                <w:rFonts w:asciiTheme="majorBidi" w:hAnsiTheme="majorBidi" w:cstheme="majorBidi"/>
+              </w:rPr>
+              <w:t xml:space="preserve"> already exists."</w:t>
+            </w:r>
+          </w:p>
+        </w:tc>
+      </w:tr>
+    </w:tbl>
+    <w:p>
+      <w:pPr>
+        <w:rPr>
+          <w:rtl/>
+        </w:rPr>
+      </w:pPr>
+    </w:p>
+    <w:tbl>
+      <w:tblPr>
+        <w:tblStyle w:val="TableGrid"/>
+        <w:tblW w:w="0" w:type="auto"/>
+        <w:tblLook w:val="04A0" w:firstRow="1" w:lastRow="0" w:firstColumn="1" w:lastColumn="0" w:noHBand="0" w:noVBand="1"/>
+      </w:tblPr>
+      <w:tblGrid>
+        <w:gridCol w:w="2695"/>
+        <w:gridCol w:w="6655"/>
+      </w:tblGrid>
+      <w:tr>
+        <w:tc>
+          <w:tcPr>
+            <w:tcW w:w="2695" w:type="dxa"/>
+          </w:tcPr>
+          <w:p>
+            <w:pPr>
+              <w:spacing w:line="276" w:lineRule="auto"/>
+              <w:rPr>
+                <w:rFonts w:asciiTheme="majorBidi" w:hAnsiTheme="majorBidi" w:cstheme="majorBidi"/>
+                <w:b/>
+                <w:bCs/>
+                <w:sz w:val="26"/>
+                <w:szCs w:val="26"/>
+              </w:rPr>
+            </w:pPr>
+            <w:r>
+              <w:rPr>
+                <w:rFonts w:asciiTheme="majorBidi" w:hAnsiTheme="majorBidi" w:cstheme="majorBidi"/>
+                <w:b/>
+                <w:bCs/>
+                <w:sz w:val="26"/>
+                <w:szCs w:val="26"/>
+              </w:rPr>
+              <w:t>Use-Case ID – Name:</w:t>
+            </w:r>
+          </w:p>
+        </w:tc>
+        <w:tc>
+          <w:tcPr>
+            <w:tcW w:w="6655" w:type="dxa"/>
+          </w:tcPr>
+          <w:p>
+            <w:pPr>
+              <w:spacing w:line="276" w:lineRule="auto"/>
+              <w:jc w:val="lowKashida"/>
+              <w:rPr>
+                <w:rFonts w:asciiTheme="majorBidi" w:hAnsiTheme="majorBidi"/>
+                <w:b/>
+                <w:bCs/>
+              </w:rPr>
+            </w:pPr>
+            <w:r>
+              <w:rPr>
+                <w:rFonts w:asciiTheme="majorBidi" w:hAnsiTheme="majorBidi" w:cstheme="majorBidi"/>
+                <w:b/>
+                <w:bCs/>
+                <w:i/>
+                <w:iCs/>
+                <w:color w:val="FF0000"/>
+              </w:rPr>
+              <w:t>UC-</w:t>
+            </w:r>
+            <w:r>
+              <w:rPr>
+                <w:rFonts w:asciiTheme="majorBidi" w:hAnsiTheme="majorBidi" w:cstheme="majorBidi"/>
+                <w:b/>
+                <w:bCs/>
+                <w:i/>
+                <w:iCs/>
+                <w:color w:val="FF0000"/>
+              </w:rPr>
+              <w:t>1</w:t>
+            </w:r>
+            <w:r>
+              <w:rPr>
+                <w:rFonts w:asciiTheme="majorBidi" w:hAnsiTheme="majorBidi" w:cstheme="majorBidi"/>
+                <w:b/>
+                <w:bCs/>
+                <w:i/>
+                <w:iCs/>
+                <w:color w:val="FF0000"/>
+              </w:rPr>
+              <w:t>6</w:t>
+            </w:r>
+            <w:r>
+              <w:rPr>
+                <w:rFonts w:asciiTheme="majorBidi" w:hAnsiTheme="majorBidi" w:cstheme="majorBidi"/>
+                <w:b/>
+                <w:bCs/>
+                <w:i/>
+                <w:iCs/>
+                <w:color w:val="FF0000"/>
+              </w:rPr>
+              <w:t xml:space="preserve"> </w:t>
+            </w:r>
+            <w:r>
+              <w:rPr>
+                <w:rFonts w:asciiTheme="majorBidi" w:hAnsiTheme="majorBidi" w:cstheme="majorBidi"/>
+                <w:b/>
+                <w:bCs/>
+                <w:vertAlign w:val="superscript"/>
+              </w:rPr>
+              <w:t>_</w:t>
+            </w:r>
+            <w:r>
+              <w:rPr>
+                <w:rFonts w:asciiTheme="majorBidi" w:hAnsiTheme="majorBidi" w:cstheme="majorBidi"/>
+                <w:b/>
+                <w:bCs/>
+                <w:i/>
+                <w:iCs/>
+              </w:rPr>
+              <w:t xml:space="preserve"> </w:t>
+            </w:r>
+            <w:r>
+              <w:rPr>
+                <w:rFonts w:asciiTheme="majorBidi" w:hAnsiTheme="majorBidi"/>
+                <w:b/>
+                <w:bCs/>
+              </w:rPr>
+              <w:t>Create User</w:t>
+            </w:r>
+          </w:p>
+        </w:tc>
+      </w:tr>
+      <w:tr>
+        <w:tc>
+          <w:tcPr>
+            <w:tcW w:w="2695" w:type="dxa"/>
+          </w:tcPr>
+          <w:p>
+            <w:pPr>
+              <w:spacing w:line="276" w:lineRule="auto"/>
+              <w:rPr>
+                <w:rFonts w:asciiTheme="majorBidi" w:hAnsiTheme="majorBidi" w:cstheme="majorBidi"/>
+                <w:b/>
+                <w:bCs/>
+                <w:sz w:val="26"/>
+                <w:szCs w:val="26"/>
+              </w:rPr>
+            </w:pPr>
+            <w:r>
+              <w:rPr>
+                <w:rFonts w:asciiTheme="majorBidi" w:hAnsiTheme="majorBidi" w:cstheme="majorBidi"/>
+                <w:b/>
+                <w:bCs/>
+                <w:sz w:val="26"/>
+                <w:szCs w:val="26"/>
+              </w:rPr>
+              <w:t>Goal:</w:t>
+            </w:r>
+          </w:p>
+        </w:tc>
+        <w:tc>
+          <w:tcPr>
+            <w:tcW w:w="6655" w:type="dxa"/>
+          </w:tcPr>
+          <w:p>
+            <w:pPr>
+              <w:spacing w:line="276" w:lineRule="auto"/>
+              <w:jc w:val="lowKashida"/>
+              <w:rPr>
+                <w:rFonts w:asciiTheme="majorBidi" w:hAnsiTheme="majorBidi" w:cstheme="majorBidi"/>
+              </w:rPr>
+            </w:pPr>
+            <w:r>
+              <w:rPr>
+                <w:rFonts w:asciiTheme="majorBidi" w:hAnsiTheme="majorBidi" w:cstheme="majorBidi"/>
+              </w:rPr>
+              <w:t>Allow Admin to register a new Employee or Courier into the system.</w:t>
+            </w:r>
+          </w:p>
+        </w:tc>
+      </w:tr>
+      <w:tr>
+        <w:tc>
+          <w:tcPr>
+            <w:tcW w:w="2695" w:type="dxa"/>
+          </w:tcPr>
+          <w:p>
+            <w:pPr>
+              <w:spacing w:line="276" w:lineRule="auto"/>
+              <w:rPr>
+                <w:rFonts w:asciiTheme="majorBidi" w:hAnsiTheme="majorBidi" w:cstheme="majorBidi"/>
+                <w:b/>
+                <w:bCs/>
+                <w:sz w:val="26"/>
+                <w:szCs w:val="26"/>
+              </w:rPr>
+            </w:pPr>
+            <w:r>
+              <w:rPr>
+                <w:rFonts w:asciiTheme="majorBidi" w:hAnsiTheme="majorBidi" w:cstheme="majorBidi"/>
+                <w:b/>
+                <w:bCs/>
+                <w:sz w:val="26"/>
+                <w:szCs w:val="26"/>
+              </w:rPr>
+              <w:t>Initiator:</w:t>
+            </w:r>
+          </w:p>
+        </w:tc>
+        <w:tc>
+          <w:tcPr>
+            <w:tcW w:w="6655" w:type="dxa"/>
+          </w:tcPr>
+          <w:p>
+            <w:pPr>
+              <w:spacing w:line="276" w:lineRule="auto"/>
+              <w:jc w:val="lowKashida"/>
+              <w:rPr>
+                <w:rFonts w:asciiTheme="majorBidi" w:hAnsiTheme="majorBidi" w:cstheme="majorBidi"/>
+              </w:rPr>
+            </w:pPr>
+            <w:r>
+              <w:rPr>
+                <w:rFonts w:asciiTheme="majorBidi" w:hAnsiTheme="majorBidi" w:cstheme="majorBidi"/>
+              </w:rPr>
+              <w:t>Admin</w:t>
+            </w:r>
+          </w:p>
+        </w:tc>
+      </w:tr>
+      <w:tr>
+        <w:tc>
+          <w:tcPr>
+            <w:tcW w:w="2695" w:type="dxa"/>
+          </w:tcPr>
+          <w:p>
+            <w:pPr>
+              <w:spacing w:line="276" w:lineRule="auto"/>
+              <w:rPr>
+                <w:rFonts w:asciiTheme="majorBidi" w:hAnsiTheme="majorBidi" w:cstheme="majorBidi"/>
+                <w:b/>
+                <w:bCs/>
+                <w:sz w:val="26"/>
+                <w:szCs w:val="26"/>
+              </w:rPr>
+            </w:pPr>
+            <w:r>
+              <w:rPr>
+                <w:rFonts w:asciiTheme="majorBidi" w:hAnsiTheme="majorBidi" w:cstheme="majorBidi"/>
+                <w:b/>
+                <w:bCs/>
+                <w:sz w:val="26"/>
+                <w:szCs w:val="26"/>
+              </w:rPr>
+              <w:t>Pre-condition(s):</w:t>
+            </w:r>
+          </w:p>
+        </w:tc>
+        <w:tc>
+          <w:tcPr>
+            <w:tcW w:w="6655" w:type="dxa"/>
+          </w:tcPr>
+          <w:p>
+            <w:pPr>
+              <w:pStyle w:val="ListParagraph"/>
+              <w:numPr>
+                <w:ilvl w:val="0"/>
+                <w:numId w:val="6"/>
+              </w:numPr>
+              <w:ind w:left="526"/>
+              <w:rPr>
+                <w:rFonts w:asciiTheme="majorBidi" w:hAnsiTheme="majorBidi" w:cstheme="majorBidi"/>
+              </w:rPr>
+            </w:pPr>
+            <w:r>
+              <w:rPr>
+                <w:rFonts w:asciiTheme="majorBidi" w:hAnsiTheme="majorBidi" w:cstheme="majorBidi"/>
+              </w:rPr>
+              <w:t>Admin is logged in</w:t>
+            </w:r>
+          </w:p>
+        </w:tc>
+      </w:tr>
+      <w:tr>
+        <w:tc>
+          <w:tcPr>
+            <w:tcW w:w="2695" w:type="dxa"/>
+          </w:tcPr>
+          <w:p>
+            <w:pPr>
+              <w:spacing w:line="276" w:lineRule="auto"/>
+              <w:rPr>
+                <w:rFonts w:asciiTheme="majorBidi" w:hAnsiTheme="majorBidi" w:cstheme="majorBidi"/>
+                <w:b/>
+                <w:bCs/>
+                <w:sz w:val="26"/>
+                <w:szCs w:val="26"/>
+              </w:rPr>
+            </w:pPr>
+            <w:r>
+              <w:rPr>
+                <w:rFonts w:asciiTheme="majorBidi" w:hAnsiTheme="majorBidi" w:cstheme="majorBidi"/>
+                <w:b/>
+                <w:bCs/>
+                <w:sz w:val="26"/>
+                <w:szCs w:val="26"/>
+              </w:rPr>
+              <w:t>Post-condition(s):</w:t>
+            </w:r>
+          </w:p>
+        </w:tc>
+        <w:tc>
+          <w:tcPr>
+            <w:tcW w:w="6655" w:type="dxa"/>
+          </w:tcPr>
+          <w:p>
+            <w:pPr>
+              <w:pStyle w:val="ListParagraph"/>
+              <w:numPr>
+                <w:ilvl w:val="0"/>
+                <w:numId w:val="6"/>
+              </w:numPr>
+              <w:ind w:left="526"/>
+              <w:rPr>
+                <w:rFonts w:asciiTheme="majorBidi" w:hAnsiTheme="majorBidi" w:cstheme="majorBidi"/>
+              </w:rPr>
+            </w:pPr>
+            <w:r>
+              <w:rPr>
+                <w:rFonts w:asciiTheme="majorBidi" w:hAnsiTheme="majorBidi" w:cstheme="majorBidi"/>
+              </w:rPr>
+              <w:t>New ACCOUNT and PROFILE are created</w:t>
+            </w:r>
+            <w:r>
+              <w:rPr>
+                <w:rFonts w:asciiTheme="majorBidi" w:hAnsiTheme="majorBidi" w:cstheme="majorBidi"/>
+              </w:rPr>
+              <w:t>.</w:t>
+            </w:r>
+          </w:p>
+        </w:tc>
+      </w:tr>
+      <w:tr>
+        <w:tc>
+          <w:tcPr>
+            <w:tcW w:w="2695" w:type="dxa"/>
+          </w:tcPr>
+          <w:p>
+            <w:pPr>
+              <w:spacing w:line="276" w:lineRule="auto"/>
+              <w:rPr>
+                <w:rFonts w:asciiTheme="majorBidi" w:hAnsiTheme="majorBidi" w:cstheme="majorBidi"/>
+                <w:b/>
+                <w:bCs/>
+                <w:sz w:val="26"/>
+                <w:szCs w:val="26"/>
+              </w:rPr>
+            </w:pPr>
+            <w:r>
+              <w:rPr>
+                <w:rFonts w:asciiTheme="majorBidi" w:hAnsiTheme="majorBidi" w:cstheme="majorBidi"/>
+                <w:b/>
+                <w:bCs/>
+                <w:sz w:val="26"/>
+                <w:szCs w:val="26"/>
+              </w:rPr>
+              <w:t>Main Success Scenario:</w:t>
+            </w:r>
+          </w:p>
+        </w:tc>
+        <w:tc>
+          <w:tcPr>
+            <w:tcW w:w="6655" w:type="dxa"/>
+          </w:tcPr>
+          <w:p>
+            <w:pPr>
+              <w:numPr>
+                <w:ilvl w:val="0"/>
+                <w:numId w:val="25"/>
+              </w:numPr>
+              <w:tabs>
+                <w:tab w:val="clear" w:pos="720"/>
+              </w:tabs>
+              <w:spacing w:line="276" w:lineRule="auto"/>
+              <w:ind w:left="525"/>
+              <w:jc w:val="lowKashida"/>
+              <w:rPr>
+                <w:rFonts w:asciiTheme="majorBidi" w:hAnsiTheme="majorBidi" w:cstheme="majorBidi"/>
+              </w:rPr>
+            </w:pPr>
+            <w:r>
+              <w:rPr>
+                <w:rFonts w:asciiTheme="majorBidi" w:hAnsiTheme="majorBidi" w:cstheme="majorBidi"/>
+              </w:rPr>
+              <w:t>Admin enters user details (Name, Email, Phone, Role).</w:t>
+            </w:r>
+          </w:p>
+          <w:p>
+            <w:pPr>
+              <w:numPr>
+                <w:ilvl w:val="0"/>
+                <w:numId w:val="25"/>
+              </w:numPr>
+              <w:tabs>
+                <w:tab w:val="clear" w:pos="720"/>
+              </w:tabs>
+              <w:spacing w:line="276" w:lineRule="auto"/>
+              <w:ind w:left="525"/>
+              <w:jc w:val="lowKashida"/>
+              <w:rPr>
+                <w:rFonts w:asciiTheme="majorBidi" w:hAnsiTheme="majorBidi" w:cstheme="majorBidi"/>
+              </w:rPr>
+            </w:pPr>
+            <w:r>
+              <w:rPr>
+                <w:rFonts w:asciiTheme="majorBidi" w:hAnsiTheme="majorBidi" w:cstheme="majorBidi"/>
+              </w:rPr>
+              <w:t>System invokes Assign Branch (Include relationship).</w:t>
+            </w:r>
+          </w:p>
+          <w:p>
+            <w:pPr>
+              <w:numPr>
+                <w:ilvl w:val="0"/>
+                <w:numId w:val="25"/>
+              </w:numPr>
+              <w:tabs>
+                <w:tab w:val="clear" w:pos="720"/>
+              </w:tabs>
+              <w:spacing w:line="276" w:lineRule="auto"/>
+              <w:ind w:left="525"/>
+              <w:jc w:val="lowKashida"/>
+              <w:rPr>
+                <w:rFonts w:asciiTheme="majorBidi" w:hAnsiTheme="majorBidi" w:cstheme="majorBidi"/>
+              </w:rPr>
+            </w:pPr>
+            <w:r>
+              <w:rPr>
+                <w:rFonts w:asciiTheme="majorBidi" w:hAnsiTheme="majorBidi" w:cstheme="majorBidi"/>
+              </w:rPr>
+              <w:t>Admin selects the Branch for the user.</w:t>
+            </w:r>
+          </w:p>
+          <w:p>
+            <w:pPr>
+              <w:numPr>
+                <w:ilvl w:val="0"/>
+                <w:numId w:val="25"/>
+              </w:numPr>
+              <w:tabs>
+                <w:tab w:val="clear" w:pos="720"/>
+              </w:tabs>
+              <w:spacing w:line="276" w:lineRule="auto"/>
+              <w:ind w:left="525"/>
+              <w:jc w:val="lowKashida"/>
+              <w:rPr>
+                <w:rFonts w:asciiTheme="majorBidi" w:hAnsiTheme="majorBidi" w:cstheme="majorBidi"/>
+              </w:rPr>
+            </w:pPr>
+            <w:r>
+              <w:rPr>
+                <w:rFonts w:asciiTheme="majorBidi" w:hAnsiTheme="majorBidi" w:cstheme="majorBidi"/>
+              </w:rPr>
+              <w:t>System validates that Email/Phone are unique (Enhancement Task 4).</w:t>
+            </w:r>
+          </w:p>
+          <w:p>
+            <w:pPr>
+              <w:numPr>
+                <w:ilvl w:val="0"/>
+                <w:numId w:val="25"/>
+              </w:numPr>
+              <w:tabs>
+                <w:tab w:val="clear" w:pos="720"/>
+              </w:tabs>
+              <w:spacing w:line="276" w:lineRule="auto"/>
+              <w:ind w:left="525"/>
+              <w:jc w:val="lowKashida"/>
+              <w:rPr>
+                <w:rFonts w:asciiTheme="majorBidi" w:hAnsiTheme="majorBidi" w:cstheme="majorBidi"/>
+              </w:rPr>
+            </w:pPr>
+            <w:r>
+              <w:rPr>
+                <w:rFonts w:asciiTheme="majorBidi" w:hAnsiTheme="majorBidi" w:cstheme="majorBidi"/>
+              </w:rPr>
+              <w:t>System creates the ACCOUNT with the selected Role and PROFILE linked to the Branch.</w:t>
+            </w:r>
+          </w:p>
+          <w:p>
+            <w:pPr>
+              <w:numPr>
+                <w:ilvl w:val="0"/>
+                <w:numId w:val="25"/>
+              </w:numPr>
+              <w:tabs>
+                <w:tab w:val="clear" w:pos="720"/>
+              </w:tabs>
+              <w:spacing w:line="276" w:lineRule="auto"/>
+              <w:ind w:left="525"/>
+              <w:jc w:val="lowKashida"/>
+              <w:rPr>
+                <w:rFonts w:asciiTheme="majorBidi" w:hAnsiTheme="majorBidi" w:cstheme="majorBidi"/>
+              </w:rPr>
+            </w:pPr>
+            <w:r>
+              <w:rPr>
+                <w:rFonts w:asciiTheme="majorBidi" w:hAnsiTheme="majorBidi" w:cstheme="majorBidi"/>
+              </w:rPr>
+              <w:t>System generates temporary credentials.</w:t>
+            </w:r>
+          </w:p>
+          <w:p>
+            <w:pPr>
+              <w:spacing w:line="276" w:lineRule="auto"/>
+              <w:ind w:left="525"/>
+              <w:jc w:val="lowKashida"/>
+              <w:rPr>
+                <w:rFonts w:asciiTheme="majorBidi" w:hAnsiTheme="majorBidi" w:cstheme="majorBidi"/>
+              </w:rPr>
+            </w:pPr>
+          </w:p>
+        </w:tc>
+      </w:tr>
+      <w:tr>
+        <w:trPr>
+          <w:trHeight w:val="539"/>
+        </w:trPr>
+        <w:tc>
+          <w:tcPr>
+            <w:tcW w:w="2695" w:type="dxa"/>
+          </w:tcPr>
+          <w:p>
+            <w:pPr>
+              <w:spacing w:line="276" w:lineRule="auto"/>
+              <w:rPr>
+                <w:rFonts w:asciiTheme="majorBidi" w:hAnsiTheme="majorBidi" w:cstheme="majorBidi"/>
+                <w:b/>
+                <w:bCs/>
+                <w:sz w:val="26"/>
+                <w:szCs w:val="26"/>
+              </w:rPr>
+            </w:pPr>
+            <w:r>
+              <w:rPr>
+                <w:rFonts w:asciiTheme="majorBidi" w:hAnsiTheme="majorBidi" w:cstheme="majorBidi"/>
+                <w:b/>
+                <w:bCs/>
+                <w:sz w:val="26"/>
+                <w:szCs w:val="26"/>
+              </w:rPr>
+              <w:t>Alternatives:</w:t>
+            </w:r>
+          </w:p>
+        </w:tc>
+        <w:tc>
+          <w:tcPr>
+            <w:tcW w:w="6655" w:type="dxa"/>
+          </w:tcPr>
+          <w:p>
+            <w:pPr>
+              <w:pStyle w:val="ListParagraph"/>
+              <w:numPr>
+                <w:ilvl w:val="0"/>
+                <w:numId w:val="6"/>
+              </w:numPr>
+              <w:spacing w:line="276" w:lineRule="auto"/>
+              <w:ind w:left="526"/>
+              <w:jc w:val="both"/>
+              <w:rPr>
+                <w:rFonts w:asciiTheme="majorBidi" w:hAnsiTheme="majorBidi" w:cstheme="majorBidi"/>
+              </w:rPr>
+            </w:pPr>
+            <w:r>
+              <w:rPr>
+                <w:rFonts w:asciiTheme="majorBidi" w:hAnsiTheme="majorBidi" w:cstheme="majorBidi"/>
+              </w:rPr>
+              <w:t>4a. Duplicate Data: System displays "Phone number or Email already exists."</w:t>
             </w:r>
           </w:p>
         </w:tc>
@@ -9060,7 +9457,7 @@
                 <w:iCs/>
                 <w:color w:val="FF0000"/>
               </w:rPr>
-              <w:t>6</w:t>
+              <w:t>7</w:t>
             </w:r>
             <w:r>
               <w:rPr>
@@ -9098,23 +9495,7 @@
                 <w:b/>
                 <w:bCs/>
               </w:rPr>
-              <w:t xml:space="preserve">Track </w:t>
-            </w:r>
-            <w:r>
-              <w:rPr>
-                <w:rFonts w:asciiTheme="majorBidi" w:hAnsiTheme="majorBidi"/>
-                <w:b/>
-                <w:bCs/>
-              </w:rPr>
-              <w:t xml:space="preserve">User </w:t>
-            </w:r>
-            <w:r>
-              <w:rPr>
-                <w:rFonts w:asciiTheme="majorBidi" w:hAnsiTheme="majorBidi"/>
-                <w:b/>
-                <w:bCs/>
-              </w:rPr>
-              <w:t>Balance</w:t>
+              <w:t>Create Product Category</w:t>
             </w:r>
           </w:p>
         </w:tc>
@@ -9156,40 +9537,14 @@
               <w:spacing w:line="276" w:lineRule="auto"/>
               <w:jc w:val="lowKashida"/>
               <w:rPr>
-                <w:rFonts w:asciiTheme="majorBidi" w:hAnsiTheme="majorBidi" w:cstheme="majorBidi" w:hint="cs"/>
-                <w:rtl/>
-                <w:lang w:bidi="ar-EG"/>
-              </w:rPr>
-            </w:pPr>
-            <w:r>
-              <w:rPr>
-                <w:rFonts w:asciiTheme="majorBidi" w:hAnsiTheme="majorBidi" w:cstheme="majorBidi"/>
-              </w:rPr>
-              <w:t xml:space="preserve">Allow </w:t>
-            </w:r>
-            <w:r>
-              <w:rPr>
-                <w:rFonts w:asciiTheme="majorBidi" w:hAnsiTheme="majorBidi" w:cstheme="majorBidi"/>
-              </w:rPr>
-              <w:t>Admin/Empl</w:t>
-            </w:r>
-            <w:r>
-              <w:rPr>
-                <w:rFonts w:asciiTheme="majorBidi" w:hAnsiTheme="majorBidi" w:cstheme="majorBidi"/>
-              </w:rPr>
-              <w:t>oyee</w:t>
-            </w:r>
-            <w:r>
-              <w:rPr>
-                <w:rFonts w:asciiTheme="majorBidi" w:hAnsiTheme="majorBidi" w:cstheme="majorBidi"/>
-              </w:rPr>
-              <w:t xml:space="preserve"> to </w:t>
-            </w:r>
-            <w:r>
-              <w:rPr>
-                <w:rFonts w:asciiTheme="majorBidi" w:hAnsiTheme="majorBidi" w:cstheme="majorBidi"/>
-              </w:rPr>
-              <w:t>access their wallet information and review all financial transactions related to their account.</w:t>
+                <w:rFonts w:asciiTheme="majorBidi" w:hAnsiTheme="majorBidi" w:cstheme="majorBidi"/>
+              </w:rPr>
+            </w:pPr>
+            <w:r>
+              <w:rPr>
+                <w:rFonts w:asciiTheme="majorBidi" w:hAnsiTheme="majorBidi" w:cstheme="majorBidi"/>
+              </w:rPr>
+              <w:t>Allow Admin/Employee to create a new product category for organizing inventory items and products in the warehouse system.</w:t>
             </w:r>
           </w:p>
         </w:tc>
@@ -9238,7 +9593,13 @@
               <w:rPr>
                 <w:rFonts w:asciiTheme="majorBidi" w:hAnsiTheme="majorBidi" w:cstheme="majorBidi"/>
               </w:rPr>
-              <w:t>Admin, Employee</w:t>
+              <w:t>Admin</w:t>
+            </w:r>
+            <w:r>
+              <w:rPr>
+                <w:rFonts w:asciiTheme="majorBidi" w:hAnsiTheme="majorBidi" w:cstheme="majorBidi"/>
+              </w:rPr>
+              <w:t>, Employee.</w:t>
             </w:r>
           </w:p>
         </w:tc>
@@ -9291,43 +9652,9 @@
               <w:rPr>
                 <w:rFonts w:asciiTheme="majorBidi" w:hAnsiTheme="majorBidi" w:cstheme="majorBidi"/>
               </w:rPr>
-              <w:t>User account exists.</w:t>
-            </w:r>
-          </w:p>
-        </w:tc>
-      </w:tr>
-      <w:tr>
-        <w:tc>
-          <w:tcPr>
-            <w:tcW w:w="2695" w:type="dxa"/>
-          </w:tcPr>
-          <w:p>
-            <w:pPr>
-              <w:spacing w:line="276" w:lineRule="auto"/>
-              <w:rPr>
-                <w:rFonts w:asciiTheme="majorBidi" w:hAnsiTheme="majorBidi" w:cstheme="majorBidi"/>
-                <w:b/>
-                <w:bCs/>
-                <w:sz w:val="26"/>
-                <w:szCs w:val="26"/>
-              </w:rPr>
-            </w:pPr>
-            <w:r>
-              <w:rPr>
-                <w:rFonts w:asciiTheme="majorBidi" w:hAnsiTheme="majorBidi" w:cstheme="majorBidi"/>
-                <w:b/>
-                <w:bCs/>
-                <w:sz w:val="26"/>
-                <w:szCs w:val="26"/>
-              </w:rPr>
-              <w:t>Post-condition(s):</w:t>
-            </w:r>
-          </w:p>
-        </w:tc>
-        <w:tc>
-          <w:tcPr>
-            <w:tcW w:w="6655" w:type="dxa"/>
-          </w:tcPr>
+              <w:t>User is logged in with appropriate permissions (Admin or Employee).</w:t>
+            </w:r>
+          </w:p>
           <w:p>
             <w:pPr>
               <w:pStyle w:val="ListParagraph"/>
@@ -9344,7 +9671,7 @@
               <w:rPr>
                 <w:rFonts w:asciiTheme="majorBidi" w:hAnsiTheme="majorBidi" w:cstheme="majorBidi"/>
               </w:rPr>
-              <w:t>Balance information is displayed</w:t>
+              <w:t>User has access to the Inventory/Warehouse module.</w:t>
             </w:r>
           </w:p>
         </w:tc>
@@ -9373,178 +9700,7 @@
                 <w:sz w:val="26"/>
                 <w:szCs w:val="26"/>
               </w:rPr>
-              <w:t>Main Success Scenario:</w:t>
-            </w:r>
-          </w:p>
-        </w:tc>
-        <w:tc>
-          <w:tcPr>
-            <w:tcW w:w="6655" w:type="dxa"/>
-          </w:tcPr>
-          <w:p>
-            <w:pPr>
-              <w:numPr>
-                <w:ilvl w:val="0"/>
-                <w:numId w:val="29"/>
-              </w:numPr>
-              <w:tabs>
-                <w:tab w:val="clear" w:pos="720"/>
-              </w:tabs>
-              <w:spacing w:line="276" w:lineRule="auto"/>
-              <w:ind w:left="525"/>
-              <w:jc w:val="lowKashida"/>
-              <w:rPr>
-                <w:rFonts w:asciiTheme="majorBidi" w:hAnsiTheme="majorBidi" w:cstheme="majorBidi"/>
-              </w:rPr>
-            </w:pPr>
-            <w:r>
-              <w:rPr>
-                <w:rFonts w:asciiTheme="majorBidi" w:hAnsiTheme="majorBidi" w:cstheme="majorBidi"/>
-              </w:rPr>
-              <w:t xml:space="preserve">Admin </w:t>
-            </w:r>
-            <w:r>
-              <w:rPr>
-                <w:rFonts w:asciiTheme="majorBidi" w:hAnsiTheme="majorBidi" w:cstheme="majorBidi"/>
-              </w:rPr>
-              <w:t>select</w:t>
-            </w:r>
-            <w:r>
-              <w:rPr>
-                <w:rFonts w:asciiTheme="majorBidi" w:hAnsiTheme="majorBidi" w:cstheme="majorBidi"/>
-              </w:rPr>
-              <w:t xml:space="preserve"> </w:t>
-            </w:r>
-            <w:r>
-              <w:rPr>
-                <w:rFonts w:asciiTheme="majorBidi" w:hAnsiTheme="majorBidi" w:cstheme="majorBidi"/>
-              </w:rPr>
-              <w:t>User</w:t>
-            </w:r>
-            <w:r>
-              <w:rPr>
-                <w:rFonts w:asciiTheme="majorBidi" w:hAnsiTheme="majorBidi" w:cstheme="majorBidi"/>
-              </w:rPr>
-              <w:t>.</w:t>
-            </w:r>
-          </w:p>
-          <w:p>
-            <w:pPr>
-              <w:numPr>
-                <w:ilvl w:val="0"/>
-                <w:numId w:val="29"/>
-              </w:numPr>
-              <w:tabs>
-                <w:tab w:val="clear" w:pos="720"/>
-              </w:tabs>
-              <w:spacing w:line="276" w:lineRule="auto"/>
-              <w:ind w:left="525"/>
-              <w:jc w:val="lowKashida"/>
-              <w:rPr>
-                <w:rFonts w:asciiTheme="majorBidi" w:hAnsiTheme="majorBidi" w:cstheme="majorBidi"/>
-              </w:rPr>
-            </w:pPr>
-            <w:r>
-              <w:rPr>
-                <w:rFonts w:asciiTheme="majorBidi" w:hAnsiTheme="majorBidi" w:cstheme="majorBidi"/>
-              </w:rPr>
-              <w:t xml:space="preserve">System validates the </w:t>
-            </w:r>
-          </w:p>
-          <w:p>
-            <w:pPr>
-              <w:numPr>
-                <w:ilvl w:val="0"/>
-                <w:numId w:val="29"/>
-              </w:numPr>
-              <w:tabs>
-                <w:tab w:val="clear" w:pos="720"/>
-              </w:tabs>
-              <w:spacing w:line="276" w:lineRule="auto"/>
-              <w:ind w:left="525"/>
-              <w:jc w:val="lowKashida"/>
-              <w:rPr>
-                <w:rFonts w:asciiTheme="majorBidi" w:hAnsiTheme="majorBidi" w:cstheme="majorBidi"/>
-              </w:rPr>
-            </w:pPr>
-            <w:r>
-              <w:rPr>
-                <w:rFonts w:asciiTheme="majorBidi" w:hAnsiTheme="majorBidi" w:cstheme="majorBidi"/>
-              </w:rPr>
-              <w:t>System displays the current balance</w:t>
-            </w:r>
-            <w:r>
-              <w:rPr>
-                <w:rFonts w:asciiTheme="majorBidi" w:hAnsiTheme="majorBidi" w:cstheme="majorBidi"/>
-              </w:rPr>
-              <w:t xml:space="preserve"> </w:t>
-            </w:r>
-          </w:p>
-          <w:p>
-            <w:pPr>
-              <w:numPr>
-                <w:ilvl w:val="0"/>
-                <w:numId w:val="29"/>
-              </w:numPr>
-              <w:tabs>
-                <w:tab w:val="clear" w:pos="720"/>
-              </w:tabs>
-              <w:spacing w:line="276" w:lineRule="auto"/>
-              <w:ind w:left="525"/>
-              <w:jc w:val="lowKashida"/>
-              <w:rPr>
-                <w:rFonts w:asciiTheme="majorBidi" w:hAnsiTheme="majorBidi" w:cstheme="majorBidi"/>
-              </w:rPr>
-            </w:pPr>
-            <w:r>
-              <w:rPr>
-                <w:rFonts w:asciiTheme="majorBidi" w:hAnsiTheme="majorBidi" w:cstheme="majorBidi"/>
-              </w:rPr>
-              <w:t xml:space="preserve">System displays a list of recent </w:t>
-            </w:r>
-            <w:r>
-              <w:rPr>
-                <w:rFonts w:asciiTheme="majorBidi" w:hAnsiTheme="majorBidi" w:cstheme="majorBidi"/>
-              </w:rPr>
-              <w:t>Transactions</w:t>
-            </w:r>
-            <w:r>
-              <w:rPr>
-                <w:rFonts w:asciiTheme="majorBidi" w:hAnsiTheme="majorBidi" w:cstheme="majorBidi"/>
-              </w:rPr>
-              <w:t xml:space="preserve"> (Credit/Debit).</w:t>
-            </w:r>
-          </w:p>
-        </w:tc>
-      </w:tr>
-      <w:tr>
-        <w:trPr>
-          <w:trHeight w:val="539"/>
-        </w:trPr>
-        <w:tc>
-          <w:tcPr>
-            <w:tcW w:w="2695" w:type="dxa"/>
-          </w:tcPr>
-          <w:p>
-            <w:pPr>
-              <w:spacing w:line="276" w:lineRule="auto"/>
-              <w:rPr>
-                <w:rFonts w:asciiTheme="majorBidi" w:hAnsiTheme="majorBidi" w:cstheme="majorBidi"/>
-                <w:b/>
-                <w:bCs/>
-                <w:sz w:val="26"/>
-                <w:szCs w:val="26"/>
-              </w:rPr>
-            </w:pPr>
-            <w:r>
-              <w:rPr>
-                <w:rFonts w:asciiTheme="majorBidi" w:hAnsiTheme="majorBidi" w:cstheme="majorBidi"/>
-                <w:b/>
-                <w:bCs/>
-                <w:sz w:val="26"/>
-                <w:szCs w:val="26"/>
-              </w:rPr>
-              <w:t>Alternatives:</w:t>
+              <w:t>Post-condition(s):</w:t>
             </w:r>
           </w:p>
         </w:tc>
@@ -9568,15 +9724,896 @@
               <w:rPr>
                 <w:rFonts w:asciiTheme="majorBidi" w:hAnsiTheme="majorBidi" w:cstheme="majorBidi"/>
               </w:rPr>
-              <w:t>1a. No Wallet Found: System creates a default wallet with 0.00 balance and displays it.</w:t>
-            </w:r>
-          </w:p>
-          <w:p>
-            <w:pPr>
-              <w:rPr>
-                <w:rFonts w:asciiTheme="majorBidi" w:hAnsiTheme="majorBidi" w:cstheme="majorBidi"/>
-              </w:rPr>
-            </w:pPr>
+              <w:t>New product category is created and stored in the system.</w:t>
+            </w:r>
+          </w:p>
+          <w:p>
+            <w:pPr>
+              <w:pStyle w:val="ListParagraph"/>
+              <w:numPr>
+                <w:ilvl w:val="0"/>
+                <w:numId w:val="6"/>
+              </w:numPr>
+              <w:ind w:left="526"/>
+              <w:rPr>
+                <w:rFonts w:asciiTheme="majorBidi" w:hAnsiTheme="majorBidi" w:cstheme="majorBidi"/>
+              </w:rPr>
+            </w:pPr>
+            <w:r>
+              <w:rPr>
+                <w:rFonts w:asciiTheme="majorBidi" w:hAnsiTheme="majorBidi" w:cstheme="majorBidi"/>
+              </w:rPr>
+              <w:t>Category can now be assigned to products during product creation or updates.</w:t>
+            </w:r>
+          </w:p>
+        </w:tc>
+      </w:tr>
+      <w:tr>
+        <w:tc>
+          <w:tcPr>
+            <w:tcW w:w="2695" w:type="dxa"/>
+          </w:tcPr>
+          <w:p>
+            <w:pPr>
+              <w:spacing w:line="276" w:lineRule="auto"/>
+              <w:rPr>
+                <w:rFonts w:asciiTheme="majorBidi" w:hAnsiTheme="majorBidi" w:cstheme="majorBidi"/>
+                <w:b/>
+                <w:bCs/>
+                <w:sz w:val="26"/>
+                <w:szCs w:val="26"/>
+              </w:rPr>
+            </w:pPr>
+            <w:r>
+              <w:rPr>
+                <w:rFonts w:asciiTheme="majorBidi" w:hAnsiTheme="majorBidi" w:cstheme="majorBidi"/>
+                <w:b/>
+                <w:bCs/>
+                <w:sz w:val="26"/>
+                <w:szCs w:val="26"/>
+              </w:rPr>
+              <w:lastRenderedPageBreak/>
+              <w:t>Main Success Scenario:</w:t>
+            </w:r>
+          </w:p>
+        </w:tc>
+        <w:tc>
+          <w:tcPr>
+            <w:tcW w:w="6655" w:type="dxa"/>
+          </w:tcPr>
+          <w:p>
+            <w:pPr>
+              <w:numPr>
+                <w:ilvl w:val="0"/>
+                <w:numId w:val="44"/>
+              </w:numPr>
+              <w:tabs>
+                <w:tab w:val="clear" w:pos="720"/>
+              </w:tabs>
+              <w:spacing w:line="276" w:lineRule="auto"/>
+              <w:ind w:left="520"/>
+              <w:jc w:val="lowKashida"/>
+              <w:rPr>
+                <w:rFonts w:asciiTheme="majorBidi" w:hAnsiTheme="majorBidi" w:cstheme="majorBidi"/>
+              </w:rPr>
+            </w:pPr>
+            <w:r>
+              <w:rPr>
+                <w:rFonts w:asciiTheme="majorBidi" w:hAnsiTheme="majorBidi" w:cstheme="majorBidi"/>
+              </w:rPr>
+              <w:t>User navigates to "Inventory" → "Product Categories".</w:t>
+            </w:r>
+          </w:p>
+          <w:p>
+            <w:pPr>
+              <w:numPr>
+                <w:ilvl w:val="0"/>
+                <w:numId w:val="44"/>
+              </w:numPr>
+              <w:tabs>
+                <w:tab w:val="clear" w:pos="720"/>
+              </w:tabs>
+              <w:spacing w:line="276" w:lineRule="auto"/>
+              <w:ind w:left="520"/>
+              <w:jc w:val="lowKashida"/>
+              <w:rPr>
+                <w:rFonts w:asciiTheme="majorBidi" w:hAnsiTheme="majorBidi" w:cstheme="majorBidi"/>
+              </w:rPr>
+            </w:pPr>
+            <w:r>
+              <w:rPr>
+                <w:rFonts w:asciiTheme="majorBidi" w:hAnsiTheme="majorBidi" w:cstheme="majorBidi"/>
+              </w:rPr>
+              <w:t>User clicks "Create New Category".</w:t>
+            </w:r>
+          </w:p>
+          <w:p>
+            <w:pPr>
+              <w:numPr>
+                <w:ilvl w:val="0"/>
+                <w:numId w:val="44"/>
+              </w:numPr>
+              <w:tabs>
+                <w:tab w:val="clear" w:pos="720"/>
+              </w:tabs>
+              <w:spacing w:line="276" w:lineRule="auto"/>
+              <w:ind w:left="520"/>
+              <w:jc w:val="lowKashida"/>
+              <w:rPr>
+                <w:rFonts w:asciiTheme="majorBidi" w:hAnsiTheme="majorBidi" w:cstheme="majorBidi"/>
+              </w:rPr>
+            </w:pPr>
+            <w:r>
+              <w:rPr>
+                <w:rFonts w:asciiTheme="majorBidi" w:hAnsiTheme="majorBidi" w:cstheme="majorBidi"/>
+              </w:rPr>
+              <w:t>System displays the category creation form.</w:t>
+            </w:r>
+          </w:p>
+          <w:p>
+            <w:pPr>
+              <w:numPr>
+                <w:ilvl w:val="0"/>
+                <w:numId w:val="44"/>
+              </w:numPr>
+              <w:tabs>
+                <w:tab w:val="clear" w:pos="720"/>
+              </w:tabs>
+              <w:spacing w:line="276" w:lineRule="auto"/>
+              <w:ind w:left="520"/>
+              <w:jc w:val="lowKashida"/>
+              <w:rPr>
+                <w:rFonts w:asciiTheme="majorBidi" w:hAnsiTheme="majorBidi" w:cstheme="majorBidi"/>
+              </w:rPr>
+            </w:pPr>
+            <w:r>
+              <w:rPr>
+                <w:rFonts w:asciiTheme="majorBidi" w:hAnsiTheme="majorBidi" w:cstheme="majorBidi"/>
+              </w:rPr>
+              <w:t>User enters category details (Category Name, Description).</w:t>
+            </w:r>
+          </w:p>
+          <w:p>
+            <w:pPr>
+              <w:numPr>
+                <w:ilvl w:val="0"/>
+                <w:numId w:val="44"/>
+              </w:numPr>
+              <w:tabs>
+                <w:tab w:val="clear" w:pos="720"/>
+              </w:tabs>
+              <w:spacing w:line="276" w:lineRule="auto"/>
+              <w:ind w:left="520"/>
+              <w:jc w:val="lowKashida"/>
+              <w:rPr>
+                <w:rFonts w:asciiTheme="majorBidi" w:hAnsiTheme="majorBidi" w:cstheme="majorBidi"/>
+              </w:rPr>
+            </w:pPr>
+            <w:r>
+              <w:rPr>
+                <w:rFonts w:asciiTheme="majorBidi" w:hAnsiTheme="majorBidi" w:cstheme="majorBidi"/>
+              </w:rPr>
+              <w:t>System validates that the category name is unique and not empty.</w:t>
+            </w:r>
+          </w:p>
+          <w:p>
+            <w:pPr>
+              <w:numPr>
+                <w:ilvl w:val="0"/>
+                <w:numId w:val="44"/>
+              </w:numPr>
+              <w:tabs>
+                <w:tab w:val="clear" w:pos="720"/>
+              </w:tabs>
+              <w:spacing w:line="276" w:lineRule="auto"/>
+              <w:ind w:left="520"/>
+              <w:jc w:val="lowKashida"/>
+              <w:rPr>
+                <w:rFonts w:asciiTheme="majorBidi" w:hAnsiTheme="majorBidi" w:cstheme="majorBidi"/>
+              </w:rPr>
+            </w:pPr>
+            <w:r>
+              <w:rPr>
+                <w:rFonts w:asciiTheme="majorBidi" w:hAnsiTheme="majorBidi" w:cstheme="majorBidi"/>
+              </w:rPr>
+              <w:t>System saves the new category to the database.</w:t>
+            </w:r>
+          </w:p>
+          <w:p>
+            <w:pPr>
+              <w:numPr>
+                <w:ilvl w:val="0"/>
+                <w:numId w:val="44"/>
+              </w:numPr>
+              <w:spacing w:line="276" w:lineRule="auto"/>
+              <w:ind w:left="520"/>
+              <w:jc w:val="lowKashida"/>
+              <w:rPr>
+                <w:rFonts w:asciiTheme="majorBidi" w:hAnsiTheme="majorBidi" w:cstheme="majorBidi"/>
+              </w:rPr>
+            </w:pPr>
+            <w:r>
+              <w:rPr>
+                <w:rFonts w:asciiTheme="majorBidi" w:hAnsiTheme="majorBidi" w:cstheme="majorBidi"/>
+              </w:rPr>
+              <w:t>System confirms successful creation</w:t>
+            </w:r>
+          </w:p>
+        </w:tc>
+      </w:tr>
+      <w:tr>
+        <w:trPr>
+          <w:trHeight w:val="539"/>
+        </w:trPr>
+        <w:tc>
+          <w:tcPr>
+            <w:tcW w:w="2695" w:type="dxa"/>
+          </w:tcPr>
+          <w:p>
+            <w:pPr>
+              <w:spacing w:line="276" w:lineRule="auto"/>
+              <w:rPr>
+                <w:rFonts w:asciiTheme="majorBidi" w:hAnsiTheme="majorBidi" w:cstheme="majorBidi"/>
+                <w:b/>
+                <w:bCs/>
+                <w:sz w:val="26"/>
+                <w:szCs w:val="26"/>
+              </w:rPr>
+            </w:pPr>
+            <w:r>
+              <w:rPr>
+                <w:rFonts w:asciiTheme="majorBidi" w:hAnsiTheme="majorBidi" w:cstheme="majorBidi"/>
+                <w:b/>
+                <w:bCs/>
+                <w:sz w:val="26"/>
+                <w:szCs w:val="26"/>
+              </w:rPr>
+              <w:t>Alternatives:</w:t>
+            </w:r>
+          </w:p>
+        </w:tc>
+        <w:tc>
+          <w:tcPr>
+            <w:tcW w:w="6655" w:type="dxa"/>
+          </w:tcPr>
+          <w:p>
+            <w:pPr>
+              <w:pStyle w:val="ListParagraph"/>
+              <w:numPr>
+                <w:ilvl w:val="0"/>
+                <w:numId w:val="6"/>
+              </w:numPr>
+              <w:spacing w:line="276" w:lineRule="auto"/>
+              <w:ind w:left="520"/>
+              <w:jc w:val="both"/>
+              <w:rPr>
+                <w:rFonts w:asciiTheme="majorBidi" w:hAnsiTheme="majorBidi" w:cstheme="majorBidi"/>
+              </w:rPr>
+            </w:pPr>
+            <w:r>
+              <w:rPr>
+                <w:rFonts w:asciiTheme="majorBidi" w:hAnsiTheme="majorBidi" w:cstheme="majorBidi"/>
+              </w:rPr>
+              <w:t>5a. Duplicate Category Name: If a category with the same name already exists, the system displays an error message: "Category name already exists. Please use a different name."</w:t>
+            </w:r>
+          </w:p>
+        </w:tc>
+      </w:tr>
+    </w:tbl>
+    <w:p/>
+    <w:p>
+      <w:pPr>
+        <w:rPr>
+          <w:rtl/>
+        </w:rPr>
+      </w:pPr>
+    </w:p>
+    <w:tbl>
+      <w:tblPr>
+        <w:tblStyle w:val="TableGrid"/>
+        <w:tblW w:w="0" w:type="auto"/>
+        <w:tblLook w:val="04A0" w:firstRow="1" w:lastRow="0" w:firstColumn="1" w:lastColumn="0" w:noHBand="0" w:noVBand="1"/>
+      </w:tblPr>
+      <w:tblGrid>
+        <w:gridCol w:w="2695"/>
+        <w:gridCol w:w="6655"/>
+      </w:tblGrid>
+      <w:tr>
+        <w:tc>
+          <w:tcPr>
+            <w:tcW w:w="2695" w:type="dxa"/>
+          </w:tcPr>
+          <w:p>
+            <w:pPr>
+              <w:spacing w:line="276" w:lineRule="auto"/>
+              <w:rPr>
+                <w:rFonts w:asciiTheme="majorBidi" w:hAnsiTheme="majorBidi" w:cstheme="majorBidi"/>
+                <w:b/>
+                <w:bCs/>
+                <w:sz w:val="26"/>
+                <w:szCs w:val="26"/>
+              </w:rPr>
+            </w:pPr>
+            <w:r>
+              <w:rPr>
+                <w:rFonts w:asciiTheme="majorBidi" w:hAnsiTheme="majorBidi" w:cstheme="majorBidi"/>
+                <w:b/>
+                <w:bCs/>
+                <w:sz w:val="26"/>
+                <w:szCs w:val="26"/>
+              </w:rPr>
+              <w:t>Use-Case ID – Name:</w:t>
+            </w:r>
+          </w:p>
+        </w:tc>
+        <w:tc>
+          <w:tcPr>
+            <w:tcW w:w="6655" w:type="dxa"/>
+          </w:tcPr>
+          <w:p>
+            <w:pPr>
+              <w:spacing w:line="276" w:lineRule="auto"/>
+              <w:jc w:val="lowKashida"/>
+              <w:rPr>
+                <w:rFonts w:asciiTheme="majorBidi" w:hAnsiTheme="majorBidi"/>
+                <w:b/>
+                <w:bCs/>
+              </w:rPr>
+            </w:pPr>
+            <w:r>
+              <w:rPr>
+                <w:rFonts w:asciiTheme="majorBidi" w:hAnsiTheme="majorBidi" w:cstheme="majorBidi"/>
+                <w:b/>
+                <w:bCs/>
+                <w:i/>
+                <w:iCs/>
+                <w:color w:val="FF0000"/>
+              </w:rPr>
+              <w:t>UC-</w:t>
+            </w:r>
+            <w:r>
+              <w:rPr>
+                <w:rFonts w:asciiTheme="majorBidi" w:hAnsiTheme="majorBidi" w:cstheme="majorBidi"/>
+                <w:b/>
+                <w:bCs/>
+                <w:i/>
+                <w:iCs/>
+                <w:color w:val="FF0000"/>
+              </w:rPr>
+              <w:t>1</w:t>
+            </w:r>
+            <w:r>
+              <w:rPr>
+                <w:rFonts w:asciiTheme="majorBidi" w:hAnsiTheme="majorBidi" w:cstheme="majorBidi"/>
+                <w:b/>
+                <w:bCs/>
+                <w:i/>
+                <w:iCs/>
+                <w:color w:val="FF0000"/>
+              </w:rPr>
+              <w:t>8</w:t>
+            </w:r>
+            <w:r>
+              <w:rPr>
+                <w:rFonts w:asciiTheme="majorBidi" w:hAnsiTheme="majorBidi" w:cstheme="majorBidi"/>
+                <w:b/>
+                <w:bCs/>
+                <w:i/>
+                <w:iCs/>
+                <w:color w:val="FF0000"/>
+              </w:rPr>
+              <w:t xml:space="preserve"> </w:t>
+            </w:r>
+            <w:r>
+              <w:rPr>
+                <w:rFonts w:asciiTheme="majorBidi" w:hAnsiTheme="majorBidi" w:cstheme="majorBidi"/>
+                <w:b/>
+                <w:bCs/>
+                <w:vertAlign w:val="superscript"/>
+              </w:rPr>
+              <w:t>_</w:t>
+            </w:r>
+            <w:r>
+              <w:rPr>
+                <w:rFonts w:asciiTheme="majorBidi" w:hAnsiTheme="majorBidi" w:cstheme="majorBidi"/>
+                <w:b/>
+                <w:bCs/>
+                <w:i/>
+                <w:iCs/>
+              </w:rPr>
+              <w:t xml:space="preserve"> </w:t>
+            </w:r>
+            <w:r>
+              <w:rPr>
+                <w:rFonts w:asciiTheme="majorBidi" w:hAnsiTheme="majorBidi"/>
+                <w:b/>
+                <w:bCs/>
+              </w:rPr>
+              <w:t>Manage Product Category</w:t>
+            </w:r>
+          </w:p>
+        </w:tc>
+      </w:tr>
+      <w:tr>
+        <w:tc>
+          <w:tcPr>
+            <w:tcW w:w="2695" w:type="dxa"/>
+          </w:tcPr>
+          <w:p>
+            <w:pPr>
+              <w:spacing w:line="276" w:lineRule="auto"/>
+              <w:rPr>
+                <w:rFonts w:asciiTheme="majorBidi" w:hAnsiTheme="majorBidi" w:cstheme="majorBidi"/>
+                <w:b/>
+                <w:bCs/>
+                <w:sz w:val="26"/>
+                <w:szCs w:val="26"/>
+              </w:rPr>
+            </w:pPr>
+            <w:r>
+              <w:rPr>
+                <w:rFonts w:asciiTheme="majorBidi" w:hAnsiTheme="majorBidi" w:cstheme="majorBidi"/>
+                <w:b/>
+                <w:bCs/>
+                <w:sz w:val="26"/>
+                <w:szCs w:val="26"/>
+              </w:rPr>
+              <w:t>Goal:</w:t>
+            </w:r>
+          </w:p>
+        </w:tc>
+        <w:tc>
+          <w:tcPr>
+            <w:tcW w:w="6655" w:type="dxa"/>
+          </w:tcPr>
+          <w:p>
+            <w:pPr>
+              <w:spacing w:line="276" w:lineRule="auto"/>
+              <w:jc w:val="lowKashida"/>
+              <w:rPr>
+                <w:rFonts w:asciiTheme="majorBidi" w:hAnsiTheme="majorBidi" w:cstheme="majorBidi"/>
+                <w:rtl/>
+                <w:lang w:bidi="ar-EG"/>
+              </w:rPr>
+            </w:pPr>
+            <w:r>
+              <w:rPr>
+                <w:rFonts w:asciiTheme="majorBidi" w:hAnsiTheme="majorBidi" w:cstheme="majorBidi"/>
+              </w:rPr>
+              <w:t>Allow Admin/Employee to organize products into categories.</w:t>
+            </w:r>
+          </w:p>
+        </w:tc>
+      </w:tr>
+      <w:tr>
+        <w:tc>
+          <w:tcPr>
+            <w:tcW w:w="2695" w:type="dxa"/>
+          </w:tcPr>
+          <w:p>
+            <w:pPr>
+              <w:spacing w:line="276" w:lineRule="auto"/>
+              <w:rPr>
+                <w:rFonts w:asciiTheme="majorBidi" w:hAnsiTheme="majorBidi" w:cstheme="majorBidi"/>
+                <w:b/>
+                <w:bCs/>
+                <w:sz w:val="26"/>
+                <w:szCs w:val="26"/>
+              </w:rPr>
+            </w:pPr>
+            <w:r>
+              <w:rPr>
+                <w:rFonts w:asciiTheme="majorBidi" w:hAnsiTheme="majorBidi" w:cstheme="majorBidi"/>
+                <w:b/>
+                <w:bCs/>
+                <w:sz w:val="26"/>
+                <w:szCs w:val="26"/>
+              </w:rPr>
+              <w:t>Initiator:</w:t>
+            </w:r>
+          </w:p>
+        </w:tc>
+        <w:tc>
+          <w:tcPr>
+            <w:tcW w:w="6655" w:type="dxa"/>
+          </w:tcPr>
+          <w:p>
+            <w:pPr>
+              <w:spacing w:line="276" w:lineRule="auto"/>
+              <w:jc w:val="lowKashida"/>
+              <w:rPr>
+                <w:rFonts w:asciiTheme="majorBidi" w:hAnsiTheme="majorBidi" w:cstheme="majorBidi"/>
+              </w:rPr>
+            </w:pPr>
+            <w:r>
+              <w:rPr>
+                <w:rFonts w:asciiTheme="majorBidi" w:hAnsiTheme="majorBidi" w:cstheme="majorBidi"/>
+              </w:rPr>
+              <w:t>Admin, Employee</w:t>
+            </w:r>
+          </w:p>
+        </w:tc>
+      </w:tr>
+      <w:tr>
+        <w:tc>
+          <w:tcPr>
+            <w:tcW w:w="2695" w:type="dxa"/>
+          </w:tcPr>
+          <w:p>
+            <w:pPr>
+              <w:spacing w:line="276" w:lineRule="auto"/>
+              <w:rPr>
+                <w:rFonts w:asciiTheme="majorBidi" w:hAnsiTheme="majorBidi" w:cstheme="majorBidi"/>
+                <w:b/>
+                <w:bCs/>
+                <w:sz w:val="26"/>
+                <w:szCs w:val="26"/>
+              </w:rPr>
+            </w:pPr>
+            <w:r>
+              <w:rPr>
+                <w:rFonts w:asciiTheme="majorBidi" w:hAnsiTheme="majorBidi" w:cstheme="majorBidi"/>
+                <w:b/>
+                <w:bCs/>
+                <w:sz w:val="26"/>
+                <w:szCs w:val="26"/>
+              </w:rPr>
+              <w:t>Pre-condition(s):</w:t>
+            </w:r>
+          </w:p>
+        </w:tc>
+        <w:tc>
+          <w:tcPr>
+            <w:tcW w:w="6655" w:type="dxa"/>
+          </w:tcPr>
+          <w:p>
+            <w:pPr>
+              <w:pStyle w:val="ListParagraph"/>
+              <w:numPr>
+                <w:ilvl w:val="0"/>
+                <w:numId w:val="6"/>
+              </w:numPr>
+              <w:ind w:left="526"/>
+              <w:rPr>
+                <w:rFonts w:asciiTheme="majorBidi" w:hAnsiTheme="majorBidi" w:cstheme="majorBidi"/>
+              </w:rPr>
+            </w:pPr>
+            <w:r>
+              <w:rPr>
+                <w:rFonts w:asciiTheme="majorBidi" w:hAnsiTheme="majorBidi" w:cstheme="majorBidi"/>
+              </w:rPr>
+              <w:t>User</w:t>
+            </w:r>
+            <w:r>
+              <w:rPr>
+                <w:rFonts w:asciiTheme="majorBidi" w:hAnsiTheme="majorBidi" w:cstheme="majorBidi"/>
+              </w:rPr>
+              <w:t xml:space="preserve"> is logged in</w:t>
+            </w:r>
+          </w:p>
+        </w:tc>
+      </w:tr>
+      <w:tr>
+        <w:tc>
+          <w:tcPr>
+            <w:tcW w:w="2695" w:type="dxa"/>
+          </w:tcPr>
+          <w:p>
+            <w:pPr>
+              <w:spacing w:line="276" w:lineRule="auto"/>
+              <w:rPr>
+                <w:rFonts w:asciiTheme="majorBidi" w:hAnsiTheme="majorBidi" w:cstheme="majorBidi"/>
+                <w:b/>
+                <w:bCs/>
+                <w:sz w:val="26"/>
+                <w:szCs w:val="26"/>
+              </w:rPr>
+            </w:pPr>
+            <w:r>
+              <w:rPr>
+                <w:rFonts w:asciiTheme="majorBidi" w:hAnsiTheme="majorBidi" w:cstheme="majorBidi"/>
+                <w:b/>
+                <w:bCs/>
+                <w:sz w:val="26"/>
+                <w:szCs w:val="26"/>
+              </w:rPr>
+              <w:t>Post-condition(s):</w:t>
+            </w:r>
+          </w:p>
+        </w:tc>
+        <w:tc>
+          <w:tcPr>
+            <w:tcW w:w="6655" w:type="dxa"/>
+          </w:tcPr>
+          <w:p>
+            <w:pPr>
+              <w:pStyle w:val="ListParagraph"/>
+              <w:numPr>
+                <w:ilvl w:val="0"/>
+                <w:numId w:val="6"/>
+              </w:numPr>
+              <w:ind w:left="526"/>
+              <w:rPr>
+                <w:rFonts w:asciiTheme="majorBidi" w:hAnsiTheme="majorBidi" w:cstheme="majorBidi"/>
+              </w:rPr>
+            </w:pPr>
+            <w:r>
+              <w:rPr>
+                <w:rFonts w:asciiTheme="majorBidi" w:hAnsiTheme="majorBidi" w:cstheme="majorBidi"/>
+              </w:rPr>
+              <w:t>Existing c</w:t>
+            </w:r>
+            <w:r>
+              <w:rPr>
+                <w:rFonts w:asciiTheme="majorBidi" w:hAnsiTheme="majorBidi" w:cstheme="majorBidi"/>
+              </w:rPr>
+              <w:t>ategory is updated.</w:t>
+            </w:r>
+          </w:p>
+        </w:tc>
+      </w:tr>
+      <w:tr>
+        <w:tc>
+          <w:tcPr>
+            <w:tcW w:w="2695" w:type="dxa"/>
+          </w:tcPr>
+          <w:p>
+            <w:pPr>
+              <w:spacing w:line="276" w:lineRule="auto"/>
+              <w:rPr>
+                <w:rFonts w:asciiTheme="majorBidi" w:hAnsiTheme="majorBidi" w:cstheme="majorBidi"/>
+                <w:b/>
+                <w:bCs/>
+                <w:sz w:val="26"/>
+                <w:szCs w:val="26"/>
+              </w:rPr>
+            </w:pPr>
+            <w:r>
+              <w:rPr>
+                <w:rFonts w:asciiTheme="majorBidi" w:hAnsiTheme="majorBidi" w:cstheme="majorBidi"/>
+                <w:b/>
+                <w:bCs/>
+                <w:sz w:val="26"/>
+                <w:szCs w:val="26"/>
+              </w:rPr>
+              <w:t>Main Success Scenario:</w:t>
+            </w:r>
+          </w:p>
+        </w:tc>
+        <w:tc>
+          <w:tcPr>
+            <w:tcW w:w="6655" w:type="dxa"/>
+          </w:tcPr>
+          <w:p>
+            <w:pPr>
+              <w:numPr>
+                <w:ilvl w:val="0"/>
+                <w:numId w:val="27"/>
+              </w:numPr>
+              <w:tabs>
+                <w:tab w:val="clear" w:pos="720"/>
+              </w:tabs>
+              <w:spacing w:line="276" w:lineRule="auto"/>
+              <w:ind w:left="525"/>
+              <w:jc w:val="lowKashida"/>
+              <w:rPr>
+                <w:rFonts w:asciiTheme="majorBidi" w:hAnsiTheme="majorBidi" w:cstheme="majorBidi"/>
+              </w:rPr>
+            </w:pPr>
+            <w:r>
+              <w:rPr>
+                <w:rFonts w:asciiTheme="majorBidi" w:hAnsiTheme="majorBidi" w:cstheme="majorBidi"/>
+              </w:rPr>
+              <w:t>User selects "</w:t>
+            </w:r>
+            <w:r>
+              <w:rPr>
+                <w:rFonts w:asciiTheme="majorBidi" w:hAnsiTheme="majorBidi" w:cstheme="majorBidi"/>
+              </w:rPr>
+              <w:t>Edit</w:t>
+            </w:r>
+            <w:r>
+              <w:rPr>
+                <w:rFonts w:asciiTheme="majorBidi" w:hAnsiTheme="majorBidi" w:cstheme="majorBidi"/>
+              </w:rPr>
+              <w:t xml:space="preserve"> Category".</w:t>
+            </w:r>
+          </w:p>
+          <w:p>
+            <w:pPr>
+              <w:numPr>
+                <w:ilvl w:val="0"/>
+                <w:numId w:val="27"/>
+              </w:numPr>
+              <w:tabs>
+                <w:tab w:val="clear" w:pos="720"/>
+              </w:tabs>
+              <w:spacing w:line="276" w:lineRule="auto"/>
+              <w:ind w:left="525"/>
+              <w:jc w:val="lowKashida"/>
+              <w:rPr>
+                <w:rFonts w:asciiTheme="majorBidi" w:hAnsiTheme="majorBidi" w:cstheme="majorBidi"/>
+              </w:rPr>
+            </w:pPr>
+            <w:r>
+              <w:rPr>
+                <w:rFonts w:asciiTheme="majorBidi" w:hAnsiTheme="majorBidi" w:cstheme="majorBidi"/>
+              </w:rPr>
+              <w:t xml:space="preserve">User </w:t>
+            </w:r>
+            <w:r>
+              <w:rPr>
+                <w:rFonts w:asciiTheme="majorBidi" w:hAnsiTheme="majorBidi" w:cstheme="majorBidi"/>
+              </w:rPr>
+              <w:t>Edit</w:t>
+            </w:r>
+            <w:r>
+              <w:rPr>
+                <w:rFonts w:asciiTheme="majorBidi" w:hAnsiTheme="majorBidi" w:cstheme="majorBidi"/>
+              </w:rPr>
+              <w:t xml:space="preserve"> Category </w:t>
+            </w:r>
+            <w:r>
+              <w:rPr>
+                <w:rFonts w:asciiTheme="majorBidi" w:hAnsiTheme="majorBidi" w:cstheme="majorBidi"/>
+              </w:rPr>
+              <w:t>Fields</w:t>
+            </w:r>
+            <w:r>
+              <w:rPr>
+                <w:rFonts w:asciiTheme="majorBidi" w:hAnsiTheme="majorBidi" w:cstheme="majorBidi"/>
+              </w:rPr>
+              <w:t xml:space="preserve"> (e.g., "Electronics", "Fragile").</w:t>
+            </w:r>
+          </w:p>
+          <w:p>
+            <w:pPr>
+              <w:numPr>
+                <w:ilvl w:val="0"/>
+                <w:numId w:val="27"/>
+              </w:numPr>
+              <w:tabs>
+                <w:tab w:val="clear" w:pos="720"/>
+              </w:tabs>
+              <w:spacing w:line="276" w:lineRule="auto"/>
+              <w:ind w:left="525"/>
+              <w:jc w:val="lowKashida"/>
+              <w:rPr>
+                <w:rFonts w:asciiTheme="majorBidi" w:hAnsiTheme="majorBidi" w:cstheme="majorBidi"/>
+              </w:rPr>
+            </w:pPr>
+            <w:r>
+              <w:rPr>
+                <w:rFonts w:asciiTheme="majorBidi" w:hAnsiTheme="majorBidi" w:cstheme="majorBidi"/>
+              </w:rPr>
+              <w:t xml:space="preserve">System </w:t>
+            </w:r>
+            <w:r>
+              <w:rPr>
+                <w:rFonts w:asciiTheme="majorBidi" w:hAnsiTheme="majorBidi" w:cstheme="majorBidi"/>
+              </w:rPr>
+              <w:t>Validates the updates</w:t>
+            </w:r>
+            <w:r>
+              <w:rPr>
+                <w:rFonts w:asciiTheme="majorBidi" w:hAnsiTheme="majorBidi" w:cstheme="majorBidi"/>
+              </w:rPr>
+              <w:t>.</w:t>
+            </w:r>
+          </w:p>
+          <w:p>
+            <w:pPr>
+              <w:numPr>
+                <w:ilvl w:val="0"/>
+                <w:numId w:val="27"/>
+              </w:numPr>
+              <w:tabs>
+                <w:tab w:val="clear" w:pos="720"/>
+              </w:tabs>
+              <w:spacing w:line="276" w:lineRule="auto"/>
+              <w:ind w:left="525"/>
+              <w:jc w:val="lowKashida"/>
+              <w:rPr>
+                <w:rFonts w:asciiTheme="majorBidi" w:hAnsiTheme="majorBidi" w:cstheme="majorBidi"/>
+              </w:rPr>
+            </w:pPr>
+            <w:r>
+              <w:rPr>
+                <w:rFonts w:asciiTheme="majorBidi" w:hAnsiTheme="majorBidi" w:cstheme="majorBidi"/>
+              </w:rPr>
+              <w:t xml:space="preserve">System saves the </w:t>
+            </w:r>
+            <w:r>
+              <w:rPr>
+                <w:rFonts w:asciiTheme="majorBidi" w:hAnsiTheme="majorBidi" w:cstheme="majorBidi"/>
+              </w:rPr>
+              <w:t>edits</w:t>
+            </w:r>
+            <w:r>
+              <w:rPr>
+                <w:rFonts w:asciiTheme="majorBidi" w:hAnsiTheme="majorBidi" w:cstheme="majorBidi"/>
+              </w:rPr>
+              <w:t>.</w:t>
+            </w:r>
+          </w:p>
+          <w:p>
+            <w:pPr>
+              <w:numPr>
+                <w:ilvl w:val="0"/>
+                <w:numId w:val="27"/>
+              </w:numPr>
+              <w:tabs>
+                <w:tab w:val="clear" w:pos="720"/>
+              </w:tabs>
+              <w:spacing w:line="276" w:lineRule="auto"/>
+              <w:ind w:left="525"/>
+              <w:jc w:val="lowKashida"/>
+              <w:rPr>
+                <w:rFonts w:asciiTheme="majorBidi" w:hAnsiTheme="majorBidi" w:cstheme="majorBidi"/>
+              </w:rPr>
+            </w:pPr>
+            <w:r>
+              <w:rPr>
+                <w:rFonts w:asciiTheme="majorBidi" w:hAnsiTheme="majorBidi" w:cstheme="majorBidi"/>
+              </w:rPr>
+              <w:t>User can now assign Products to this category.</w:t>
+            </w:r>
+          </w:p>
+        </w:tc>
+      </w:tr>
+      <w:tr>
+        <w:trPr>
+          <w:trHeight w:val="539"/>
+        </w:trPr>
+        <w:tc>
+          <w:tcPr>
+            <w:tcW w:w="2695" w:type="dxa"/>
+          </w:tcPr>
+          <w:p>
+            <w:pPr>
+              <w:spacing w:line="276" w:lineRule="auto"/>
+              <w:rPr>
+                <w:rFonts w:asciiTheme="majorBidi" w:hAnsiTheme="majorBidi" w:cstheme="majorBidi"/>
+                <w:b/>
+                <w:bCs/>
+                <w:sz w:val="26"/>
+                <w:szCs w:val="26"/>
+              </w:rPr>
+            </w:pPr>
+            <w:r>
+              <w:rPr>
+                <w:rFonts w:asciiTheme="majorBidi" w:hAnsiTheme="majorBidi" w:cstheme="majorBidi"/>
+                <w:b/>
+                <w:bCs/>
+                <w:sz w:val="26"/>
+                <w:szCs w:val="26"/>
+              </w:rPr>
+              <w:t>Alternatives:</w:t>
+            </w:r>
+          </w:p>
+        </w:tc>
+        <w:tc>
+          <w:tcPr>
+            <w:tcW w:w="6655" w:type="dxa"/>
+          </w:tcPr>
+          <w:p>
+            <w:pPr>
+              <w:pStyle w:val="ListParagraph"/>
+              <w:numPr>
+                <w:ilvl w:val="0"/>
+                <w:numId w:val="6"/>
+              </w:numPr>
+              <w:ind w:left="526"/>
+              <w:rPr>
+                <w:rFonts w:asciiTheme="majorBidi" w:hAnsiTheme="majorBidi" w:cstheme="majorBidi"/>
+              </w:rPr>
+            </w:pPr>
+            <w:r>
+              <w:rPr>
+                <w:rFonts w:asciiTheme="majorBidi" w:hAnsiTheme="majorBidi" w:cstheme="majorBidi"/>
+              </w:rPr>
+              <w:t>3a. Duplicate Name: System displays "Category name must be unique."</w:t>
+            </w:r>
           </w:p>
         </w:tc>
       </w:tr>
@@ -9654,7 +10691,7 @@
                 <w:iCs/>
                 <w:color w:val="FF0000"/>
               </w:rPr>
-              <w:t>17</w:t>
+              <w:t>1</w:t>
             </w:r>
             <w:r>
               <w:rPr>
@@ -9665,16 +10702,7 @@
                 <w:iCs/>
                 <w:color w:val="FF0000"/>
               </w:rPr>
-              <w:t xml:space="preserve"> </w:t>
-            </w:r>
-            <w:r>
-              <w:rPr>
-                <w:rFonts w:asciiTheme="majorBidi" w:hAnsiTheme="majorBidi" w:cstheme="majorBidi"/>
-                <w:b/>
-                <w:bCs/>
-                <w:vertAlign w:val="superscript"/>
-              </w:rPr>
-              <w:t>_</w:t>
+              <w:t>9</w:t>
             </w:r>
             <w:r>
               <w:rPr>
@@ -9683,16 +10711,36 @@
                 <w:bCs/>
                 <w:i/>
                 <w:iCs/>
+                <w:color w:val="FF0000"/>
               </w:rPr>
               <w:t xml:space="preserve"> </w:t>
             </w:r>
             <w:r>
               <w:rPr>
+                <w:rFonts w:asciiTheme="majorBidi" w:hAnsiTheme="majorBidi" w:cstheme="majorBidi"/>
+                <w:b/>
+                <w:bCs/>
+                <w:vertAlign w:val="superscript"/>
+              </w:rPr>
+              <w:t>_</w:t>
+            </w:r>
+            <w:r>
+              <w:rPr>
+                <w:rFonts w:asciiTheme="majorBidi" w:hAnsiTheme="majorBidi" w:cstheme="majorBidi"/>
+                <w:b/>
+                <w:bCs/>
+                <w:i/>
+                <w:iCs/>
+              </w:rPr>
+              <w:t xml:space="preserve"> </w:t>
+            </w:r>
+            <w:r>
+              <w:rPr>
                 <w:rFonts w:asciiTheme="majorBidi" w:hAnsiTheme="majorBidi"/>
                 <w:b/>
                 <w:bCs/>
               </w:rPr>
-              <w:t>Create Complain</w:t>
+              <w:t>Track Balance</w:t>
             </w:r>
           </w:p>
         </w:tc>
@@ -9734,7 +10782,1101 @@
               <w:spacing w:line="276" w:lineRule="auto"/>
               <w:jc w:val="lowKashida"/>
               <w:rPr>
-                <w:rFonts w:asciiTheme="majorBidi" w:hAnsiTheme="majorBidi" w:cstheme="majorBidi" w:hint="cs"/>
+                <w:rFonts w:asciiTheme="majorBidi" w:hAnsiTheme="majorBidi" w:cstheme="majorBidi"/>
+                <w:rtl/>
+                <w:lang w:bidi="ar-EG"/>
+              </w:rPr>
+            </w:pPr>
+            <w:r>
+              <w:rPr>
+                <w:rFonts w:asciiTheme="majorBidi" w:hAnsiTheme="majorBidi" w:cstheme="majorBidi"/>
+              </w:rPr>
+              <w:t>Allow Customers to view their current wallet balance and transaction history.</w:t>
+            </w:r>
+          </w:p>
+        </w:tc>
+      </w:tr>
+      <w:tr>
+        <w:tc>
+          <w:tcPr>
+            <w:tcW w:w="2695" w:type="dxa"/>
+          </w:tcPr>
+          <w:p>
+            <w:pPr>
+              <w:spacing w:line="276" w:lineRule="auto"/>
+              <w:rPr>
+                <w:rFonts w:asciiTheme="majorBidi" w:hAnsiTheme="majorBidi" w:cstheme="majorBidi"/>
+                <w:b/>
+                <w:bCs/>
+                <w:sz w:val="26"/>
+                <w:szCs w:val="26"/>
+              </w:rPr>
+            </w:pPr>
+            <w:r>
+              <w:rPr>
+                <w:rFonts w:asciiTheme="majorBidi" w:hAnsiTheme="majorBidi" w:cstheme="majorBidi"/>
+                <w:b/>
+                <w:bCs/>
+                <w:sz w:val="26"/>
+                <w:szCs w:val="26"/>
+              </w:rPr>
+              <w:t>Initiator:</w:t>
+            </w:r>
+          </w:p>
+        </w:tc>
+        <w:tc>
+          <w:tcPr>
+            <w:tcW w:w="6655" w:type="dxa"/>
+          </w:tcPr>
+          <w:p>
+            <w:pPr>
+              <w:spacing w:line="276" w:lineRule="auto"/>
+              <w:jc w:val="lowKashida"/>
+              <w:rPr>
+                <w:rFonts w:asciiTheme="majorBidi" w:hAnsiTheme="majorBidi" w:cstheme="majorBidi"/>
+              </w:rPr>
+            </w:pPr>
+            <w:r>
+              <w:rPr>
+                <w:rFonts w:asciiTheme="majorBidi" w:hAnsiTheme="majorBidi" w:cstheme="majorBidi"/>
+              </w:rPr>
+              <w:t>Customer</w:t>
+            </w:r>
+          </w:p>
+        </w:tc>
+      </w:tr>
+      <w:tr>
+        <w:tc>
+          <w:tcPr>
+            <w:tcW w:w="2695" w:type="dxa"/>
+          </w:tcPr>
+          <w:p>
+            <w:pPr>
+              <w:spacing w:line="276" w:lineRule="auto"/>
+              <w:rPr>
+                <w:rFonts w:asciiTheme="majorBidi" w:hAnsiTheme="majorBidi" w:cstheme="majorBidi"/>
+                <w:b/>
+                <w:bCs/>
+                <w:sz w:val="26"/>
+                <w:szCs w:val="26"/>
+              </w:rPr>
+            </w:pPr>
+            <w:r>
+              <w:rPr>
+                <w:rFonts w:asciiTheme="majorBidi" w:hAnsiTheme="majorBidi" w:cstheme="majorBidi"/>
+                <w:b/>
+                <w:bCs/>
+                <w:sz w:val="26"/>
+                <w:szCs w:val="26"/>
+              </w:rPr>
+              <w:t>Pre-condition(s):</w:t>
+            </w:r>
+          </w:p>
+        </w:tc>
+        <w:tc>
+          <w:tcPr>
+            <w:tcW w:w="6655" w:type="dxa"/>
+          </w:tcPr>
+          <w:p>
+            <w:pPr>
+              <w:pStyle w:val="ListParagraph"/>
+              <w:numPr>
+                <w:ilvl w:val="0"/>
+                <w:numId w:val="6"/>
+              </w:numPr>
+              <w:ind w:left="526"/>
+              <w:rPr>
+                <w:rFonts w:asciiTheme="majorBidi" w:hAnsiTheme="majorBidi" w:cstheme="majorBidi"/>
+              </w:rPr>
+            </w:pPr>
+            <w:r>
+              <w:rPr>
+                <w:rFonts w:asciiTheme="majorBidi" w:hAnsiTheme="majorBidi" w:cstheme="majorBidi"/>
+              </w:rPr>
+              <w:t>Customer is logged in</w:t>
+            </w:r>
+          </w:p>
+        </w:tc>
+      </w:tr>
+      <w:tr>
+        <w:tc>
+          <w:tcPr>
+            <w:tcW w:w="2695" w:type="dxa"/>
+          </w:tcPr>
+          <w:p>
+            <w:pPr>
+              <w:spacing w:line="276" w:lineRule="auto"/>
+              <w:rPr>
+                <w:rFonts w:asciiTheme="majorBidi" w:hAnsiTheme="majorBidi" w:cstheme="majorBidi"/>
+                <w:b/>
+                <w:bCs/>
+                <w:sz w:val="26"/>
+                <w:szCs w:val="26"/>
+              </w:rPr>
+            </w:pPr>
+            <w:r>
+              <w:rPr>
+                <w:rFonts w:asciiTheme="majorBidi" w:hAnsiTheme="majorBidi" w:cstheme="majorBidi"/>
+                <w:b/>
+                <w:bCs/>
+                <w:sz w:val="26"/>
+                <w:szCs w:val="26"/>
+              </w:rPr>
+              <w:t>Post-condition(s):</w:t>
+            </w:r>
+          </w:p>
+        </w:tc>
+        <w:tc>
+          <w:tcPr>
+            <w:tcW w:w="6655" w:type="dxa"/>
+          </w:tcPr>
+          <w:p>
+            <w:pPr>
+              <w:pStyle w:val="ListParagraph"/>
+              <w:numPr>
+                <w:ilvl w:val="0"/>
+                <w:numId w:val="6"/>
+              </w:numPr>
+              <w:ind w:left="526"/>
+              <w:rPr>
+                <w:rFonts w:asciiTheme="majorBidi" w:hAnsiTheme="majorBidi" w:cstheme="majorBidi"/>
+              </w:rPr>
+            </w:pPr>
+            <w:r>
+              <w:rPr>
+                <w:rFonts w:asciiTheme="majorBidi" w:hAnsiTheme="majorBidi" w:cstheme="majorBidi"/>
+              </w:rPr>
+              <w:t>Balance information is displayed</w:t>
+            </w:r>
+          </w:p>
+        </w:tc>
+      </w:tr>
+      <w:tr>
+        <w:tc>
+          <w:tcPr>
+            <w:tcW w:w="2695" w:type="dxa"/>
+          </w:tcPr>
+          <w:p>
+            <w:pPr>
+              <w:spacing w:line="276" w:lineRule="auto"/>
+              <w:rPr>
+                <w:rFonts w:asciiTheme="majorBidi" w:hAnsiTheme="majorBidi" w:cstheme="majorBidi"/>
+                <w:b/>
+                <w:bCs/>
+                <w:sz w:val="26"/>
+                <w:szCs w:val="26"/>
+              </w:rPr>
+            </w:pPr>
+            <w:r>
+              <w:rPr>
+                <w:rFonts w:asciiTheme="majorBidi" w:hAnsiTheme="majorBidi" w:cstheme="majorBidi"/>
+                <w:b/>
+                <w:bCs/>
+                <w:sz w:val="26"/>
+                <w:szCs w:val="26"/>
+              </w:rPr>
+              <w:t>Main Success Scenario:</w:t>
+            </w:r>
+          </w:p>
+        </w:tc>
+        <w:tc>
+          <w:tcPr>
+            <w:tcW w:w="6655" w:type="dxa"/>
+          </w:tcPr>
+          <w:p>
+            <w:pPr>
+              <w:numPr>
+                <w:ilvl w:val="0"/>
+                <w:numId w:val="28"/>
+              </w:numPr>
+              <w:tabs>
+                <w:tab w:val="clear" w:pos="720"/>
+              </w:tabs>
+              <w:spacing w:line="276" w:lineRule="auto"/>
+              <w:ind w:left="525"/>
+              <w:jc w:val="lowKashida"/>
+              <w:rPr>
+                <w:rFonts w:asciiTheme="majorBidi" w:hAnsiTheme="majorBidi" w:cstheme="majorBidi"/>
+              </w:rPr>
+            </w:pPr>
+            <w:r>
+              <w:rPr>
+                <w:rFonts w:asciiTheme="majorBidi" w:hAnsiTheme="majorBidi" w:cstheme="majorBidi"/>
+              </w:rPr>
+              <w:t>System retrieves the WALLET record linked to the Customer's Profile ID.</w:t>
+            </w:r>
+          </w:p>
+          <w:p>
+            <w:pPr>
+              <w:numPr>
+                <w:ilvl w:val="0"/>
+                <w:numId w:val="28"/>
+              </w:numPr>
+              <w:tabs>
+                <w:tab w:val="clear" w:pos="720"/>
+              </w:tabs>
+              <w:spacing w:line="276" w:lineRule="auto"/>
+              <w:ind w:left="525"/>
+              <w:jc w:val="lowKashida"/>
+              <w:rPr>
+                <w:rFonts w:asciiTheme="majorBidi" w:hAnsiTheme="majorBidi" w:cstheme="majorBidi"/>
+              </w:rPr>
+            </w:pPr>
+            <w:r>
+              <w:rPr>
+                <w:rFonts w:asciiTheme="majorBidi" w:hAnsiTheme="majorBidi" w:cstheme="majorBidi"/>
+              </w:rPr>
+              <w:t>System displays the current balance.</w:t>
+            </w:r>
+          </w:p>
+          <w:p>
+            <w:pPr>
+              <w:numPr>
+                <w:ilvl w:val="0"/>
+                <w:numId w:val="28"/>
+              </w:numPr>
+              <w:tabs>
+                <w:tab w:val="clear" w:pos="720"/>
+              </w:tabs>
+              <w:spacing w:line="276" w:lineRule="auto"/>
+              <w:ind w:left="525"/>
+              <w:jc w:val="lowKashida"/>
+              <w:rPr>
+                <w:rFonts w:asciiTheme="majorBidi" w:hAnsiTheme="majorBidi" w:cstheme="majorBidi"/>
+              </w:rPr>
+            </w:pPr>
+            <w:r>
+              <w:rPr>
+                <w:rFonts w:asciiTheme="majorBidi" w:hAnsiTheme="majorBidi" w:cstheme="majorBidi"/>
+              </w:rPr>
+              <w:t xml:space="preserve">System displays a list of recent </w:t>
+            </w:r>
+            <w:r>
+              <w:rPr>
+                <w:rFonts w:asciiTheme="majorBidi" w:hAnsiTheme="majorBidi" w:cstheme="majorBidi"/>
+              </w:rPr>
+              <w:t>Tran</w:t>
+            </w:r>
+            <w:r>
+              <w:rPr>
+                <w:rFonts w:asciiTheme="majorBidi" w:hAnsiTheme="majorBidi" w:cstheme="majorBidi"/>
+              </w:rPr>
+              <w:t>sactions</w:t>
+            </w:r>
+            <w:r>
+              <w:rPr>
+                <w:rFonts w:asciiTheme="majorBidi" w:hAnsiTheme="majorBidi" w:cstheme="majorBidi"/>
+              </w:rPr>
+              <w:t xml:space="preserve"> (Credit/Debit).</w:t>
+            </w:r>
+          </w:p>
+        </w:tc>
+      </w:tr>
+      <w:tr>
+        <w:trPr>
+          <w:trHeight w:val="539"/>
+        </w:trPr>
+        <w:tc>
+          <w:tcPr>
+            <w:tcW w:w="2695" w:type="dxa"/>
+          </w:tcPr>
+          <w:p>
+            <w:pPr>
+              <w:spacing w:line="276" w:lineRule="auto"/>
+              <w:rPr>
+                <w:rFonts w:asciiTheme="majorBidi" w:hAnsiTheme="majorBidi" w:cstheme="majorBidi"/>
+                <w:b/>
+                <w:bCs/>
+                <w:sz w:val="26"/>
+                <w:szCs w:val="26"/>
+              </w:rPr>
+            </w:pPr>
+            <w:r>
+              <w:rPr>
+                <w:rFonts w:asciiTheme="majorBidi" w:hAnsiTheme="majorBidi" w:cstheme="majorBidi"/>
+                <w:b/>
+                <w:bCs/>
+                <w:sz w:val="26"/>
+                <w:szCs w:val="26"/>
+              </w:rPr>
+              <w:t>Alternatives:</w:t>
+            </w:r>
+          </w:p>
+        </w:tc>
+        <w:tc>
+          <w:tcPr>
+            <w:tcW w:w="6655" w:type="dxa"/>
+          </w:tcPr>
+          <w:p>
+            <w:pPr>
+              <w:pStyle w:val="ListParagraph"/>
+              <w:numPr>
+                <w:ilvl w:val="0"/>
+                <w:numId w:val="6"/>
+              </w:numPr>
+              <w:ind w:left="526"/>
+              <w:rPr>
+                <w:rFonts w:asciiTheme="majorBidi" w:hAnsiTheme="majorBidi" w:cstheme="majorBidi"/>
+              </w:rPr>
+            </w:pPr>
+            <w:r>
+              <w:rPr>
+                <w:rFonts w:asciiTheme="majorBidi" w:hAnsiTheme="majorBidi" w:cstheme="majorBidi"/>
+              </w:rPr>
+              <w:t>1a. No Wallet Found: System creates a default wallet with 0.00 balance and displays it.</w:t>
+            </w:r>
+          </w:p>
+        </w:tc>
+      </w:tr>
+    </w:tbl>
+    <w:p/>
+    <w:tbl>
+      <w:tblPr>
+        <w:tblStyle w:val="TableGrid"/>
+        <w:tblW w:w="0" w:type="auto"/>
+        <w:tblLook w:val="04A0" w:firstRow="1" w:lastRow="0" w:firstColumn="1" w:lastColumn="0" w:noHBand="0" w:noVBand="1"/>
+      </w:tblPr>
+      <w:tblGrid>
+        <w:gridCol w:w="2695"/>
+        <w:gridCol w:w="6655"/>
+      </w:tblGrid>
+      <w:tr>
+        <w:tc>
+          <w:tcPr>
+            <w:tcW w:w="2695" w:type="dxa"/>
+          </w:tcPr>
+          <w:p>
+            <w:pPr>
+              <w:spacing w:line="276" w:lineRule="auto"/>
+              <w:rPr>
+                <w:rFonts w:asciiTheme="majorBidi" w:hAnsiTheme="majorBidi" w:cstheme="majorBidi"/>
+                <w:b/>
+                <w:bCs/>
+                <w:sz w:val="26"/>
+                <w:szCs w:val="26"/>
+              </w:rPr>
+            </w:pPr>
+            <w:r>
+              <w:rPr>
+                <w:rFonts w:asciiTheme="majorBidi" w:hAnsiTheme="majorBidi" w:cstheme="majorBidi"/>
+                <w:b/>
+                <w:bCs/>
+                <w:sz w:val="26"/>
+                <w:szCs w:val="26"/>
+              </w:rPr>
+              <w:t>Use-Case ID – Name:</w:t>
+            </w:r>
+          </w:p>
+        </w:tc>
+        <w:tc>
+          <w:tcPr>
+            <w:tcW w:w="6655" w:type="dxa"/>
+          </w:tcPr>
+          <w:p>
+            <w:pPr>
+              <w:spacing w:line="276" w:lineRule="auto"/>
+              <w:jc w:val="lowKashida"/>
+              <w:rPr>
+                <w:rFonts w:asciiTheme="majorBidi" w:hAnsiTheme="majorBidi"/>
+                <w:b/>
+                <w:bCs/>
+              </w:rPr>
+            </w:pPr>
+            <w:r>
+              <w:rPr>
+                <w:rFonts w:asciiTheme="majorBidi" w:hAnsiTheme="majorBidi" w:cstheme="majorBidi"/>
+                <w:b/>
+                <w:bCs/>
+                <w:i/>
+                <w:iCs/>
+                <w:color w:val="FF0000"/>
+              </w:rPr>
+              <w:t>UC-</w:t>
+            </w:r>
+            <w:r>
+              <w:rPr>
+                <w:rFonts w:asciiTheme="majorBidi" w:hAnsiTheme="majorBidi" w:cstheme="majorBidi"/>
+                <w:b/>
+                <w:bCs/>
+                <w:i/>
+                <w:iCs/>
+                <w:color w:val="FF0000"/>
+              </w:rPr>
+              <w:t>20</w:t>
+            </w:r>
+            <w:r>
+              <w:rPr>
+                <w:rFonts w:asciiTheme="majorBidi" w:hAnsiTheme="majorBidi" w:cstheme="majorBidi"/>
+                <w:b/>
+                <w:bCs/>
+                <w:i/>
+                <w:iCs/>
+                <w:color w:val="FF0000"/>
+              </w:rPr>
+              <w:t xml:space="preserve"> </w:t>
+            </w:r>
+            <w:r>
+              <w:rPr>
+                <w:rFonts w:asciiTheme="majorBidi" w:hAnsiTheme="majorBidi" w:cstheme="majorBidi"/>
+                <w:b/>
+                <w:bCs/>
+                <w:vertAlign w:val="superscript"/>
+              </w:rPr>
+              <w:t>_</w:t>
+            </w:r>
+            <w:r>
+              <w:rPr>
+                <w:rFonts w:asciiTheme="majorBidi" w:hAnsiTheme="majorBidi" w:cstheme="majorBidi"/>
+                <w:b/>
+                <w:bCs/>
+                <w:i/>
+                <w:iCs/>
+              </w:rPr>
+              <w:t xml:space="preserve"> </w:t>
+            </w:r>
+            <w:r>
+              <w:rPr>
+                <w:rFonts w:asciiTheme="majorBidi" w:hAnsiTheme="majorBidi"/>
+                <w:b/>
+                <w:bCs/>
+              </w:rPr>
+              <w:t xml:space="preserve">Track </w:t>
+            </w:r>
+            <w:r>
+              <w:rPr>
+                <w:rFonts w:asciiTheme="majorBidi" w:hAnsiTheme="majorBidi"/>
+                <w:b/>
+                <w:bCs/>
+              </w:rPr>
+              <w:t xml:space="preserve">User </w:t>
+            </w:r>
+            <w:r>
+              <w:rPr>
+                <w:rFonts w:asciiTheme="majorBidi" w:hAnsiTheme="majorBidi"/>
+                <w:b/>
+                <w:bCs/>
+              </w:rPr>
+              <w:t>Balance</w:t>
+            </w:r>
+          </w:p>
+        </w:tc>
+      </w:tr>
+      <w:tr>
+        <w:tc>
+          <w:tcPr>
+            <w:tcW w:w="2695" w:type="dxa"/>
+          </w:tcPr>
+          <w:p>
+            <w:pPr>
+              <w:spacing w:line="276" w:lineRule="auto"/>
+              <w:rPr>
+                <w:rFonts w:asciiTheme="majorBidi" w:hAnsiTheme="majorBidi" w:cstheme="majorBidi"/>
+                <w:b/>
+                <w:bCs/>
+                <w:sz w:val="26"/>
+                <w:szCs w:val="26"/>
+              </w:rPr>
+            </w:pPr>
+            <w:r>
+              <w:rPr>
+                <w:rFonts w:asciiTheme="majorBidi" w:hAnsiTheme="majorBidi" w:cstheme="majorBidi"/>
+                <w:b/>
+                <w:bCs/>
+                <w:sz w:val="26"/>
+                <w:szCs w:val="26"/>
+              </w:rPr>
+              <w:t>Goal:</w:t>
+            </w:r>
+          </w:p>
+        </w:tc>
+        <w:tc>
+          <w:tcPr>
+            <w:tcW w:w="6655" w:type="dxa"/>
+          </w:tcPr>
+          <w:p>
+            <w:pPr>
+              <w:spacing w:line="276" w:lineRule="auto"/>
+              <w:jc w:val="lowKashida"/>
+              <w:rPr>
+                <w:rFonts w:asciiTheme="majorBidi" w:hAnsiTheme="majorBidi" w:cstheme="majorBidi"/>
+                <w:rtl/>
+                <w:lang w:bidi="ar-EG"/>
+              </w:rPr>
+            </w:pPr>
+            <w:r>
+              <w:rPr>
+                <w:rFonts w:asciiTheme="majorBidi" w:hAnsiTheme="majorBidi" w:cstheme="majorBidi"/>
+              </w:rPr>
+              <w:t xml:space="preserve">Allow </w:t>
+            </w:r>
+            <w:r>
+              <w:rPr>
+                <w:rFonts w:asciiTheme="majorBidi" w:hAnsiTheme="majorBidi" w:cstheme="majorBidi"/>
+              </w:rPr>
+              <w:t>Admin/Empl</w:t>
+            </w:r>
+            <w:r>
+              <w:rPr>
+                <w:rFonts w:asciiTheme="majorBidi" w:hAnsiTheme="majorBidi" w:cstheme="majorBidi"/>
+              </w:rPr>
+              <w:t>oyee</w:t>
+            </w:r>
+            <w:r>
+              <w:rPr>
+                <w:rFonts w:asciiTheme="majorBidi" w:hAnsiTheme="majorBidi" w:cstheme="majorBidi"/>
+              </w:rPr>
+              <w:t xml:space="preserve"> to </w:t>
+            </w:r>
+            <w:r>
+              <w:rPr>
+                <w:rFonts w:asciiTheme="majorBidi" w:hAnsiTheme="majorBidi" w:cstheme="majorBidi"/>
+              </w:rPr>
+              <w:t>access their wallet information and review all financial transactions related to their account.</w:t>
+            </w:r>
+          </w:p>
+        </w:tc>
+      </w:tr>
+      <w:tr>
+        <w:tc>
+          <w:tcPr>
+            <w:tcW w:w="2695" w:type="dxa"/>
+          </w:tcPr>
+          <w:p>
+            <w:pPr>
+              <w:spacing w:line="276" w:lineRule="auto"/>
+              <w:rPr>
+                <w:rFonts w:asciiTheme="majorBidi" w:hAnsiTheme="majorBidi" w:cstheme="majorBidi"/>
+                <w:b/>
+                <w:bCs/>
+                <w:sz w:val="26"/>
+                <w:szCs w:val="26"/>
+              </w:rPr>
+            </w:pPr>
+            <w:r>
+              <w:rPr>
+                <w:rFonts w:asciiTheme="majorBidi" w:hAnsiTheme="majorBidi" w:cstheme="majorBidi"/>
+                <w:b/>
+                <w:bCs/>
+                <w:sz w:val="26"/>
+                <w:szCs w:val="26"/>
+              </w:rPr>
+              <w:t>Initiator:</w:t>
+            </w:r>
+          </w:p>
+        </w:tc>
+        <w:tc>
+          <w:tcPr>
+            <w:tcW w:w="6655" w:type="dxa"/>
+          </w:tcPr>
+          <w:p>
+            <w:pPr>
+              <w:spacing w:line="276" w:lineRule="auto"/>
+              <w:jc w:val="lowKashida"/>
+              <w:rPr>
+                <w:rFonts w:asciiTheme="majorBidi" w:hAnsiTheme="majorBidi" w:cstheme="majorBidi"/>
+              </w:rPr>
+            </w:pPr>
+            <w:r>
+              <w:rPr>
+                <w:rFonts w:asciiTheme="majorBidi" w:hAnsiTheme="majorBidi" w:cstheme="majorBidi"/>
+              </w:rPr>
+              <w:t>Admin, Employee</w:t>
+            </w:r>
+          </w:p>
+        </w:tc>
+      </w:tr>
+      <w:tr>
+        <w:tc>
+          <w:tcPr>
+            <w:tcW w:w="2695" w:type="dxa"/>
+          </w:tcPr>
+          <w:p>
+            <w:pPr>
+              <w:spacing w:line="276" w:lineRule="auto"/>
+              <w:rPr>
+                <w:rFonts w:asciiTheme="majorBidi" w:hAnsiTheme="majorBidi" w:cstheme="majorBidi"/>
+                <w:b/>
+                <w:bCs/>
+                <w:sz w:val="26"/>
+                <w:szCs w:val="26"/>
+              </w:rPr>
+            </w:pPr>
+            <w:r>
+              <w:rPr>
+                <w:rFonts w:asciiTheme="majorBidi" w:hAnsiTheme="majorBidi" w:cstheme="majorBidi"/>
+                <w:b/>
+                <w:bCs/>
+                <w:sz w:val="26"/>
+                <w:szCs w:val="26"/>
+              </w:rPr>
+              <w:t>Pre-condition(s):</w:t>
+            </w:r>
+          </w:p>
+        </w:tc>
+        <w:tc>
+          <w:tcPr>
+            <w:tcW w:w="6655" w:type="dxa"/>
+          </w:tcPr>
+          <w:p>
+            <w:pPr>
+              <w:pStyle w:val="ListParagraph"/>
+              <w:numPr>
+                <w:ilvl w:val="0"/>
+                <w:numId w:val="6"/>
+              </w:numPr>
+              <w:ind w:left="526"/>
+              <w:rPr>
+                <w:rFonts w:asciiTheme="majorBidi" w:hAnsiTheme="majorBidi" w:cstheme="majorBidi"/>
+              </w:rPr>
+            </w:pPr>
+            <w:r>
+              <w:rPr>
+                <w:rFonts w:asciiTheme="majorBidi" w:hAnsiTheme="majorBidi" w:cstheme="majorBidi"/>
+              </w:rPr>
+              <w:t>User account exists.</w:t>
+            </w:r>
+          </w:p>
+        </w:tc>
+      </w:tr>
+      <w:tr>
+        <w:tc>
+          <w:tcPr>
+            <w:tcW w:w="2695" w:type="dxa"/>
+          </w:tcPr>
+          <w:p>
+            <w:pPr>
+              <w:spacing w:line="276" w:lineRule="auto"/>
+              <w:rPr>
+                <w:rFonts w:asciiTheme="majorBidi" w:hAnsiTheme="majorBidi" w:cstheme="majorBidi"/>
+                <w:b/>
+                <w:bCs/>
+                <w:sz w:val="26"/>
+                <w:szCs w:val="26"/>
+              </w:rPr>
+            </w:pPr>
+            <w:r>
+              <w:rPr>
+                <w:rFonts w:asciiTheme="majorBidi" w:hAnsiTheme="majorBidi" w:cstheme="majorBidi"/>
+                <w:b/>
+                <w:bCs/>
+                <w:sz w:val="26"/>
+                <w:szCs w:val="26"/>
+              </w:rPr>
+              <w:t>Post-condition(s):</w:t>
+            </w:r>
+          </w:p>
+        </w:tc>
+        <w:tc>
+          <w:tcPr>
+            <w:tcW w:w="6655" w:type="dxa"/>
+          </w:tcPr>
+          <w:p>
+            <w:pPr>
+              <w:pStyle w:val="ListParagraph"/>
+              <w:numPr>
+                <w:ilvl w:val="0"/>
+                <w:numId w:val="6"/>
+              </w:numPr>
+              <w:ind w:left="526"/>
+              <w:rPr>
+                <w:rFonts w:asciiTheme="majorBidi" w:hAnsiTheme="majorBidi" w:cstheme="majorBidi"/>
+              </w:rPr>
+            </w:pPr>
+            <w:r>
+              <w:rPr>
+                <w:rFonts w:asciiTheme="majorBidi" w:hAnsiTheme="majorBidi" w:cstheme="majorBidi"/>
+              </w:rPr>
+              <w:t>Balance information is displayed</w:t>
+            </w:r>
+          </w:p>
+        </w:tc>
+      </w:tr>
+      <w:tr>
+        <w:tc>
+          <w:tcPr>
+            <w:tcW w:w="2695" w:type="dxa"/>
+          </w:tcPr>
+          <w:p>
+            <w:pPr>
+              <w:spacing w:line="276" w:lineRule="auto"/>
+              <w:rPr>
+                <w:rFonts w:asciiTheme="majorBidi" w:hAnsiTheme="majorBidi" w:cstheme="majorBidi"/>
+                <w:b/>
+                <w:bCs/>
+                <w:sz w:val="26"/>
+                <w:szCs w:val="26"/>
+              </w:rPr>
+            </w:pPr>
+            <w:r>
+              <w:rPr>
+                <w:rFonts w:asciiTheme="majorBidi" w:hAnsiTheme="majorBidi" w:cstheme="majorBidi"/>
+                <w:b/>
+                <w:bCs/>
+                <w:sz w:val="26"/>
+                <w:szCs w:val="26"/>
+              </w:rPr>
+              <w:t>Main Success Scenario:</w:t>
+            </w:r>
+          </w:p>
+        </w:tc>
+        <w:tc>
+          <w:tcPr>
+            <w:tcW w:w="6655" w:type="dxa"/>
+          </w:tcPr>
+          <w:p>
+            <w:pPr>
+              <w:numPr>
+                <w:ilvl w:val="0"/>
+                <w:numId w:val="29"/>
+              </w:numPr>
+              <w:tabs>
+                <w:tab w:val="clear" w:pos="720"/>
+              </w:tabs>
+              <w:spacing w:line="276" w:lineRule="auto"/>
+              <w:ind w:left="525"/>
+              <w:jc w:val="lowKashida"/>
+              <w:rPr>
+                <w:rFonts w:asciiTheme="majorBidi" w:hAnsiTheme="majorBidi" w:cstheme="majorBidi"/>
+              </w:rPr>
+            </w:pPr>
+            <w:r>
+              <w:rPr>
+                <w:rFonts w:asciiTheme="majorBidi" w:hAnsiTheme="majorBidi" w:cstheme="majorBidi"/>
+              </w:rPr>
+              <w:t xml:space="preserve">Admin </w:t>
+            </w:r>
+            <w:r>
+              <w:rPr>
+                <w:rFonts w:asciiTheme="majorBidi" w:hAnsiTheme="majorBidi" w:cstheme="majorBidi"/>
+              </w:rPr>
+              <w:t>select</w:t>
+            </w:r>
+            <w:r>
+              <w:rPr>
+                <w:rFonts w:asciiTheme="majorBidi" w:hAnsiTheme="majorBidi" w:cstheme="majorBidi"/>
+              </w:rPr>
+              <w:t xml:space="preserve"> </w:t>
+            </w:r>
+            <w:r>
+              <w:rPr>
+                <w:rFonts w:asciiTheme="majorBidi" w:hAnsiTheme="majorBidi" w:cstheme="majorBidi"/>
+              </w:rPr>
+              <w:t>User</w:t>
+            </w:r>
+            <w:r>
+              <w:rPr>
+                <w:rFonts w:asciiTheme="majorBidi" w:hAnsiTheme="majorBidi" w:cstheme="majorBidi"/>
+              </w:rPr>
+              <w:t>.</w:t>
+            </w:r>
+          </w:p>
+          <w:p>
+            <w:pPr>
+              <w:numPr>
+                <w:ilvl w:val="0"/>
+                <w:numId w:val="29"/>
+              </w:numPr>
+              <w:tabs>
+                <w:tab w:val="clear" w:pos="720"/>
+              </w:tabs>
+              <w:spacing w:line="276" w:lineRule="auto"/>
+              <w:ind w:left="525"/>
+              <w:jc w:val="lowKashida"/>
+              <w:rPr>
+                <w:rFonts w:asciiTheme="majorBidi" w:hAnsiTheme="majorBidi" w:cstheme="majorBidi"/>
+              </w:rPr>
+            </w:pPr>
+            <w:r>
+              <w:rPr>
+                <w:rFonts w:asciiTheme="majorBidi" w:hAnsiTheme="majorBidi" w:cstheme="majorBidi"/>
+              </w:rPr>
+              <w:t xml:space="preserve">System validates the </w:t>
+            </w:r>
+          </w:p>
+          <w:p>
+            <w:pPr>
+              <w:numPr>
+                <w:ilvl w:val="0"/>
+                <w:numId w:val="29"/>
+              </w:numPr>
+              <w:tabs>
+                <w:tab w:val="clear" w:pos="720"/>
+              </w:tabs>
+              <w:spacing w:line="276" w:lineRule="auto"/>
+              <w:ind w:left="525"/>
+              <w:jc w:val="lowKashida"/>
+              <w:rPr>
+                <w:rFonts w:asciiTheme="majorBidi" w:hAnsiTheme="majorBidi" w:cstheme="majorBidi"/>
+              </w:rPr>
+            </w:pPr>
+            <w:r>
+              <w:rPr>
+                <w:rFonts w:asciiTheme="majorBidi" w:hAnsiTheme="majorBidi" w:cstheme="majorBidi"/>
+              </w:rPr>
+              <w:t>System displays the current balance</w:t>
+            </w:r>
+            <w:r>
+              <w:rPr>
+                <w:rFonts w:asciiTheme="majorBidi" w:hAnsiTheme="majorBidi" w:cstheme="majorBidi"/>
+              </w:rPr>
+              <w:t xml:space="preserve"> </w:t>
+            </w:r>
+          </w:p>
+          <w:p>
+            <w:pPr>
+              <w:numPr>
+                <w:ilvl w:val="0"/>
+                <w:numId w:val="29"/>
+              </w:numPr>
+              <w:tabs>
+                <w:tab w:val="clear" w:pos="720"/>
+              </w:tabs>
+              <w:spacing w:line="276" w:lineRule="auto"/>
+              <w:ind w:left="525"/>
+              <w:jc w:val="lowKashida"/>
+              <w:rPr>
+                <w:rFonts w:asciiTheme="majorBidi" w:hAnsiTheme="majorBidi" w:cstheme="majorBidi"/>
+              </w:rPr>
+            </w:pPr>
+            <w:r>
+              <w:rPr>
+                <w:rFonts w:asciiTheme="majorBidi" w:hAnsiTheme="majorBidi" w:cstheme="majorBidi"/>
+              </w:rPr>
+              <w:t xml:space="preserve">System displays a list of recent </w:t>
+            </w:r>
+            <w:r>
+              <w:rPr>
+                <w:rFonts w:asciiTheme="majorBidi" w:hAnsiTheme="majorBidi" w:cstheme="majorBidi"/>
+              </w:rPr>
+              <w:t>Transactions</w:t>
+            </w:r>
+            <w:r>
+              <w:rPr>
+                <w:rFonts w:asciiTheme="majorBidi" w:hAnsiTheme="majorBidi" w:cstheme="majorBidi"/>
+              </w:rPr>
+              <w:t xml:space="preserve"> (Credit/Debit).</w:t>
+            </w:r>
+          </w:p>
+        </w:tc>
+      </w:tr>
+      <w:tr>
+        <w:trPr>
+          <w:trHeight w:val="539"/>
+        </w:trPr>
+        <w:tc>
+          <w:tcPr>
+            <w:tcW w:w="2695" w:type="dxa"/>
+          </w:tcPr>
+          <w:p>
+            <w:pPr>
+              <w:spacing w:line="276" w:lineRule="auto"/>
+              <w:rPr>
+                <w:rFonts w:asciiTheme="majorBidi" w:hAnsiTheme="majorBidi" w:cstheme="majorBidi"/>
+                <w:b/>
+                <w:bCs/>
+                <w:sz w:val="26"/>
+                <w:szCs w:val="26"/>
+              </w:rPr>
+            </w:pPr>
+            <w:r>
+              <w:rPr>
+                <w:rFonts w:asciiTheme="majorBidi" w:hAnsiTheme="majorBidi" w:cstheme="majorBidi"/>
+                <w:b/>
+                <w:bCs/>
+                <w:sz w:val="26"/>
+                <w:szCs w:val="26"/>
+              </w:rPr>
+              <w:t>Alternatives:</w:t>
+            </w:r>
+          </w:p>
+        </w:tc>
+        <w:tc>
+          <w:tcPr>
+            <w:tcW w:w="6655" w:type="dxa"/>
+          </w:tcPr>
+          <w:p>
+            <w:pPr>
+              <w:pStyle w:val="ListParagraph"/>
+              <w:numPr>
+                <w:ilvl w:val="0"/>
+                <w:numId w:val="6"/>
+              </w:numPr>
+              <w:ind w:left="526"/>
+              <w:rPr>
+                <w:rFonts w:asciiTheme="majorBidi" w:hAnsiTheme="majorBidi" w:cstheme="majorBidi"/>
+              </w:rPr>
+            </w:pPr>
+            <w:r>
+              <w:rPr>
+                <w:rFonts w:asciiTheme="majorBidi" w:hAnsiTheme="majorBidi" w:cstheme="majorBidi"/>
+              </w:rPr>
+              <w:t>1a. No Wallet Found: System creates a default wallet with 0.00 balance and displays it.</w:t>
+            </w:r>
+          </w:p>
+          <w:p>
+            <w:pPr>
+              <w:rPr>
+                <w:rFonts w:asciiTheme="majorBidi" w:hAnsiTheme="majorBidi" w:cstheme="majorBidi"/>
+              </w:rPr>
+            </w:pPr>
+          </w:p>
+        </w:tc>
+      </w:tr>
+    </w:tbl>
+    <w:p/>
+    <w:tbl>
+      <w:tblPr>
+        <w:tblStyle w:val="TableGrid"/>
+        <w:tblW w:w="0" w:type="auto"/>
+        <w:tblLook w:val="04A0" w:firstRow="1" w:lastRow="0" w:firstColumn="1" w:lastColumn="0" w:noHBand="0" w:noVBand="1"/>
+      </w:tblPr>
+      <w:tblGrid>
+        <w:gridCol w:w="2695"/>
+        <w:gridCol w:w="6655"/>
+      </w:tblGrid>
+      <w:tr>
+        <w:tc>
+          <w:tcPr>
+            <w:tcW w:w="2695" w:type="dxa"/>
+          </w:tcPr>
+          <w:p>
+            <w:pPr>
+              <w:spacing w:line="276" w:lineRule="auto"/>
+              <w:rPr>
+                <w:rFonts w:asciiTheme="majorBidi" w:hAnsiTheme="majorBidi" w:cstheme="majorBidi"/>
+                <w:b/>
+                <w:bCs/>
+                <w:sz w:val="26"/>
+                <w:szCs w:val="26"/>
+              </w:rPr>
+            </w:pPr>
+            <w:r>
+              <w:rPr>
+                <w:rFonts w:asciiTheme="majorBidi" w:hAnsiTheme="majorBidi" w:cstheme="majorBidi"/>
+                <w:b/>
+                <w:bCs/>
+                <w:sz w:val="26"/>
+                <w:szCs w:val="26"/>
+              </w:rPr>
+              <w:t>Use-Case ID – Name:</w:t>
+            </w:r>
+          </w:p>
+        </w:tc>
+        <w:tc>
+          <w:tcPr>
+            <w:tcW w:w="6655" w:type="dxa"/>
+          </w:tcPr>
+          <w:p>
+            <w:pPr>
+              <w:spacing w:line="276" w:lineRule="auto"/>
+              <w:jc w:val="lowKashida"/>
+              <w:rPr>
+                <w:rFonts w:asciiTheme="majorBidi" w:hAnsiTheme="majorBidi"/>
+                <w:b/>
+                <w:bCs/>
+              </w:rPr>
+            </w:pPr>
+            <w:r>
+              <w:rPr>
+                <w:rFonts w:asciiTheme="majorBidi" w:hAnsiTheme="majorBidi" w:cstheme="majorBidi"/>
+                <w:b/>
+                <w:bCs/>
+                <w:i/>
+                <w:iCs/>
+                <w:color w:val="FF0000"/>
+              </w:rPr>
+              <w:t>UC-</w:t>
+            </w:r>
+            <w:r>
+              <w:rPr>
+                <w:rFonts w:asciiTheme="majorBidi" w:hAnsiTheme="majorBidi" w:cstheme="majorBidi"/>
+                <w:b/>
+                <w:bCs/>
+                <w:i/>
+                <w:iCs/>
+                <w:color w:val="FF0000"/>
+              </w:rPr>
+              <w:t>21</w:t>
+            </w:r>
+            <w:r>
+              <w:rPr>
+                <w:rFonts w:asciiTheme="majorBidi" w:hAnsiTheme="majorBidi" w:cstheme="majorBidi"/>
+                <w:b/>
+                <w:bCs/>
+                <w:i/>
+                <w:iCs/>
+                <w:color w:val="FF0000"/>
+              </w:rPr>
+              <w:t xml:space="preserve"> </w:t>
+            </w:r>
+            <w:r>
+              <w:rPr>
+                <w:rFonts w:asciiTheme="majorBidi" w:hAnsiTheme="majorBidi" w:cstheme="majorBidi"/>
+                <w:b/>
+                <w:bCs/>
+                <w:vertAlign w:val="superscript"/>
+              </w:rPr>
+              <w:t>_</w:t>
+            </w:r>
+            <w:r>
+              <w:rPr>
+                <w:rFonts w:asciiTheme="majorBidi" w:hAnsiTheme="majorBidi" w:cstheme="majorBidi"/>
+                <w:b/>
+                <w:bCs/>
+                <w:i/>
+                <w:iCs/>
+              </w:rPr>
+              <w:t xml:space="preserve"> </w:t>
+            </w:r>
+            <w:r>
+              <w:rPr>
+                <w:rFonts w:asciiTheme="majorBidi" w:hAnsiTheme="majorBidi"/>
+                <w:b/>
+                <w:bCs/>
+              </w:rPr>
+              <w:t>Create Complain</w:t>
+            </w:r>
+          </w:p>
+        </w:tc>
+      </w:tr>
+      <w:tr>
+        <w:tc>
+          <w:tcPr>
+            <w:tcW w:w="2695" w:type="dxa"/>
+          </w:tcPr>
+          <w:p>
+            <w:pPr>
+              <w:spacing w:line="276" w:lineRule="auto"/>
+              <w:rPr>
+                <w:rFonts w:asciiTheme="majorBidi" w:hAnsiTheme="majorBidi" w:cstheme="majorBidi"/>
+                <w:b/>
+                <w:bCs/>
+                <w:sz w:val="26"/>
+                <w:szCs w:val="26"/>
+              </w:rPr>
+            </w:pPr>
+            <w:r>
+              <w:rPr>
+                <w:rFonts w:asciiTheme="majorBidi" w:hAnsiTheme="majorBidi" w:cstheme="majorBidi"/>
+                <w:b/>
+                <w:bCs/>
+                <w:sz w:val="26"/>
+                <w:szCs w:val="26"/>
+              </w:rPr>
+              <w:t>Goal:</w:t>
+            </w:r>
+          </w:p>
+        </w:tc>
+        <w:tc>
+          <w:tcPr>
+            <w:tcW w:w="6655" w:type="dxa"/>
+          </w:tcPr>
+          <w:p>
+            <w:pPr>
+              <w:spacing w:line="276" w:lineRule="auto"/>
+              <w:jc w:val="lowKashida"/>
+              <w:rPr>
+                <w:rFonts w:asciiTheme="majorBidi" w:hAnsiTheme="majorBidi" w:cstheme="majorBidi"/>
                 <w:rtl/>
                 <w:lang w:bidi="ar-EG"/>
               </w:rPr>
@@ -10130,7 +12272,6 @@
                 <w:sz w:val="26"/>
                 <w:szCs w:val="26"/>
               </w:rPr>
-              <w:lastRenderedPageBreak/>
               <w:t>Use-Case ID – Name:</w:t>
             </w:r>
           </w:p>
@@ -10169,7 +12310,16 @@
                 <w:iCs/>
                 <w:color w:val="FF0000"/>
               </w:rPr>
-              <w:t>1</w:t>
+              <w:t>22</w:t>
+            </w:r>
+            <w:r>
+              <w:rPr>
+                <w:rFonts w:asciiTheme="majorBidi" w:hAnsiTheme="majorBidi" w:cstheme="majorBidi"/>
+                <w:b/>
+                <w:bCs/>
+                <w:vertAlign w:val="superscript"/>
+              </w:rPr>
+              <w:t>_</w:t>
             </w:r>
             <w:r>
               <w:rPr>
@@ -10178,26 +12328,6 @@
                 <w:bCs/>
                 <w:i/>
                 <w:iCs/>
-                <w:color w:val="FF0000"/>
-              </w:rPr>
-              <w:t>8</w:t>
-            </w:r>
-            <w:r>
-              <w:rPr>
-                <w:rFonts w:asciiTheme="majorBidi" w:hAnsiTheme="majorBidi" w:cstheme="majorBidi"/>
-                <w:b/>
-                <w:bCs/>
-                <w:vertAlign w:val="superscript"/>
-              </w:rPr>
-              <w:t>_</w:t>
-            </w:r>
-            <w:r>
-              <w:rPr>
-                <w:rFonts w:asciiTheme="majorBidi" w:hAnsiTheme="majorBidi" w:cstheme="majorBidi"/>
-                <w:b/>
-                <w:bCs/>
-                <w:i/>
-                <w:iCs/>
               </w:rPr>
               <w:t xml:space="preserve"> </w:t>
             </w:r>
@@ -10249,7 +12379,7 @@
               <w:spacing w:line="276" w:lineRule="auto"/>
               <w:jc w:val="lowKashida"/>
               <w:rPr>
-                <w:rFonts w:asciiTheme="majorBidi" w:hAnsiTheme="majorBidi" w:cstheme="majorBidi" w:hint="cs"/>
+                <w:rFonts w:asciiTheme="majorBidi" w:hAnsiTheme="majorBidi" w:cstheme="majorBidi"/>
                 <w:rtl/>
                 <w:lang w:bidi="ar-EG"/>
               </w:rPr>
@@ -10389,6 +12519,7 @@
                 <w:sz w:val="26"/>
                 <w:szCs w:val="26"/>
               </w:rPr>
+              <w:lastRenderedPageBreak/>
               <w:t>Post-condition(s):</w:t>
             </w:r>
           </w:p>
@@ -10635,7 +12766,7 @@
                 <w:iCs/>
                 <w:color w:val="FF0000"/>
               </w:rPr>
-              <w:t>19</w:t>
+              <w:t>23</w:t>
             </w:r>
             <w:r>
               <w:rPr>
@@ -10704,7 +12835,7 @@
               <w:spacing w:line="276" w:lineRule="auto"/>
               <w:jc w:val="lowKashida"/>
               <w:rPr>
-                <w:rFonts w:asciiTheme="majorBidi" w:hAnsiTheme="majorBidi" w:cstheme="majorBidi" w:hint="cs"/>
+                <w:rFonts w:asciiTheme="majorBidi" w:hAnsiTheme="majorBidi" w:cstheme="majorBidi"/>
                 <w:rtl/>
                 <w:lang w:bidi="ar-EG"/>
               </w:rPr>
@@ -11066,7 +13197,6 @@
         </w:tc>
       </w:tr>
     </w:tbl>
-    <w:p/>
     <w:p/>
     <w:p/>
     <w:sectPr>
@@ -13093,6 +15223,119 @@
     </w:lvl>
   </w:abstractNum>
   <w:abstractNum w:abstractNumId="16" w15:restartNumberingAfterBreak="0">
+    <w:nsid w:val="241A3BCE"/>
+    <w:multiLevelType w:val="multilevel"/>
+    <w:tmpl w:val="E1840002"/>
+    <w:lvl w:ilvl="0">
+      <w:start w:val="1"/>
+      <w:numFmt w:val="decimal"/>
+      <w:lvlText w:val="%1."/>
+      <w:lvlJc w:val="left"/>
+      <w:pPr>
+        <w:tabs>
+          <w:tab w:val="num" w:pos="720"/>
+        </w:tabs>
+        <w:ind w:left="720" w:hanging="360"/>
+      </w:pPr>
+    </w:lvl>
+    <w:lvl w:ilvl="1" w:tentative="1">
+      <w:start w:val="1"/>
+      <w:numFmt w:val="decimal"/>
+      <w:lvlText w:val="%2."/>
+      <w:lvlJc w:val="left"/>
+      <w:pPr>
+        <w:tabs>
+          <w:tab w:val="num" w:pos="1440"/>
+        </w:tabs>
+        <w:ind w:left="1440" w:hanging="360"/>
+      </w:pPr>
+    </w:lvl>
+    <w:lvl w:ilvl="2" w:tentative="1">
+      <w:start w:val="1"/>
+      <w:numFmt w:val="decimal"/>
+      <w:lvlText w:val="%3."/>
+      <w:lvlJc w:val="left"/>
+      <w:pPr>
+        <w:tabs>
+          <w:tab w:val="num" w:pos="2160"/>
+        </w:tabs>
+        <w:ind w:left="2160" w:hanging="360"/>
+      </w:pPr>
+    </w:lvl>
+    <w:lvl w:ilvl="3" w:tentative="1">
+      <w:start w:val="1"/>
+      <w:numFmt w:val="decimal"/>
+      <w:lvlText w:val="%4."/>
+      <w:lvlJc w:val="left"/>
+      <w:pPr>
+        <w:tabs>
+          <w:tab w:val="num" w:pos="2880"/>
+        </w:tabs>
+        <w:ind w:left="2880" w:hanging="360"/>
+      </w:pPr>
+    </w:lvl>
+    <w:lvl w:ilvl="4" w:tentative="1">
+      <w:start w:val="1"/>
+      <w:numFmt w:val="decimal"/>
+      <w:lvlText w:val="%5."/>
+      <w:lvlJc w:val="left"/>
+      <w:pPr>
+        <w:tabs>
+          <w:tab w:val="num" w:pos="3600"/>
+        </w:tabs>
+        <w:ind w:left="3600" w:hanging="360"/>
+      </w:pPr>
+    </w:lvl>
+    <w:lvl w:ilvl="5" w:tentative="1">
+      <w:start w:val="1"/>
+      <w:numFmt w:val="decimal"/>
+      <w:lvlText w:val="%6."/>
+      <w:lvlJc w:val="left"/>
+      <w:pPr>
+        <w:tabs>
+          <w:tab w:val="num" w:pos="4320"/>
+        </w:tabs>
+        <w:ind w:left="4320" w:hanging="360"/>
+      </w:pPr>
+    </w:lvl>
+    <w:lvl w:ilvl="6" w:tentative="1">
+      <w:start w:val="1"/>
+      <w:numFmt w:val="decimal"/>
+      <w:lvlText w:val="%7."/>
+      <w:lvlJc w:val="left"/>
+      <w:pPr>
+        <w:tabs>
+          <w:tab w:val="num" w:pos="5040"/>
+        </w:tabs>
+        <w:ind w:left="5040" w:hanging="360"/>
+      </w:pPr>
+    </w:lvl>
+    <w:lvl w:ilvl="7" w:tentative="1">
+      <w:start w:val="1"/>
+      <w:numFmt w:val="decimal"/>
+      <w:lvlText w:val="%8."/>
+      <w:lvlJc w:val="left"/>
+      <w:pPr>
+        <w:tabs>
+          <w:tab w:val="num" w:pos="5760"/>
+        </w:tabs>
+        <w:ind w:left="5760" w:hanging="360"/>
+      </w:pPr>
+    </w:lvl>
+    <w:lvl w:ilvl="8" w:tentative="1">
+      <w:start w:val="1"/>
+      <w:numFmt w:val="decimal"/>
+      <w:lvlText w:val="%9."/>
+      <w:lvlJc w:val="left"/>
+      <w:pPr>
+        <w:tabs>
+          <w:tab w:val="num" w:pos="6480"/>
+        </w:tabs>
+        <w:ind w:left="6480" w:hanging="360"/>
+      </w:pPr>
+    </w:lvl>
+  </w:abstractNum>
+  <w:abstractNum w:abstractNumId="17" w15:restartNumberingAfterBreak="0">
     <w:nsid w:val="25585F03"/>
     <w:multiLevelType w:val="multilevel"/>
     <w:tmpl w:val="E1840002"/>
@@ -13205,7 +15448,7 @@
       </w:pPr>
     </w:lvl>
   </w:abstractNum>
-  <w:abstractNum w:abstractNumId="17" w15:restartNumberingAfterBreak="0">
+  <w:abstractNum w:abstractNumId="18" w15:restartNumberingAfterBreak="0">
     <w:nsid w:val="257820BB"/>
     <w:multiLevelType w:val="multilevel"/>
     <w:tmpl w:val="98E40C68"/>
@@ -13354,7 +15597,7 @@
       </w:rPr>
     </w:lvl>
   </w:abstractNum>
-  <w:abstractNum w:abstractNumId="18" w15:restartNumberingAfterBreak="0">
+  <w:abstractNum w:abstractNumId="19" w15:restartNumberingAfterBreak="0">
     <w:nsid w:val="298057C7"/>
     <w:multiLevelType w:val="multilevel"/>
     <w:tmpl w:val="596E62E0"/>
@@ -13467,7 +15710,7 @@
       </w:pPr>
     </w:lvl>
   </w:abstractNum>
-  <w:abstractNum w:abstractNumId="19" w15:restartNumberingAfterBreak="0">
+  <w:abstractNum w:abstractNumId="20" w15:restartNumberingAfterBreak="0">
     <w:nsid w:val="36436A57"/>
     <w:multiLevelType w:val="hybridMultilevel"/>
     <w:tmpl w:val="6E620FF6"/>
@@ -13556,7 +15799,7 @@
       </w:pPr>
     </w:lvl>
   </w:abstractNum>
-  <w:abstractNum w:abstractNumId="20" w15:restartNumberingAfterBreak="0">
+  <w:abstractNum w:abstractNumId="21" w15:restartNumberingAfterBreak="0">
     <w:nsid w:val="36B44C10"/>
     <w:multiLevelType w:val="multilevel"/>
     <w:tmpl w:val="E1840002"/>
@@ -13669,7 +15912,7 @@
       </w:pPr>
     </w:lvl>
   </w:abstractNum>
-  <w:abstractNum w:abstractNumId="21" w15:restartNumberingAfterBreak="0">
+  <w:abstractNum w:abstractNumId="22" w15:restartNumberingAfterBreak="0">
     <w:nsid w:val="39E66A41"/>
     <w:multiLevelType w:val="multilevel"/>
     <w:tmpl w:val="E1840002"/>
@@ -13782,7 +16025,120 @@
       </w:pPr>
     </w:lvl>
   </w:abstractNum>
-  <w:abstractNum w:abstractNumId="22" w15:restartNumberingAfterBreak="0">
+  <w:abstractNum w:abstractNumId="23" w15:restartNumberingAfterBreak="0">
+    <w:nsid w:val="45547410"/>
+    <w:multiLevelType w:val="multilevel"/>
+    <w:tmpl w:val="E1840002"/>
+    <w:lvl w:ilvl="0">
+      <w:start w:val="1"/>
+      <w:numFmt w:val="decimal"/>
+      <w:lvlText w:val="%1."/>
+      <w:lvlJc w:val="left"/>
+      <w:pPr>
+        <w:tabs>
+          <w:tab w:val="num" w:pos="720"/>
+        </w:tabs>
+        <w:ind w:left="720" w:hanging="360"/>
+      </w:pPr>
+    </w:lvl>
+    <w:lvl w:ilvl="1" w:tentative="1">
+      <w:start w:val="1"/>
+      <w:numFmt w:val="decimal"/>
+      <w:lvlText w:val="%2."/>
+      <w:lvlJc w:val="left"/>
+      <w:pPr>
+        <w:tabs>
+          <w:tab w:val="num" w:pos="1440"/>
+        </w:tabs>
+        <w:ind w:left="1440" w:hanging="360"/>
+      </w:pPr>
+    </w:lvl>
+    <w:lvl w:ilvl="2" w:tentative="1">
+      <w:start w:val="1"/>
+      <w:numFmt w:val="decimal"/>
+      <w:lvlText w:val="%3."/>
+      <w:lvlJc w:val="left"/>
+      <w:pPr>
+        <w:tabs>
+          <w:tab w:val="num" w:pos="2160"/>
+        </w:tabs>
+        <w:ind w:left="2160" w:hanging="360"/>
+      </w:pPr>
+    </w:lvl>
+    <w:lvl w:ilvl="3" w:tentative="1">
+      <w:start w:val="1"/>
+      <w:numFmt w:val="decimal"/>
+      <w:lvlText w:val="%4."/>
+      <w:lvlJc w:val="left"/>
+      <w:pPr>
+        <w:tabs>
+          <w:tab w:val="num" w:pos="2880"/>
+        </w:tabs>
+        <w:ind w:left="2880" w:hanging="360"/>
+      </w:pPr>
+    </w:lvl>
+    <w:lvl w:ilvl="4" w:tentative="1">
+      <w:start w:val="1"/>
+      <w:numFmt w:val="decimal"/>
+      <w:lvlText w:val="%5."/>
+      <w:lvlJc w:val="left"/>
+      <w:pPr>
+        <w:tabs>
+          <w:tab w:val="num" w:pos="3600"/>
+        </w:tabs>
+        <w:ind w:left="3600" w:hanging="360"/>
+      </w:pPr>
+    </w:lvl>
+    <w:lvl w:ilvl="5" w:tentative="1">
+      <w:start w:val="1"/>
+      <w:numFmt w:val="decimal"/>
+      <w:lvlText w:val="%6."/>
+      <w:lvlJc w:val="left"/>
+      <w:pPr>
+        <w:tabs>
+          <w:tab w:val="num" w:pos="4320"/>
+        </w:tabs>
+        <w:ind w:left="4320" w:hanging="360"/>
+      </w:pPr>
+    </w:lvl>
+    <w:lvl w:ilvl="6" w:tentative="1">
+      <w:start w:val="1"/>
+      <w:numFmt w:val="decimal"/>
+      <w:lvlText w:val="%7."/>
+      <w:lvlJc w:val="left"/>
+      <w:pPr>
+        <w:tabs>
+          <w:tab w:val="num" w:pos="5040"/>
+        </w:tabs>
+        <w:ind w:left="5040" w:hanging="360"/>
+      </w:pPr>
+    </w:lvl>
+    <w:lvl w:ilvl="7" w:tentative="1">
+      <w:start w:val="1"/>
+      <w:numFmt w:val="decimal"/>
+      <w:lvlText w:val="%8."/>
+      <w:lvlJc w:val="left"/>
+      <w:pPr>
+        <w:tabs>
+          <w:tab w:val="num" w:pos="5760"/>
+        </w:tabs>
+        <w:ind w:left="5760" w:hanging="360"/>
+      </w:pPr>
+    </w:lvl>
+    <w:lvl w:ilvl="8" w:tentative="1">
+      <w:start w:val="1"/>
+      <w:numFmt w:val="decimal"/>
+      <w:lvlText w:val="%9."/>
+      <w:lvlJc w:val="left"/>
+      <w:pPr>
+        <w:tabs>
+          <w:tab w:val="num" w:pos="6480"/>
+        </w:tabs>
+        <w:ind w:left="6480" w:hanging="360"/>
+      </w:pPr>
+    </w:lvl>
+  </w:abstractNum>
+  <w:abstractNum w:abstractNumId="24" w15:restartNumberingAfterBreak="0">
     <w:nsid w:val="456E602E"/>
     <w:multiLevelType w:val="multilevel"/>
     <w:tmpl w:val="E1840002"/>
@@ -13895,7 +16251,7 @@
       </w:pPr>
     </w:lvl>
   </w:abstractNum>
-  <w:abstractNum w:abstractNumId="23" w15:restartNumberingAfterBreak="0">
+  <w:abstractNum w:abstractNumId="25" w15:restartNumberingAfterBreak="0">
     <w:nsid w:val="47C80761"/>
     <w:multiLevelType w:val="multilevel"/>
     <w:tmpl w:val="E1840002"/>
@@ -14008,7 +16364,7 @@
       </w:pPr>
     </w:lvl>
   </w:abstractNum>
-  <w:abstractNum w:abstractNumId="24" w15:restartNumberingAfterBreak="0">
+  <w:abstractNum w:abstractNumId="26" w15:restartNumberingAfterBreak="0">
     <w:nsid w:val="4A154699"/>
     <w:multiLevelType w:val="multilevel"/>
     <w:tmpl w:val="E1840002"/>
@@ -14121,7 +16477,7 @@
       </w:pPr>
     </w:lvl>
   </w:abstractNum>
-  <w:abstractNum w:abstractNumId="25" w15:restartNumberingAfterBreak="0">
+  <w:abstractNum w:abstractNumId="27" w15:restartNumberingAfterBreak="0">
     <w:nsid w:val="53773D03"/>
     <w:multiLevelType w:val="multilevel"/>
     <w:tmpl w:val="E1840002"/>
@@ -14234,7 +16590,7 @@
       </w:pPr>
     </w:lvl>
   </w:abstractNum>
-  <w:abstractNum w:abstractNumId="26" w15:restartNumberingAfterBreak="0">
+  <w:abstractNum w:abstractNumId="28" w15:restartNumberingAfterBreak="0">
     <w:nsid w:val="56375569"/>
     <w:multiLevelType w:val="multilevel"/>
     <w:tmpl w:val="E1840002"/>
@@ -14347,7 +16703,7 @@
       </w:pPr>
     </w:lvl>
   </w:abstractNum>
-  <w:abstractNum w:abstractNumId="27" w15:restartNumberingAfterBreak="0">
+  <w:abstractNum w:abstractNumId="29" w15:restartNumberingAfterBreak="0">
     <w:nsid w:val="56BB04E7"/>
     <w:multiLevelType w:val="multilevel"/>
     <w:tmpl w:val="6C5EE532"/>
@@ -14460,7 +16816,7 @@
       </w:pPr>
     </w:lvl>
   </w:abstractNum>
-  <w:abstractNum w:abstractNumId="28" w15:restartNumberingAfterBreak="0">
+  <w:abstractNum w:abstractNumId="30" w15:restartNumberingAfterBreak="0">
     <w:nsid w:val="59AF454A"/>
     <w:multiLevelType w:val="hybridMultilevel"/>
     <w:tmpl w:val="BB4CFAD0"/>
@@ -14572,7 +16928,7 @@
       </w:rPr>
     </w:lvl>
   </w:abstractNum>
-  <w:abstractNum w:abstractNumId="29" w15:restartNumberingAfterBreak="0">
+  <w:abstractNum w:abstractNumId="31" w15:restartNumberingAfterBreak="0">
     <w:nsid w:val="68F428ED"/>
     <w:multiLevelType w:val="multilevel"/>
     <w:tmpl w:val="96E07E52"/>
@@ -14685,7 +17041,7 @@
       </w:pPr>
     </w:lvl>
   </w:abstractNum>
-  <w:abstractNum w:abstractNumId="30" w15:restartNumberingAfterBreak="0">
+  <w:abstractNum w:abstractNumId="32" w15:restartNumberingAfterBreak="0">
     <w:nsid w:val="69BA64C8"/>
     <w:multiLevelType w:val="multilevel"/>
     <w:tmpl w:val="E1840002"/>
@@ -14798,7 +17154,7 @@
       </w:pPr>
     </w:lvl>
   </w:abstractNum>
-  <w:abstractNum w:abstractNumId="31" w15:restartNumberingAfterBreak="0">
+  <w:abstractNum w:abstractNumId="33" w15:restartNumberingAfterBreak="0">
     <w:nsid w:val="6A3F4F7F"/>
     <w:multiLevelType w:val="multilevel"/>
     <w:tmpl w:val="E1840002"/>
@@ -14911,7 +17267,7 @@
       </w:pPr>
     </w:lvl>
   </w:abstractNum>
-  <w:abstractNum w:abstractNumId="32" w15:restartNumberingAfterBreak="0">
+  <w:abstractNum w:abstractNumId="34" w15:restartNumberingAfterBreak="0">
     <w:nsid w:val="6D773B54"/>
     <w:multiLevelType w:val="multilevel"/>
     <w:tmpl w:val="666232DA"/>
@@ -15060,7 +17416,7 @@
       </w:rPr>
     </w:lvl>
   </w:abstractNum>
-  <w:abstractNum w:abstractNumId="33" w15:restartNumberingAfterBreak="0">
+  <w:abstractNum w:abstractNumId="35" w15:restartNumberingAfterBreak="0">
     <w:nsid w:val="70EA21EF"/>
     <w:multiLevelType w:val="multilevel"/>
     <w:tmpl w:val="0986A348"/>
@@ -15209,7 +17565,7 @@
       </w:rPr>
     </w:lvl>
   </w:abstractNum>
-  <w:abstractNum w:abstractNumId="34" w15:restartNumberingAfterBreak="0">
+  <w:abstractNum w:abstractNumId="36" w15:restartNumberingAfterBreak="0">
     <w:nsid w:val="71657C71"/>
     <w:multiLevelType w:val="multilevel"/>
     <w:tmpl w:val="A602468E"/>
@@ -15358,7 +17714,7 @@
       </w:rPr>
     </w:lvl>
   </w:abstractNum>
-  <w:abstractNum w:abstractNumId="35" w15:restartNumberingAfterBreak="0">
+  <w:abstractNum w:abstractNumId="37" w15:restartNumberingAfterBreak="0">
     <w:nsid w:val="73CF106F"/>
     <w:multiLevelType w:val="multilevel"/>
     <w:tmpl w:val="3556A4E2"/>
@@ -15507,7 +17863,269 @@
       </w:rPr>
     </w:lvl>
   </w:abstractNum>
-  <w:abstractNum w:abstractNumId="36" w15:restartNumberingAfterBreak="0">
+  <w:abstractNum w:abstractNumId="38" w15:restartNumberingAfterBreak="0">
+    <w:nsid w:val="74E40CF9"/>
+    <w:multiLevelType w:val="multilevel"/>
+    <w:tmpl w:val="A7260450"/>
+    <w:lvl w:ilvl="0">
+      <w:start w:val="1"/>
+      <w:numFmt w:val="bullet"/>
+      <w:lvlText w:val=""/>
+      <w:lvlJc w:val="left"/>
+      <w:pPr>
+        <w:tabs>
+          <w:tab w:val="num" w:pos="720"/>
+        </w:tabs>
+        <w:ind w:left="720" w:hanging="360"/>
+      </w:pPr>
+      <w:rPr>
+        <w:rFonts w:ascii="Symbol" w:hAnsi="Symbol" w:hint="default"/>
+        <w:sz w:val="20"/>
+      </w:rPr>
+    </w:lvl>
+    <w:lvl w:ilvl="1" w:tentative="1">
+      <w:start w:val="1"/>
+      <w:numFmt w:val="bullet"/>
+      <w:lvlText w:val="o"/>
+      <w:lvlJc w:val="left"/>
+      <w:pPr>
+        <w:tabs>
+          <w:tab w:val="num" w:pos="1440"/>
+        </w:tabs>
+        <w:ind w:left="1440" w:hanging="360"/>
+      </w:pPr>
+      <w:rPr>
+        <w:rFonts w:ascii="Courier New" w:hAnsi="Courier New" w:hint="default"/>
+        <w:sz w:val="20"/>
+      </w:rPr>
+    </w:lvl>
+    <w:lvl w:ilvl="2" w:tentative="1">
+      <w:start w:val="1"/>
+      <w:numFmt w:val="bullet"/>
+      <w:lvlText w:val=""/>
+      <w:lvlJc w:val="left"/>
+      <w:pPr>
+        <w:tabs>
+          <w:tab w:val="num" w:pos="2160"/>
+        </w:tabs>
+        <w:ind w:left="2160" w:hanging="360"/>
+      </w:pPr>
+      <w:rPr>
+        <w:rFonts w:ascii="Wingdings" w:hAnsi="Wingdings" w:hint="default"/>
+        <w:sz w:val="20"/>
+      </w:rPr>
+    </w:lvl>
+    <w:lvl w:ilvl="3" w:tentative="1">
+      <w:start w:val="1"/>
+      <w:numFmt w:val="bullet"/>
+      <w:lvlText w:val=""/>
+      <w:lvlJc w:val="left"/>
+      <w:pPr>
+        <w:tabs>
+          <w:tab w:val="num" w:pos="2880"/>
+        </w:tabs>
+        <w:ind w:left="2880" w:hanging="360"/>
+      </w:pPr>
+      <w:rPr>
+        <w:rFonts w:ascii="Wingdings" w:hAnsi="Wingdings" w:hint="default"/>
+        <w:sz w:val="20"/>
+      </w:rPr>
+    </w:lvl>
+    <w:lvl w:ilvl="4" w:tentative="1">
+      <w:start w:val="1"/>
+      <w:numFmt w:val="bullet"/>
+      <w:lvlText w:val=""/>
+      <w:lvlJc w:val="left"/>
+      <w:pPr>
+        <w:tabs>
+          <w:tab w:val="num" w:pos="3600"/>
+        </w:tabs>
+        <w:ind w:left="3600" w:hanging="360"/>
+      </w:pPr>
+      <w:rPr>
+        <w:rFonts w:ascii="Wingdings" w:hAnsi="Wingdings" w:hint="default"/>
+        <w:sz w:val="20"/>
+      </w:rPr>
+    </w:lvl>
+    <w:lvl w:ilvl="5" w:tentative="1">
+      <w:start w:val="1"/>
+      <w:numFmt w:val="bullet"/>
+      <w:lvlText w:val=""/>
+      <w:lvlJc w:val="left"/>
+      <w:pPr>
+        <w:tabs>
+          <w:tab w:val="num" w:pos="4320"/>
+        </w:tabs>
+        <w:ind w:left="4320" w:hanging="360"/>
+      </w:pPr>
+      <w:rPr>
+        <w:rFonts w:ascii="Wingdings" w:hAnsi="Wingdings" w:hint="default"/>
+        <w:sz w:val="20"/>
+      </w:rPr>
+    </w:lvl>
+    <w:lvl w:ilvl="6" w:tentative="1">
+      <w:start w:val="1"/>
+      <w:numFmt w:val="bullet"/>
+      <w:lvlText w:val=""/>
+      <w:lvlJc w:val="left"/>
+      <w:pPr>
+        <w:tabs>
+          <w:tab w:val="num" w:pos="5040"/>
+        </w:tabs>
+        <w:ind w:left="5040" w:hanging="360"/>
+      </w:pPr>
+      <w:rPr>
+        <w:rFonts w:ascii="Wingdings" w:hAnsi="Wingdings" w:hint="default"/>
+        <w:sz w:val="20"/>
+      </w:rPr>
+    </w:lvl>
+    <w:lvl w:ilvl="7" w:tentative="1">
+      <w:start w:val="1"/>
+      <w:numFmt w:val="bullet"/>
+      <w:lvlText w:val=""/>
+      <w:lvlJc w:val="left"/>
+      <w:pPr>
+        <w:tabs>
+          <w:tab w:val="num" w:pos="5760"/>
+        </w:tabs>
+        <w:ind w:left="5760" w:hanging="360"/>
+      </w:pPr>
+      <w:rPr>
+        <w:rFonts w:ascii="Wingdings" w:hAnsi="Wingdings" w:hint="default"/>
+        <w:sz w:val="20"/>
+      </w:rPr>
+    </w:lvl>
+    <w:lvl w:ilvl="8" w:tentative="1">
+      <w:start w:val="1"/>
+      <w:numFmt w:val="bullet"/>
+      <w:lvlText w:val=""/>
+      <w:lvlJc w:val="left"/>
+      <w:pPr>
+        <w:tabs>
+          <w:tab w:val="num" w:pos="6480"/>
+        </w:tabs>
+        <w:ind w:left="6480" w:hanging="360"/>
+      </w:pPr>
+      <w:rPr>
+        <w:rFonts w:ascii="Wingdings" w:hAnsi="Wingdings" w:hint="default"/>
+        <w:sz w:val="20"/>
+      </w:rPr>
+    </w:lvl>
+  </w:abstractNum>
+  <w:abstractNum w:abstractNumId="39" w15:restartNumberingAfterBreak="0">
+    <w:nsid w:val="7AF016B3"/>
+    <w:multiLevelType w:val="multilevel"/>
+    <w:tmpl w:val="E1840002"/>
+    <w:lvl w:ilvl="0">
+      <w:start w:val="1"/>
+      <w:numFmt w:val="decimal"/>
+      <w:lvlText w:val="%1."/>
+      <w:lvlJc w:val="left"/>
+      <w:pPr>
+        <w:tabs>
+          <w:tab w:val="num" w:pos="720"/>
+        </w:tabs>
+        <w:ind w:left="720" w:hanging="360"/>
+      </w:pPr>
+    </w:lvl>
+    <w:lvl w:ilvl="1" w:tentative="1">
+      <w:start w:val="1"/>
+      <w:numFmt w:val="decimal"/>
+      <w:lvlText w:val="%2."/>
+      <w:lvlJc w:val="left"/>
+      <w:pPr>
+        <w:tabs>
+          <w:tab w:val="num" w:pos="1440"/>
+        </w:tabs>
+        <w:ind w:left="1440" w:hanging="360"/>
+      </w:pPr>
+    </w:lvl>
+    <w:lvl w:ilvl="2" w:tentative="1">
+      <w:start w:val="1"/>
+      <w:numFmt w:val="decimal"/>
+      <w:lvlText w:val="%3."/>
+      <w:lvlJc w:val="left"/>
+      <w:pPr>
+        <w:tabs>
+          <w:tab w:val="num" w:pos="2160"/>
+        </w:tabs>
+        <w:ind w:left="2160" w:hanging="360"/>
+      </w:pPr>
+    </w:lvl>
+    <w:lvl w:ilvl="3" w:tentative="1">
+      <w:start w:val="1"/>
+      <w:numFmt w:val="decimal"/>
+      <w:lvlText w:val="%4."/>
+      <w:lvlJc w:val="left"/>
+      <w:pPr>
+        <w:tabs>
+          <w:tab w:val="num" w:pos="2880"/>
+        </w:tabs>
+        <w:ind w:left="2880" w:hanging="360"/>
+      </w:pPr>
+    </w:lvl>
+    <w:lvl w:ilvl="4" w:tentative="1">
+      <w:start w:val="1"/>
+      <w:numFmt w:val="decimal"/>
+      <w:lvlText w:val="%5."/>
+      <w:lvlJc w:val="left"/>
+      <w:pPr>
+        <w:tabs>
+          <w:tab w:val="num" w:pos="3600"/>
+        </w:tabs>
+        <w:ind w:left="3600" w:hanging="360"/>
+      </w:pPr>
+    </w:lvl>
+    <w:lvl w:ilvl="5" w:tentative="1">
+      <w:start w:val="1"/>
+      <w:numFmt w:val="decimal"/>
+      <w:lvlText w:val="%6."/>
+      <w:lvlJc w:val="left"/>
+      <w:pPr>
+        <w:tabs>
+          <w:tab w:val="num" w:pos="4320"/>
+        </w:tabs>
+        <w:ind w:left="4320" w:hanging="360"/>
+      </w:pPr>
+    </w:lvl>
+    <w:lvl w:ilvl="6" w:tentative="1">
+      <w:start w:val="1"/>
+      <w:numFmt w:val="decimal"/>
+      <w:lvlText w:val="%7."/>
+      <w:lvlJc w:val="left"/>
+      <w:pPr>
+        <w:tabs>
+          <w:tab w:val="num" w:pos="5040"/>
+        </w:tabs>
+        <w:ind w:left="5040" w:hanging="360"/>
+      </w:pPr>
+    </w:lvl>
+    <w:lvl w:ilvl="7" w:tentative="1">
+      <w:start w:val="1"/>
+      <w:numFmt w:val="decimal"/>
+      <w:lvlText w:val="%8."/>
+      <w:lvlJc w:val="left"/>
+      <w:pPr>
+        <w:tabs>
+          <w:tab w:val="num" w:pos="5760"/>
+        </w:tabs>
+        <w:ind w:left="5760" w:hanging="360"/>
+      </w:pPr>
+    </w:lvl>
+    <w:lvl w:ilvl="8" w:tentative="1">
+      <w:start w:val="1"/>
+      <w:numFmt w:val="decimal"/>
+      <w:lvlText w:val="%9."/>
+      <w:lvlJc w:val="left"/>
+      <w:pPr>
+        <w:tabs>
+          <w:tab w:val="num" w:pos="6480"/>
+        </w:tabs>
+        <w:ind w:left="6480" w:hanging="360"/>
+      </w:pPr>
+    </w:lvl>
+  </w:abstractNum>
+  <w:abstractNum w:abstractNumId="40" w15:restartNumberingAfterBreak="0">
     <w:nsid w:val="7B6D4A6B"/>
     <w:multiLevelType w:val="multilevel"/>
     <w:tmpl w:val="E1840002"/>
@@ -15620,7 +18238,7 @@
       </w:pPr>
     </w:lvl>
   </w:abstractNum>
-  <w:abstractNum w:abstractNumId="37" w15:restartNumberingAfterBreak="0">
+  <w:abstractNum w:abstractNumId="41" w15:restartNumberingAfterBreak="0">
     <w:nsid w:val="7C227890"/>
     <w:multiLevelType w:val="multilevel"/>
     <w:tmpl w:val="E1840002"/>
@@ -15733,7 +18351,7 @@
       </w:pPr>
     </w:lvl>
   </w:abstractNum>
-  <w:abstractNum w:abstractNumId="38" w15:restartNumberingAfterBreak="0">
+  <w:abstractNum w:abstractNumId="42" w15:restartNumberingAfterBreak="0">
     <w:nsid w:val="7D5A3501"/>
     <w:multiLevelType w:val="multilevel"/>
     <w:tmpl w:val="E1840002"/>
@@ -15846,7 +18464,7 @@
       </w:pPr>
     </w:lvl>
   </w:abstractNum>
-  <w:abstractNum w:abstractNumId="39" w15:restartNumberingAfterBreak="0">
+  <w:abstractNum w:abstractNumId="43" w15:restartNumberingAfterBreak="0">
     <w:nsid w:val="7DB97A96"/>
     <w:multiLevelType w:val="multilevel"/>
     <w:tmpl w:val="1C568866"/>
@@ -15999,10 +18617,10 @@
     <w:abstractNumId w:val="3"/>
   </w:num>
   <w:num w:numId="2" w16cid:durableId="1974674958">
-    <w:abstractNumId w:val="19"/>
+    <w:abstractNumId w:val="20"/>
   </w:num>
   <w:num w:numId="3" w16cid:durableId="510877547">
-    <w:abstractNumId w:val="32"/>
+    <w:abstractNumId w:val="34"/>
   </w:num>
   <w:num w:numId="4" w16cid:durableId="503975025">
     <w:abstractNumId w:val="2"/>
@@ -16011,34 +18629,34 @@
     <w:abstractNumId w:val="4"/>
   </w:num>
   <w:num w:numId="6" w16cid:durableId="799349783">
-    <w:abstractNumId w:val="28"/>
+    <w:abstractNumId w:val="30"/>
   </w:num>
   <w:num w:numId="7" w16cid:durableId="540437146">
-    <w:abstractNumId w:val="17"/>
+    <w:abstractNumId w:val="18"/>
   </w:num>
   <w:num w:numId="8" w16cid:durableId="1657494973">
-    <w:abstractNumId w:val="18"/>
+    <w:abstractNumId w:val="19"/>
   </w:num>
   <w:num w:numId="9" w16cid:durableId="1393696268">
     <w:abstractNumId w:val="5"/>
   </w:num>
   <w:num w:numId="10" w16cid:durableId="917330696">
-    <w:abstractNumId w:val="27"/>
+    <w:abstractNumId w:val="29"/>
   </w:num>
   <w:num w:numId="11" w16cid:durableId="1301157376">
     <w:abstractNumId w:val="9"/>
   </w:num>
   <w:num w:numId="12" w16cid:durableId="964459861">
-    <w:abstractNumId w:val="29"/>
+    <w:abstractNumId w:val="31"/>
   </w:num>
   <w:num w:numId="13" w16cid:durableId="1656496085">
     <w:abstractNumId w:val="0"/>
   </w:num>
   <w:num w:numId="14" w16cid:durableId="1434977953">
-    <w:abstractNumId w:val="26"/>
+    <w:abstractNumId w:val="28"/>
   </w:num>
   <w:num w:numId="15" w16cid:durableId="383021496">
-    <w:abstractNumId w:val="24"/>
+    <w:abstractNumId w:val="26"/>
   </w:num>
   <w:num w:numId="16" w16cid:durableId="17587510">
     <w:abstractNumId w:val="14"/>
@@ -16047,61 +18665,61 @@
     <w:abstractNumId w:val="11"/>
   </w:num>
   <w:num w:numId="18" w16cid:durableId="10494101">
-    <w:abstractNumId w:val="37"/>
+    <w:abstractNumId w:val="41"/>
   </w:num>
   <w:num w:numId="19" w16cid:durableId="455024416">
-    <w:abstractNumId w:val="34"/>
+    <w:abstractNumId w:val="36"/>
   </w:num>
   <w:num w:numId="20" w16cid:durableId="1602954682">
     <w:abstractNumId w:val="10"/>
   </w:num>
   <w:num w:numId="21" w16cid:durableId="1354919991">
-    <w:abstractNumId w:val="25"/>
+    <w:abstractNumId w:val="27"/>
   </w:num>
   <w:num w:numId="22" w16cid:durableId="699280233">
     <w:abstractNumId w:val="13"/>
   </w:num>
   <w:num w:numId="23" w16cid:durableId="437062263">
-    <w:abstractNumId w:val="22"/>
+    <w:abstractNumId w:val="24"/>
   </w:num>
   <w:num w:numId="24" w16cid:durableId="1868594887">
     <w:abstractNumId w:val="7"/>
   </w:num>
   <w:num w:numId="25" w16cid:durableId="1077749501">
-    <w:abstractNumId w:val="23"/>
+    <w:abstractNumId w:val="25"/>
   </w:num>
   <w:num w:numId="26" w16cid:durableId="483132272">
-    <w:abstractNumId w:val="30"/>
+    <w:abstractNumId w:val="32"/>
   </w:num>
   <w:num w:numId="27" w16cid:durableId="671027725">
-    <w:abstractNumId w:val="38"/>
+    <w:abstractNumId w:val="42"/>
   </w:num>
   <w:num w:numId="28" w16cid:durableId="1259868989">
     <w:abstractNumId w:val="12"/>
   </w:num>
   <w:num w:numId="29" w16cid:durableId="1497527382">
-    <w:abstractNumId w:val="20"/>
+    <w:abstractNumId w:val="21"/>
   </w:num>
   <w:num w:numId="30" w16cid:durableId="1859074007">
-    <w:abstractNumId w:val="31"/>
+    <w:abstractNumId w:val="33"/>
   </w:num>
   <w:num w:numId="31" w16cid:durableId="1295984709">
-    <w:abstractNumId w:val="33"/>
+    <w:abstractNumId w:val="35"/>
   </w:num>
   <w:num w:numId="32" w16cid:durableId="84110766">
-    <w:abstractNumId w:val="21"/>
+    <w:abstractNumId w:val="22"/>
   </w:num>
   <w:num w:numId="33" w16cid:durableId="1549410991">
     <w:abstractNumId w:val="8"/>
   </w:num>
   <w:num w:numId="34" w16cid:durableId="616108214">
-    <w:abstractNumId w:val="36"/>
+    <w:abstractNumId w:val="40"/>
   </w:num>
   <w:num w:numId="35" w16cid:durableId="733115626">
-    <w:abstractNumId w:val="39"/>
+    <w:abstractNumId w:val="43"/>
   </w:num>
   <w:num w:numId="36" w16cid:durableId="1158572298">
-    <w:abstractNumId w:val="16"/>
+    <w:abstractNumId w:val="17"/>
   </w:num>
   <w:num w:numId="37" w16cid:durableId="313681957">
     <w:abstractNumId w:val="15"/>
@@ -16113,7 +18731,19 @@
     <w:abstractNumId w:val="1"/>
   </w:num>
   <w:num w:numId="40" w16cid:durableId="147744630">
-    <w:abstractNumId w:val="35"/>
+    <w:abstractNumId w:val="37"/>
+  </w:num>
+  <w:num w:numId="41" w16cid:durableId="73821581">
+    <w:abstractNumId w:val="16"/>
+  </w:num>
+  <w:num w:numId="42" w16cid:durableId="1860510687">
+    <w:abstractNumId w:val="38"/>
+  </w:num>
+  <w:num w:numId="43" w16cid:durableId="1628464849">
+    <w:abstractNumId w:val="23"/>
+  </w:num>
+  <w:num w:numId="44" w16cid:durableId="291058347">
+    <w:abstractNumId w:val="39"/>
   </w:num>
 </w:numbering>
 </file>
@@ -16518,7 +19148,7 @@
   <w:style w:type="paragraph" w:default="1" w:styleId="Normal">
     <w:name w:val="Normal"/>
     <w:qFormat/>
-    <w:rsid w:val="009D6017"/>
+    <w:rsid w:val="0098339C"/>
   </w:style>
   <w:style w:type="paragraph" w:styleId="Heading1">
     <w:name w:val="heading 1"/>
